--- a/05-数字电路/02-时序逻辑电路/二进制计数器电路/二进制计数器电路.docx
+++ b/05-数字电路/02-时序逻辑电路/二进制计数器电路/二进制计数器电路.docx
@@ -2571,6 +2571,20 @@
     </w:p>
     <w:bookmarkEnd w:id="26"/>
     <w:bookmarkEnd w:id="27"/>
+    <w:p>
+      <w:pPr>
+        <w:spacing w:before="360"/>
+        <w:jc w:val="center"/>
+      </w:pPr>
+      <w:r>
+        <w:rPr>
+          <w:rFonts w:ascii="Times New Roman" w:hAnsi="Times New Roman"/>
+          <w:color w:val="555555"/>
+          <w:sz w:val="21"/>
+        </w:rPr>
+        <w:t>材料收集者：杜文杰</w:t>
+      </w:r>
+    </w:p>
     <w:sectPr>
       <w:headerReference r:id="rId9" w:type="default"/>
       <w:footerReference r:id="rId10" w:type="default"/>

--- a/05-数字电路/02-时序逻辑电路/二进制计数器电路/二进制计数器电路.docx
+++ b/05-数字电路/02-时序逻辑电路/二进制计数器电路/二进制计数器电路.docx
@@ -1,6 +1,6 @@
 
 <file path=word/document.xml><?xml version="1.0" encoding="utf-8"?>
-<w:document xmlns:w="http://schemas.openxmlformats.org/wordprocessingml/2006/main" xmlns:m="http://schemas.openxmlformats.org/officeDocument/2006/math" xmlns:r="http://schemas.openxmlformats.org/officeDocument/2006/relationships" xmlns:o="urn:schemas-microsoft-com:office:office" xmlns:v="urn:schemas-microsoft-com:vml" xmlns:w10="urn:schemas-microsoft-com:office:word" xmlns:a="http://schemas.openxmlformats.org/drawingml/2006/main" xmlns:pic="http://schemas.openxmlformats.org/drawingml/2006/picture" xmlns:wp="http://schemas.openxmlformats.org/drawingml/2006/wordprocessingDrawing">
+<w:document xmlns:m="http://schemas.openxmlformats.org/officeDocument/2006/math" xmlns:r="http://schemas.openxmlformats.org/officeDocument/2006/relationships" xmlns:w="http://schemas.openxmlformats.org/wordprocessingml/2006/main" xmlns:o="urn:schemas-microsoft-com:office:office" xmlns:v="urn:schemas-microsoft-com:vml" xmlns:w10="urn:schemas-microsoft-com:office:word" xmlns:a="http://schemas.openxmlformats.org/drawingml/2006/main" xmlns:pic="http://schemas.openxmlformats.org/drawingml/2006/picture" xmlns:wp="http://schemas.openxmlformats.org/drawingml/2006/wordprocessingDrawing">
   <w:body>
     <w:bookmarkStart w:id="27" w:name="二进制计数器电路"/>
     <w:p>
@@ -9,7 +9,7 @@
       </w:pPr>
       <w:r>
         <w:rPr>
-          <w:rFonts w:hint="eastAsia"/>
+          <w:rFonts w:hint="eastAsia" w:eastAsia="黑体"/>
         </w:rPr>
         <w:t xml:space="preserve">二进制计数器电路</w:t>
       </w:r>
@@ -21,7 +21,7 @@
       </w:pPr>
       <w:r>
         <w:rPr>
-          <w:rFonts w:hint="eastAsia"/>
+          <w:rFonts w:hint="eastAsia" w:eastAsia="黑体"/>
         </w:rPr>
         <w:t xml:space="preserve">拓扑描述</w:t>
       </w:r>
@@ -32,11 +32,14 @@
       </w:pPr>
       <w:r>
         <w:rPr>
-          <w:rFonts w:hint="eastAsia"/>
+          <w:rFonts w:hint="eastAsia" w:eastAsia="黑体"/>
         </w:rPr>
         <w:t xml:space="preserve">由</w:t>
       </w:r>
       <w:r>
+        <w:rPr>
+          <w:rFonts w:eastAsia="黑体"/>
+        </w:rPr>
         <w:t xml:space="preserve"> </w:t>
       </w:r>
       <m:oMath>
@@ -46,6 +49,7 @@
       </m:oMath>
       <w:r>
         <w:rPr>
+          <w:rFonts w:eastAsia="黑体"/>
           <w:b/>
           <w:bCs/>
         </w:rPr>
@@ -53,7 +57,7 @@
       </w:r>
       <w:r>
         <w:rPr>
-          <w:rFonts w:hint="eastAsia"/>
+          <w:rFonts w:hint="eastAsia" w:eastAsia="黑体"/>
           <w:b/>
           <w:bCs/>
         </w:rPr>
@@ -61,6 +65,7 @@
       </w:r>
       <w:r>
         <w:rPr>
+          <w:rFonts w:eastAsia="黑体"/>
           <w:b/>
           <w:bCs/>
         </w:rPr>
@@ -68,7 +73,7 @@
       </w:r>
       <w:r>
         <w:rPr>
-          <w:rFonts w:hint="eastAsia"/>
+          <w:rFonts w:hint="eastAsia" w:eastAsia="黑体"/>
           <w:b/>
           <w:bCs/>
         </w:rPr>
@@ -76,6 +81,7 @@
       </w:r>
       <w:r>
         <w:rPr>
+          <w:rFonts w:eastAsia="黑体"/>
           <w:b/>
           <w:bCs/>
         </w:rPr>
@@ -163,29 +169,38 @@
       </m:oMath>
       <w:r>
         <w:rPr>
-          <w:rFonts w:hint="eastAsia"/>
+          <w:rFonts w:hint="eastAsia" w:eastAsia="黑体"/>
         </w:rPr>
         <w:t xml:space="preserve">（或</w:t>
       </w:r>
       <w:r>
+        <w:rPr>
+          <w:rFonts w:eastAsia="黑体"/>
+        </w:rPr>
         <w:t xml:space="preserve"> JK </w:t>
       </w:r>
       <w:r>
         <w:rPr>
-          <w:rFonts w:hint="eastAsia"/>
+          <w:rFonts w:hint="eastAsia" w:eastAsia="黑体"/>
         </w:rPr>
         <w:t xml:space="preserve">触发器接成</w:t>
       </w:r>
       <w:r>
+        <w:rPr>
+          <w:rFonts w:eastAsia="黑体"/>
+        </w:rPr>
         <w:t xml:space="preserve"> T </w:t>
       </w:r>
       <w:r>
         <w:rPr>
-          <w:rFonts w:hint="eastAsia"/>
+          <w:rFonts w:hint="eastAsia" w:eastAsia="黑体"/>
         </w:rPr>
         <w:t xml:space="preserve">型）逐级级联而成，第</w:t>
       </w:r>
       <w:r>
+        <w:rPr>
+          <w:rFonts w:eastAsia="黑体"/>
+        </w:rPr>
         <w:t xml:space="preserve"> </w:t>
       </w:r>
       <m:oMath>
@@ -194,15 +209,21 @@
         </m:r>
       </m:oMath>
       <w:r>
+        <w:rPr>
+          <w:rFonts w:eastAsia="黑体"/>
+        </w:rPr>
         <w:t xml:space="preserve"> </w:t>
       </w:r>
       <w:r>
         <w:rPr>
-          <w:rFonts w:hint="eastAsia"/>
+          <w:rFonts w:hint="eastAsia" w:eastAsia="黑体"/>
         </w:rPr>
         <w:t xml:space="preserve">位的输出</w:t>
       </w:r>
       <w:r>
+        <w:rPr>
+          <w:rFonts w:eastAsia="黑体"/>
+        </w:rPr>
         <w:t xml:space="preserve"> </w:t>
       </w:r>
       <m:oMath>
@@ -220,15 +241,21 @@
         </m:sSub>
       </m:oMath>
       <w:r>
+        <w:rPr>
+          <w:rFonts w:eastAsia="黑体"/>
+        </w:rPr>
         <w:t xml:space="preserve"> </w:t>
       </w:r>
       <w:r>
         <w:rPr>
-          <w:rFonts w:hint="eastAsia"/>
+          <w:rFonts w:hint="eastAsia" w:eastAsia="黑体"/>
         </w:rPr>
         <w:t xml:space="preserve">对应二进制第</w:t>
       </w:r>
       <w:r>
+        <w:rPr>
+          <w:rFonts w:eastAsia="黑体"/>
+        </w:rPr>
         <w:t xml:space="preserve"> </w:t>
       </w:r>
       <m:oMath>
@@ -237,26 +264,32 @@
         </m:r>
       </m:oMath>
       <w:r>
+        <w:rPr>
+          <w:rFonts w:eastAsia="黑体"/>
+        </w:rPr>
         <w:t xml:space="preserve"> </w:t>
       </w:r>
       <w:r>
         <w:rPr>
-          <w:rFonts w:hint="eastAsia"/>
+          <w:rFonts w:hint="eastAsia" w:eastAsia="黑体"/>
         </w:rPr>
         <w:t xml:space="preserve">位。电路共</w:t>
       </w:r>
       <w:r>
+        <w:rPr>
+          <w:rFonts w:eastAsia="黑体"/>
+        </w:rPr>
         <w:t xml:space="preserve"> 4 </w:t>
       </w:r>
       <w:r>
         <w:rPr>
-          <w:rFonts w:hint="eastAsia"/>
+          <w:rFonts w:hint="eastAsia" w:eastAsia="黑体"/>
         </w:rPr>
         <w:t xml:space="preserve">组关键节点：</w:t>
       </w:r>
       <w:r>
         <w:rPr>
-          <w:rFonts w:hint="eastAsia"/>
+          <w:rFonts w:hint="eastAsia" w:eastAsia="黑体"/>
           <w:b/>
           <w:bCs/>
         </w:rPr>
@@ -264,6 +297,7 @@
       </w:r>
       <w:r>
         <w:rPr>
+          <w:rFonts w:eastAsia="黑体"/>
           <w:b/>
           <w:bCs/>
         </w:rPr>
@@ -271,7 +305,7 @@
       </w:r>
       <w:r>
         <w:rPr>
-          <w:rFonts w:hint="eastAsia"/>
+          <w:rFonts w:hint="eastAsia" w:eastAsia="黑体"/>
           <w:b/>
           <w:bCs/>
         </w:rPr>
@@ -279,6 +313,7 @@
       </w:r>
       <w:r>
         <w:rPr>
+          <w:rFonts w:eastAsia="黑体"/>
           <w:b/>
           <w:bCs/>
         </w:rPr>
@@ -297,11 +332,14 @@
       </m:oMath>
       <w:r>
         <w:rPr>
-          <w:rFonts w:hint="eastAsia"/>
+          <w:rFonts w:hint="eastAsia" w:eastAsia="黑体"/>
         </w:rPr>
         <w:t xml:space="preserve">（异步型接</w:t>
       </w:r>
       <w:r>
+        <w:rPr>
+          <w:rFonts w:eastAsia="黑体"/>
+        </w:rPr>
         <w:t xml:space="preserve"> </w:t>
       </w:r>
       <m:oMath>
@@ -322,17 +360,20 @@
         </m:sSub>
       </m:oMath>
       <w:r>
+        <w:rPr>
+          <w:rFonts w:eastAsia="黑体"/>
+        </w:rPr>
         <w:t xml:space="preserve"> </w:t>
       </w:r>
       <w:r>
         <w:rPr>
-          <w:rFonts w:hint="eastAsia"/>
+          <w:rFonts w:hint="eastAsia" w:eastAsia="黑体"/>
         </w:rPr>
         <w:t xml:space="preserve">时钟，同步型接全部触发器公共时钟）；</w:t>
       </w:r>
       <w:r>
         <w:rPr>
-          <w:rFonts w:hint="eastAsia"/>
+          <w:rFonts w:hint="eastAsia" w:eastAsia="黑体"/>
           <w:b/>
           <w:bCs/>
         </w:rPr>
@@ -340,6 +381,7 @@
       </w:r>
       <w:r>
         <w:rPr>
+          <w:rFonts w:eastAsia="黑体"/>
           <w:b/>
           <w:bCs/>
         </w:rPr>
@@ -347,7 +389,7 @@
       </w:r>
       <w:r>
         <w:rPr>
-          <w:rFonts w:hint="eastAsia"/>
+          <w:rFonts w:hint="eastAsia" w:eastAsia="黑体"/>
           <w:b/>
           <w:bCs/>
         </w:rPr>
@@ -355,6 +397,7 @@
       </w:r>
       <w:r>
         <w:rPr>
+          <w:rFonts w:eastAsia="黑体"/>
           <w:b/>
           <w:bCs/>
         </w:rPr>
@@ -433,7 +476,7 @@
       </m:oMath>
       <w:r>
         <w:rPr>
-          <w:rFonts w:hint="eastAsia"/>
+          <w:rFonts w:hint="eastAsia" w:eastAsia="黑体"/>
         </w:rPr>
         <w:t xml:space="preserve">（</w:t>
       </w:r>
@@ -455,15 +498,21 @@
         </m:sSub>
       </m:oMath>
       <w:r>
+        <w:rPr>
+          <w:rFonts w:eastAsia="黑体"/>
+        </w:rPr>
         <w:t xml:space="preserve"> </w:t>
       </w:r>
       <w:r>
         <w:rPr>
-          <w:rFonts w:hint="eastAsia"/>
+          <w:rFonts w:hint="eastAsia" w:eastAsia="黑体"/>
         </w:rPr>
         <w:t xml:space="preserve">的输出，即</w:t>
       </w:r>
       <w:r>
+        <w:rPr>
+          <w:rFonts w:eastAsia="黑体"/>
+        </w:rPr>
         <w:t xml:space="preserve"> </w:t>
       </w:r>
       <m:oMath>
@@ -472,17 +521,20 @@
         </m:r>
       </m:oMath>
       <w:r>
+        <w:rPr>
+          <w:rFonts w:eastAsia="黑体"/>
+        </w:rPr>
         <w:t xml:space="preserve"> </w:t>
       </w:r>
       <w:r>
         <w:rPr>
-          <w:rFonts w:hint="eastAsia"/>
+          <w:rFonts w:hint="eastAsia" w:eastAsia="黑体"/>
         </w:rPr>
         <w:t xml:space="preserve">位二进制码）；</w:t>
       </w:r>
       <w:r>
         <w:rPr>
-          <w:rFonts w:hint="eastAsia"/>
+          <w:rFonts w:hint="eastAsia" w:eastAsia="黑体"/>
           <w:b/>
           <w:bCs/>
         </w:rPr>
@@ -490,6 +542,7 @@
       </w:r>
       <w:r>
         <w:rPr>
+          <w:rFonts w:eastAsia="黑体"/>
           <w:b/>
           <w:bCs/>
         </w:rPr>
@@ -497,7 +550,7 @@
       </w:r>
       <w:r>
         <w:rPr>
-          <w:rFonts w:hint="eastAsia"/>
+          <w:rFonts w:hint="eastAsia" w:eastAsia="黑体"/>
           <w:b/>
           <w:bCs/>
         </w:rPr>
@@ -505,6 +558,7 @@
       </w:r>
       <w:r>
         <w:rPr>
+          <w:rFonts w:eastAsia="黑体"/>
           <w:b/>
           <w:bCs/>
         </w:rPr>
@@ -565,11 +619,14 @@
       </m:oMath>
       <w:r>
         <w:rPr>
-          <w:rFonts w:hint="eastAsia"/>
+          <w:rFonts w:hint="eastAsia" w:eastAsia="黑体"/>
         </w:rPr>
         <w:t xml:space="preserve">（异步型为前一级</w:t>
       </w:r>
       <w:r>
+        <w:rPr>
+          <w:rFonts w:eastAsia="黑体"/>
+        </w:rPr>
         <w:t xml:space="preserve"> </w:t>
       </w:r>
       <m:oMath>
@@ -596,15 +653,21 @@
         </m:sSub>
       </m:oMath>
       <w:r>
+        <w:rPr>
+          <w:rFonts w:eastAsia="黑体"/>
+        </w:rPr>
         <w:t xml:space="preserve"> </w:t>
       </w:r>
       <w:r>
         <w:rPr>
-          <w:rFonts w:hint="eastAsia"/>
+          <w:rFonts w:hint="eastAsia" w:eastAsia="黑体"/>
         </w:rPr>
         <w:t xml:space="preserve">送</w:t>
       </w:r>
       <w:r>
+        <w:rPr>
+          <w:rFonts w:eastAsia="黑体"/>
+        </w:rPr>
         <w:t xml:space="preserve"> </w:t>
       </w:r>
       <m:oMath>
@@ -625,15 +688,21 @@
         </m:sSub>
       </m:oMath>
       <w:r>
+        <w:rPr>
+          <w:rFonts w:eastAsia="黑体"/>
+        </w:rPr>
         <w:t xml:space="preserve"> </w:t>
       </w:r>
       <w:r>
         <w:rPr>
-          <w:rFonts w:hint="eastAsia"/>
+          <w:rFonts w:hint="eastAsia" w:eastAsia="黑体"/>
         </w:rPr>
         <w:t xml:space="preserve">时钟，同步型为低位乘积送</w:t>
       </w:r>
       <w:r>
+        <w:rPr>
+          <w:rFonts w:eastAsia="黑体"/>
+        </w:rPr>
         <w:t xml:space="preserve"> </w:t>
       </w:r>
       <m:oMath>
@@ -654,17 +723,20 @@
         </m:sSub>
       </m:oMath>
       <w:r>
+        <w:rPr>
+          <w:rFonts w:eastAsia="黑体"/>
+        </w:rPr>
         <w:t xml:space="preserve"> </w:t>
       </w:r>
       <w:r>
         <w:rPr>
-          <w:rFonts w:hint="eastAsia"/>
+          <w:rFonts w:hint="eastAsia" w:eastAsia="黑体"/>
         </w:rPr>
         <w:t xml:space="preserve">使能）；</w:t>
       </w:r>
       <w:r>
         <w:rPr>
-          <w:rFonts w:hint="eastAsia"/>
+          <w:rFonts w:hint="eastAsia" w:eastAsia="黑体"/>
           <w:b/>
           <w:bCs/>
         </w:rPr>
@@ -672,6 +744,7 @@
       </w:r>
       <w:r>
         <w:rPr>
+          <w:rFonts w:eastAsia="黑体"/>
           <w:b/>
           <w:bCs/>
         </w:rPr>
@@ -679,7 +752,7 @@
       </w:r>
       <w:r>
         <w:rPr>
-          <w:rFonts w:hint="eastAsia"/>
+          <w:rFonts w:hint="eastAsia" w:eastAsia="黑体"/>
           <w:b/>
           <w:bCs/>
         </w:rPr>
@@ -687,6 +760,7 @@
       </w:r>
       <w:r>
         <w:rPr>
+          <w:rFonts w:eastAsia="黑体"/>
           <w:b/>
           <w:bCs/>
         </w:rPr>
@@ -705,7 +779,7 @@
       </m:oMath>
       <w:r>
         <w:rPr>
-          <w:rFonts w:hint="eastAsia"/>
+          <w:rFonts w:hint="eastAsia" w:eastAsia="黑体"/>
         </w:rPr>
         <w:t xml:space="preserve">（接各级清零脚）。</w:t>
       </w:r>
@@ -714,7 +788,7 @@
       <w:pPr/>
       <w:r>
         <w:rPr>
-          <w:rFonts w:hint="eastAsia"/>
+          <w:rFonts w:hint="eastAsia" w:eastAsia="黑体"/>
         </w:rPr>
         <w:t xml:space="preserve">各单元管脚连接：</w:t>
       </w:r>
@@ -737,22 +811,28 @@
       </m:oMath>
       <w:r>
         <w:rPr>
-          <w:rFonts w:hint="eastAsia"/>
+          <w:rFonts w:hint="eastAsia" w:eastAsia="黑体"/>
           <w:b/>
           <w:bCs/>
         </w:rPr>
         <w:t xml:space="preserve">（最低位）</w:t>
       </w:r>
       <w:r>
+        <w:rPr>
+          <w:rFonts w:eastAsia="黑体"/>
+        </w:rPr>
         <w:t xml:space="preserve"> </w:t>
       </w:r>
       <w:r>
         <w:rPr>
-          <w:rFonts w:hint="eastAsia"/>
+          <w:rFonts w:hint="eastAsia" w:eastAsia="黑体"/>
         </w:rPr>
         <w:t xml:space="preserve">的</w:t>
       </w:r>
       <w:r>
+        <w:rPr>
+          <w:rFonts w:eastAsia="黑体"/>
+        </w:rPr>
         <w:t xml:space="preserve"> </w:t>
       </w:r>
       <m:oMath>
@@ -761,24 +841,33 @@
         </m:r>
       </m:oMath>
       <w:r>
+        <w:rPr>
+          <w:rFonts w:eastAsia="黑体"/>
+        </w:rPr>
         <w:t xml:space="preserve"> </w:t>
       </w:r>
       <w:r>
         <w:rPr>
-          <w:rFonts w:hint="eastAsia"/>
+          <w:rFonts w:hint="eastAsia" w:eastAsia="黑体"/>
         </w:rPr>
         <w:t xml:space="preserve">脚接高电平（恒</w:t>
       </w:r>
       <w:r>
+        <w:rPr>
+          <w:rFonts w:eastAsia="黑体"/>
+        </w:rPr>
         <w:t xml:space="preserve"> </w:t>
       </w:r>
       <w:r>
         <w:rPr>
-          <w:rFonts w:hint="eastAsia"/>
+          <w:rFonts w:hint="eastAsia" w:eastAsia="黑体"/>
         </w:rPr>
         <w:t xml:space="preserve">1），时钟脚接时钟节点</w:t>
       </w:r>
       <w:r>
+        <w:rPr>
+          <w:rFonts w:eastAsia="黑体"/>
+        </w:rPr>
         <w:t xml:space="preserve"> </w:t>
       </w:r>
       <m:oMath>
@@ -794,11 +883,14 @@
       </m:oMath>
       <w:r>
         <w:rPr>
-          <w:rFonts w:hint="eastAsia"/>
+          <w:rFonts w:hint="eastAsia" w:eastAsia="黑体"/>
         </w:rPr>
         <w:t xml:space="preserve">，输出脚</w:t>
       </w:r>
       <w:r>
+        <w:rPr>
+          <w:rFonts w:eastAsia="黑体"/>
+        </w:rPr>
         <w:t xml:space="preserve"> </w:t>
       </w:r>
       <m:oMath>
@@ -807,15 +899,21 @@
         </m:r>
       </m:oMath>
       <w:r>
+        <w:rPr>
+          <w:rFonts w:eastAsia="黑体"/>
+        </w:rPr>
         <w:t xml:space="preserve"> </w:t>
       </w:r>
       <w:r>
         <w:rPr>
-          <w:rFonts w:hint="eastAsia"/>
+          <w:rFonts w:hint="eastAsia" w:eastAsia="黑体"/>
         </w:rPr>
         <w:t xml:space="preserve">接</w:t>
       </w:r>
       <w:r>
+        <w:rPr>
+          <w:rFonts w:eastAsia="黑体"/>
+        </w:rPr>
         <w:t xml:space="preserve"> </w:t>
       </w:r>
       <m:oMath>
@@ -834,7 +932,7 @@
       </m:oMath>
       <w:r>
         <w:rPr>
-          <w:rFonts w:hint="eastAsia"/>
+          <w:rFonts w:hint="eastAsia" w:eastAsia="黑体"/>
         </w:rPr>
         <w:t xml:space="preserve">；</w:t>
       </w:r>
@@ -857,7 +955,7 @@
       </m:oMath>
       <w:r>
         <w:rPr>
-          <w:rFonts w:hint="eastAsia"/>
+          <w:rFonts w:hint="eastAsia" w:eastAsia="黑体"/>
           <w:b/>
           <w:bCs/>
         </w:rPr>
@@ -879,22 +977,28 @@
       </m:oMath>
       <w:r>
         <w:rPr>
-          <w:rFonts w:hint="eastAsia"/>
+          <w:rFonts w:hint="eastAsia" w:eastAsia="黑体"/>
           <w:b/>
           <w:bCs/>
         </w:rPr>
         <w:t xml:space="preserve">）</w:t>
       </w:r>
       <w:r>
+        <w:rPr>
+          <w:rFonts w:eastAsia="黑体"/>
+        </w:rPr>
         <w:t xml:space="preserve"> </w:t>
       </w:r>
       <w:r>
         <w:rPr>
-          <w:rFonts w:hint="eastAsia"/>
+          <w:rFonts w:hint="eastAsia" w:eastAsia="黑体"/>
         </w:rPr>
         <w:t xml:space="preserve">的</w:t>
       </w:r>
       <w:r>
+        <w:rPr>
+          <w:rFonts w:eastAsia="黑体"/>
+        </w:rPr>
         <w:t xml:space="preserve"> </w:t>
       </w:r>
       <m:oMath>
@@ -903,15 +1007,21 @@
         </m:r>
       </m:oMath>
       <w:r>
+        <w:rPr>
+          <w:rFonts w:eastAsia="黑体"/>
+        </w:rPr>
         <w:t xml:space="preserve"> </w:t>
       </w:r>
       <w:r>
         <w:rPr>
-          <w:rFonts w:hint="eastAsia"/>
+          <w:rFonts w:hint="eastAsia" w:eastAsia="黑体"/>
         </w:rPr>
         <w:t xml:space="preserve">脚接高电平，时钟脚（异步型）接前一级输出节点</w:t>
       </w:r>
       <w:r>
+        <w:rPr>
+          <w:rFonts w:eastAsia="黑体"/>
+        </w:rPr>
         <w:t xml:space="preserve"> </w:t>
       </w:r>
       <m:oMath>
@@ -938,15 +1048,21 @@
         </m:sSub>
       </m:oMath>
       <w:r>
+        <w:rPr>
+          <w:rFonts w:eastAsia="黑体"/>
+        </w:rPr>
         <w:t xml:space="preserve"> </w:t>
       </w:r>
       <w:r>
         <w:rPr>
-          <w:rFonts w:hint="eastAsia"/>
+          <w:rFonts w:hint="eastAsia" w:eastAsia="黑体"/>
         </w:rPr>
         <w:t xml:space="preserve">或（同步型）接公共</w:t>
       </w:r>
       <w:r>
+        <w:rPr>
+          <w:rFonts w:eastAsia="黑体"/>
+        </w:rPr>
         <w:t xml:space="preserve"> </w:t>
       </w:r>
       <m:oMath>
@@ -961,15 +1077,21 @@
         </m:r>
       </m:oMath>
       <w:r>
+        <w:rPr>
+          <w:rFonts w:eastAsia="黑体"/>
+        </w:rPr>
         <w:t xml:space="preserve"> </w:t>
       </w:r>
       <w:r>
         <w:rPr>
-          <w:rFonts w:hint="eastAsia"/>
+          <w:rFonts w:hint="eastAsia" w:eastAsia="黑体"/>
         </w:rPr>
         <w:t xml:space="preserve">且使能脚接低位乘积节点，输出脚</w:t>
       </w:r>
       <w:r>
+        <w:rPr>
+          <w:rFonts w:eastAsia="黑体"/>
+        </w:rPr>
         <w:t xml:space="preserve"> </w:t>
       </w:r>
       <m:oMath>
@@ -978,15 +1100,21 @@
         </m:r>
       </m:oMath>
       <w:r>
+        <w:rPr>
+          <w:rFonts w:eastAsia="黑体"/>
+        </w:rPr>
         <w:t xml:space="preserve"> </w:t>
       </w:r>
       <w:r>
         <w:rPr>
-          <w:rFonts w:hint="eastAsia"/>
+          <w:rFonts w:hint="eastAsia" w:eastAsia="黑体"/>
         </w:rPr>
         <w:t xml:space="preserve">接</w:t>
       </w:r>
       <w:r>
+        <w:rPr>
+          <w:rFonts w:eastAsia="黑体"/>
+        </w:rPr>
         <w:t xml:space="preserve"> </w:t>
       </w:r>
       <m:oMath>
@@ -1005,11 +1133,14 @@
       </m:oMath>
       <w:r>
         <w:rPr>
-          <w:rFonts w:hint="eastAsia"/>
+          <w:rFonts w:hint="eastAsia" w:eastAsia="黑体"/>
         </w:rPr>
         <w:t xml:space="preserve">；各触发器复位脚</w:t>
       </w:r>
       <w:r>
+        <w:rPr>
+          <w:rFonts w:eastAsia="黑体"/>
+        </w:rPr>
         <w:t xml:space="preserve"> </w:t>
       </w:r>
       <m:oMath>
@@ -1018,15 +1149,21 @@
         </m:r>
       </m:oMath>
       <w:r>
+        <w:rPr>
+          <w:rFonts w:eastAsia="黑体"/>
+        </w:rPr>
         <w:t xml:space="preserve"> </w:t>
       </w:r>
       <w:r>
         <w:rPr>
-          <w:rFonts w:hint="eastAsia"/>
+          <w:rFonts w:hint="eastAsia" w:eastAsia="黑体"/>
         </w:rPr>
         <w:t xml:space="preserve">接</w:t>
       </w:r>
       <w:r>
+        <w:rPr>
+          <w:rFonts w:eastAsia="黑体"/>
+        </w:rPr>
         <w:t xml:space="preserve"> </w:t>
       </w:r>
       <m:oMath>
@@ -1042,11 +1179,14 @@
       </m:oMath>
       <w:r>
         <w:rPr>
-          <w:rFonts w:hint="eastAsia"/>
+          <w:rFonts w:hint="eastAsia" w:eastAsia="黑体"/>
         </w:rPr>
         <w:t xml:space="preserve">，正电源脚</w:t>
       </w:r>
       <w:r>
+        <w:rPr>
+          <w:rFonts w:eastAsia="黑体"/>
+        </w:rPr>
         <w:t xml:space="preserve"> </w:t>
       </w:r>
       <m:oMath>
@@ -1067,15 +1207,21 @@
         </m:sSub>
       </m:oMath>
       <w:r>
+        <w:rPr>
+          <w:rFonts w:eastAsia="黑体"/>
+        </w:rPr>
         <w:t xml:space="preserve"> </w:t>
       </w:r>
       <w:r>
         <w:rPr>
-          <w:rFonts w:hint="eastAsia"/>
+          <w:rFonts w:hint="eastAsia" w:eastAsia="黑体"/>
         </w:rPr>
         <w:t xml:space="preserve">接</w:t>
       </w:r>
       <w:r>
+        <w:rPr>
+          <w:rFonts w:eastAsia="黑体"/>
+        </w:rPr>
         <w:t xml:space="preserve"> </w:t>
       </w:r>
       <m:oMath>
@@ -1103,11 +1249,14 @@
       </m:oMath>
       <w:r>
         <w:rPr>
-          <w:rFonts w:hint="eastAsia"/>
+          <w:rFonts w:hint="eastAsia" w:eastAsia="黑体"/>
         </w:rPr>
         <w:t xml:space="preserve">、地脚</w:t>
       </w:r>
       <w:r>
+        <w:rPr>
+          <w:rFonts w:eastAsia="黑体"/>
+        </w:rPr>
         <w:t xml:space="preserve"> </w:t>
       </w:r>
       <m:oMath>
@@ -1122,38 +1271,50 @@
         </m:r>
       </m:oMath>
       <w:r>
+        <w:rPr>
+          <w:rFonts w:eastAsia="黑体"/>
+        </w:rPr>
         <w:t xml:space="preserve"> </w:t>
       </w:r>
       <w:r>
         <w:rPr>
-          <w:rFonts w:hint="eastAsia"/>
+          <w:rFonts w:hint="eastAsia" w:eastAsia="黑体"/>
         </w:rPr>
         <w:t xml:space="preserve">接地。最低位每时钟翻转一次，高位在其低位由</w:t>
       </w:r>
       <w:r>
+        <w:rPr>
+          <w:rFonts w:eastAsia="黑体"/>
+        </w:rPr>
         <w:t xml:space="preserve"> 1 </w:t>
       </w:r>
       <w:r>
         <w:rPr>
-          <w:rFonts w:hint="eastAsia"/>
+          <w:rFonts w:hint="eastAsia" w:eastAsia="黑体"/>
         </w:rPr>
         <w:t xml:space="preserve">变</w:t>
       </w:r>
       <w:r>
+        <w:rPr>
+          <w:rFonts w:eastAsia="黑体"/>
+        </w:rPr>
         <w:t xml:space="preserve"> </w:t>
       </w:r>
       <w:r>
         <w:rPr>
-          <w:rFonts w:hint="eastAsia"/>
+          <w:rFonts w:hint="eastAsia" w:eastAsia="黑体"/>
         </w:rPr>
         <w:t xml:space="preserve">0（异步进位）或低位全</w:t>
       </w:r>
       <w:r>
+        <w:rPr>
+          <w:rFonts w:eastAsia="黑体"/>
+        </w:rPr>
         <w:t xml:space="preserve"> </w:t>
       </w:r>
       <w:r>
         <w:rPr>
-          <w:rFonts w:hint="eastAsia"/>
+          <w:rFonts w:hint="eastAsia" w:eastAsia="黑体"/>
         </w:rPr>
         <w:t xml:space="preserve">1（同步进位）时翻转，从而按二进制递增计数。</w:t>
       </w:r>
@@ -1162,7 +1323,7 @@
       <w:pPr/>
       <w:r>
         <w:rPr>
-          <w:rFonts w:hint="eastAsia"/>
+          <w:rFonts w:hint="eastAsia" w:eastAsia="黑体"/>
         </w:rPr>
         <w:t xml:space="preserve">由此构成”</w:t>
       </w:r>
@@ -1172,15 +1333,21 @@
         </m:r>
       </m:oMath>
       <w:r>
+        <w:rPr>
+          <w:rFonts w:eastAsia="黑体"/>
+        </w:rPr>
         <w:t xml:space="preserve"> </w:t>
       </w:r>
       <w:r>
         <w:rPr>
-          <w:rFonts w:hint="eastAsia"/>
+          <w:rFonts w:hint="eastAsia" w:eastAsia="黑体"/>
         </w:rPr>
         <w:t xml:space="preserve">位二进制（模</w:t>
       </w:r>
       <w:r>
+        <w:rPr>
+          <w:rFonts w:eastAsia="黑体"/>
+        </w:rPr>
         <w:t xml:space="preserve"> </w:t>
       </w:r>
       <m:oMath>
@@ -1199,11 +1366,14 @@
       </m:oMath>
       <w:r>
         <w:rPr>
-          <w:rFonts w:hint="eastAsia"/>
+          <w:rFonts w:hint="eastAsia" w:eastAsia="黑体"/>
         </w:rPr>
         <w:t xml:space="preserve">）计数器”组态，输出</w:t>
       </w:r>
       <w:r>
+        <w:rPr>
+          <w:rFonts w:eastAsia="黑体"/>
+        </w:rPr>
         <w:t xml:space="preserve"> </w:t>
       </w:r>
       <m:oMath>
@@ -1248,15 +1418,21 @@
         </m:sSub>
       </m:oMath>
       <w:r>
+        <w:rPr>
+          <w:rFonts w:eastAsia="黑体"/>
+        </w:rPr>
         <w:t xml:space="preserve"> </w:t>
       </w:r>
       <w:r>
         <w:rPr>
-          <w:rFonts w:hint="eastAsia"/>
+          <w:rFonts w:hint="eastAsia" w:eastAsia="黑体"/>
         </w:rPr>
         <w:t xml:space="preserve">从</w:t>
       </w:r>
       <w:r>
+        <w:rPr>
+          <w:rFonts w:eastAsia="黑体"/>
+        </w:rPr>
         <w:t xml:space="preserve"> </w:t>
       </w:r>
       <m:oMath>
@@ -1265,15 +1441,21 @@
         </m:r>
       </m:oMath>
       <w:r>
+        <w:rPr>
+          <w:rFonts w:eastAsia="黑体"/>
+        </w:rPr>
         <w:t xml:space="preserve"> </w:t>
       </w:r>
       <w:r>
         <w:rPr>
-          <w:rFonts w:hint="eastAsia"/>
+          <w:rFonts w:hint="eastAsia" w:eastAsia="黑体"/>
         </w:rPr>
         <w:t xml:space="preserve">递增到</w:t>
       </w:r>
       <w:r>
+        <w:rPr>
+          <w:rFonts w:eastAsia="黑体"/>
+        </w:rPr>
         <w:t xml:space="preserve"> </w:t>
       </w:r>
       <m:oMath>
@@ -1301,7 +1483,7 @@
       </m:oMath>
       <w:r>
         <w:rPr>
-          <w:rFonts w:hint="eastAsia"/>
+          <w:rFonts w:hint="eastAsia" w:eastAsia="黑体"/>
         </w:rPr>
         <w:t xml:space="preserve">，异步型行波进位、同步型公共时钟同时翻转，是各类计数分频电路的基础。</w:t>
       </w:r>
@@ -1314,7 +1496,7 @@
       </w:pPr>
       <w:r>
         <w:rPr>
-          <w:rFonts w:hint="eastAsia"/>
+          <w:rFonts w:hint="eastAsia" w:eastAsia="黑体"/>
         </w:rPr>
         <w:t xml:space="preserve">工作原理</w:t>
       </w:r>
@@ -1325,34 +1507,43 @@
       </w:pPr>
       <w:r>
         <w:rPr>
-          <w:rFonts w:hint="eastAsia"/>
+          <w:rFonts w:hint="eastAsia" w:eastAsia="黑体"/>
         </w:rPr>
         <w:t xml:space="preserve">每个触发器在时钟或前级输出驱动下翻转，最低位每时钟翻转一次，高一位在其低位产生进位（由</w:t>
       </w:r>
       <w:r>
+        <w:rPr>
+          <w:rFonts w:eastAsia="黑体"/>
+        </w:rPr>
         <w:t xml:space="preserve"> 1 </w:t>
       </w:r>
       <w:r>
         <w:rPr>
-          <w:rFonts w:hint="eastAsia"/>
+          <w:rFonts w:hint="eastAsia" w:eastAsia="黑体"/>
         </w:rPr>
         <w:t xml:space="preserve">变</w:t>
       </w:r>
       <w:r>
+        <w:rPr>
+          <w:rFonts w:eastAsia="黑体"/>
+        </w:rPr>
         <w:t xml:space="preserve"> </w:t>
       </w:r>
       <w:r>
         <w:rPr>
-          <w:rFonts w:hint="eastAsia"/>
+          <w:rFonts w:hint="eastAsia" w:eastAsia="黑体"/>
         </w:rPr>
         <w:t xml:space="preserve">0）时才翻转，从而让整体按</w:t>
       </w:r>
       <w:r>
+        <w:rPr>
+          <w:rFonts w:eastAsia="黑体"/>
+        </w:rPr>
         <w:t xml:space="preserve"> </w:t>
       </w:r>
       <w:r>
         <w:rPr>
-          <w:rFonts w:hint="eastAsia"/>
+          <w:rFonts w:hint="eastAsia" w:eastAsia="黑体"/>
         </w:rPr>
         <w:t xml:space="preserve">0、1、2……递增计数。异步型逐级传播进位，同步型由公共时钟同时翻转。</w:t>
       </w:r>
@@ -1365,7 +1556,7 @@
       </w:pPr>
       <w:r>
         <w:rPr>
-          <w:rFonts w:hint="eastAsia"/>
+          <w:rFonts w:hint="eastAsia" w:eastAsia="黑体"/>
         </w:rPr>
         <w:t xml:space="preserve">关键计算公式</w:t>
       </w:r>
@@ -1378,11 +1569,14 @@
         </w:numPr>
       </w:pPr>
       <w:r>
+        <w:rPr>
+          <w:rFonts w:eastAsia="黑体"/>
+        </w:rPr>
         <w:t xml:space="preserve">n </w:t>
       </w:r>
       <w:r>
         <w:rPr>
-          <w:rFonts w:hint="eastAsia"/>
+          <w:rFonts w:hint="eastAsia" w:eastAsia="黑体"/>
         </w:rPr>
         <w:t xml:space="preserve">位计数的模（状态数）：</w:t>
       </w:r>
@@ -1430,7 +1624,7 @@
       </w:pPr>
       <w:r>
         <w:rPr>
-          <w:rFonts w:hint="eastAsia"/>
+          <w:rFonts w:hint="eastAsia" w:eastAsia="黑体"/>
         </w:rPr>
         <w:t xml:space="preserve">计数范围：</w:t>
       </w:r>
@@ -1487,16 +1681,19 @@
       </w:pPr>
       <w:r>
         <w:rPr>
-          <w:rFonts w:hint="eastAsia"/>
+          <w:rFonts w:hint="eastAsia" w:eastAsia="黑体"/>
         </w:rPr>
         <w:t xml:space="preserve">第</w:t>
       </w:r>
       <w:r>
+        <w:rPr>
+          <w:rFonts w:eastAsia="黑体"/>
+        </w:rPr>
         <w:t xml:space="preserve"> k </w:t>
       </w:r>
       <w:r>
         <w:rPr>
-          <w:rFonts w:hint="eastAsia"/>
+          <w:rFonts w:hint="eastAsia" w:eastAsia="黑体"/>
         </w:rPr>
         <w:t xml:space="preserve">位输出频率（异步行波）：</w:t>
       </w:r>
@@ -1596,7 +1793,7 @@
       </w:pPr>
       <w:r>
         <w:rPr>
-          <w:rFonts w:hint="eastAsia"/>
+          <w:rFonts w:hint="eastAsia" w:eastAsia="黑体"/>
         </w:rPr>
         <w:t xml:space="preserve">最大计数值：</w:t>
       </w:r>
@@ -1687,7 +1884,7 @@
             </w:pPr>
             <w:r>
               <w:rPr>
-                <w:rFonts w:hint="eastAsia"/>
+                <w:rFonts w:hint="eastAsia" w:eastAsia="黑体"/>
               </w:rPr>
               <w:t xml:space="preserve">符号</w:t>
             </w:r>
@@ -1701,7 +1898,7 @@
             </w:pPr>
             <w:r>
               <w:rPr>
-                <w:rFonts w:hint="eastAsia"/>
+                <w:rFonts w:hint="eastAsia" w:eastAsia="黑体"/>
               </w:rPr>
               <w:t xml:space="preserve">含义</w:t>
             </w:r>
@@ -1715,7 +1912,7 @@
             </w:pPr>
             <w:r>
               <w:rPr>
-                <w:rFonts w:hint="eastAsia"/>
+                <w:rFonts w:hint="eastAsia" w:eastAsia="黑体"/>
               </w:rPr>
               <w:t xml:space="preserve">单位</w:t>
             </w:r>
@@ -1735,6 +1932,9 @@
               </m:r>
             </m:oMath>
             <w:r>
+              <w:rPr>
+                <w:rFonts w:eastAsia="黑体"/>
+              </w:rPr>
               <w:t xml:space="preserve">​</w:t>
             </w:r>
           </w:p>
@@ -1747,7 +1947,7 @@
             </w:pPr>
             <w:r>
               <w:rPr>
-                <w:rFonts w:hint="eastAsia"/>
+                <w:rFonts w:hint="eastAsia" w:eastAsia="黑体"/>
               </w:rPr>
               <w:t xml:space="preserve">触发器位数</w:t>
             </w:r>
@@ -1760,6 +1960,9 @@
               <w:pStyle w:val="Compact"/>
             </w:pPr>
             <w:r>
+              <w:rPr>
+                <w:rFonts w:eastAsia="黑体"/>
+              </w:rPr>
               <w:t xml:space="preserve">—</w:t>
             </w:r>
           </w:p>
@@ -1778,6 +1981,9 @@
               </m:r>
             </m:oMath>
             <w:r>
+              <w:rPr>
+                <w:rFonts w:eastAsia="黑体"/>
+              </w:rPr>
               <w:t xml:space="preserve">​</w:t>
             </w:r>
           </w:p>
@@ -1790,7 +1996,7 @@
             </w:pPr>
             <w:r>
               <w:rPr>
-                <w:rFonts w:hint="eastAsia"/>
+                <w:rFonts w:hint="eastAsia" w:eastAsia="黑体"/>
               </w:rPr>
               <w:t xml:space="preserve">计数模</w:t>
             </w:r>
@@ -1803,6 +2009,9 @@
               <w:pStyle w:val="Compact"/>
             </w:pPr>
             <w:r>
+              <w:rPr>
+                <w:rFonts w:eastAsia="黑体"/>
+              </w:rPr>
               <w:t xml:space="preserve">—</w:t>
             </w:r>
           </w:p>
@@ -1834,6 +2043,9 @@
               </m:sSub>
             </m:oMath>
             <w:r>
+              <w:rPr>
+                <w:rFonts w:eastAsia="黑体"/>
+              </w:rPr>
               <w:t xml:space="preserve">​</w:t>
             </w:r>
           </w:p>
@@ -1846,7 +2058,7 @@
             </w:pPr>
             <w:r>
               <w:rPr>
-                <w:rFonts w:hint="eastAsia"/>
+                <w:rFonts w:hint="eastAsia" w:eastAsia="黑体"/>
               </w:rPr>
               <w:t xml:space="preserve">时钟频率</w:t>
             </w:r>
@@ -1859,6 +2071,9 @@
               <w:pStyle w:val="Compact"/>
             </w:pPr>
             <w:r>
+              <w:rPr>
+                <w:rFonts w:eastAsia="黑体"/>
+              </w:rPr>
               <w:t xml:space="preserve">Hz</w:t>
             </w:r>
           </w:p>
@@ -1895,6 +2110,9 @@
               </m:sSub>
             </m:oMath>
             <w:r>
+              <w:rPr>
+                <w:rFonts w:eastAsia="黑体"/>
+              </w:rPr>
               <w:t xml:space="preserve">​</w:t>
             </w:r>
           </w:p>
@@ -1907,16 +2125,19 @@
             </w:pPr>
             <w:r>
               <w:rPr>
-                <w:rFonts w:hint="eastAsia"/>
+                <w:rFonts w:hint="eastAsia" w:eastAsia="黑体"/>
               </w:rPr>
               <w:t xml:space="preserve">第</w:t>
             </w:r>
             <w:r>
+              <w:rPr>
+                <w:rFonts w:eastAsia="黑体"/>
+              </w:rPr>
               <w:t xml:space="preserve"> k </w:t>
             </w:r>
             <w:r>
               <w:rPr>
-                <w:rFonts w:hint="eastAsia"/>
+                <w:rFonts w:hint="eastAsia" w:eastAsia="黑体"/>
               </w:rPr>
               <w:t xml:space="preserve">位输出频率</w:t>
             </w:r>
@@ -1929,6 +2150,9 @@
               <w:pStyle w:val="Compact"/>
             </w:pPr>
             <w:r>
+              <w:rPr>
+                <w:rFonts w:eastAsia="黑体"/>
+              </w:rPr>
               <w:t xml:space="preserve">Hz</w:t>
             </w:r>
           </w:p>
@@ -1943,7 +2167,7 @@
       </w:pPr>
       <w:r>
         <w:rPr>
-          <w:rFonts w:hint="eastAsia"/>
+          <w:rFonts w:hint="eastAsia" w:eastAsia="黑体"/>
         </w:rPr>
         <w:t xml:space="preserve">元件调整影响</w:t>
       </w:r>
@@ -1958,7 +2182,7 @@
       </w:pPr>
       <w:r>
         <w:rPr>
-          <w:rFonts w:hint="eastAsia"/>
+          <w:rFonts w:hint="eastAsia" w:eastAsia="黑体"/>
           <w:b/>
           <w:bCs/>
         </w:rPr>
@@ -1966,6 +2190,7 @@
       </w:r>
       <w:r>
         <w:rPr>
+          <w:rFonts w:eastAsia="黑体"/>
           <w:b/>
           <w:bCs/>
         </w:rPr>
@@ -1973,25 +2198,34 @@
       </w:r>
       <w:r>
         <w:rPr>
-          <w:rFonts w:hint="eastAsia"/>
+          <w:rFonts w:hint="eastAsia" w:eastAsia="黑体"/>
           <w:b/>
           <w:bCs/>
         </w:rPr>
         <w:t xml:space="preserve">增大</w:t>
       </w:r>
       <w:r>
+        <w:rPr>
+          <w:rFonts w:eastAsia="黑体"/>
+        </w:rPr>
         <w:t xml:space="preserve"> </w:t>
       </w:r>
       <w:r>
+        <w:rPr>
+          <w:rFonts w:eastAsia="黑体"/>
+        </w:rPr>
         <w:t xml:space="preserve">→ </w:t>
       </w:r>
       <w:r>
         <w:rPr>
-          <w:rFonts w:hint="eastAsia"/>
+          <w:rFonts w:hint="eastAsia" w:eastAsia="黑体"/>
         </w:rPr>
         <w:t xml:space="preserve">模</w:t>
       </w:r>
       <w:r>
+        <w:rPr>
+          <w:rFonts w:eastAsia="黑体"/>
+        </w:rPr>
         <w:t xml:space="preserve"> </w:t>
       </w:r>
       <m:oMath>
@@ -2009,11 +2243,14 @@
         </m:sSup>
       </m:oMath>
       <w:r>
+        <w:rPr>
+          <w:rFonts w:eastAsia="黑体"/>
+        </w:rPr>
         <w:t xml:space="preserve"> </w:t>
       </w:r>
       <w:r>
         <w:rPr>
-          <w:rFonts w:hint="eastAsia"/>
+          <w:rFonts w:hint="eastAsia" w:eastAsia="黑体"/>
         </w:rPr>
         <w:t xml:space="preserve">指数增大，计数范围更宽但级数、延迟增加。</w:t>
       </w:r>
@@ -2028,21 +2265,27 @@
       </w:pPr>
       <w:r>
         <w:rPr>
-          <w:rFonts w:hint="eastAsia"/>
+          <w:rFonts w:hint="eastAsia" w:eastAsia="黑体"/>
           <w:b/>
           <w:bCs/>
         </w:rPr>
         <w:t xml:space="preserve">改为异步（行波）</w:t>
       </w:r>
       <w:r>
+        <w:rPr>
+          <w:rFonts w:eastAsia="黑体"/>
+        </w:rPr>
         <w:t xml:space="preserve"> </w:t>
       </w:r>
       <w:r>
+        <w:rPr>
+          <w:rFonts w:eastAsia="黑体"/>
+        </w:rPr>
         <w:t xml:space="preserve">→ </w:t>
       </w:r>
       <w:r>
         <w:rPr>
-          <w:rFonts w:hint="eastAsia"/>
+          <w:rFonts w:hint="eastAsia" w:eastAsia="黑体"/>
         </w:rPr>
         <w:t xml:space="preserve">结构简单，但各位翻转有累积延迟，高速时产生毛刺。</w:t>
       </w:r>
@@ -2057,21 +2300,27 @@
       </w:pPr>
       <w:r>
         <w:rPr>
-          <w:rFonts w:hint="eastAsia"/>
+          <w:rFonts w:hint="eastAsia" w:eastAsia="黑体"/>
           <w:b/>
           <w:bCs/>
         </w:rPr>
         <w:t xml:space="preserve">改为同步</w:t>
       </w:r>
       <w:r>
+        <w:rPr>
+          <w:rFonts w:eastAsia="黑体"/>
+        </w:rPr>
         <w:t xml:space="preserve"> </w:t>
       </w:r>
       <w:r>
+        <w:rPr>
+          <w:rFonts w:eastAsia="黑体"/>
+        </w:rPr>
         <w:t xml:space="preserve">→ </w:t>
       </w:r>
       <w:r>
         <w:rPr>
-          <w:rFonts w:hint="eastAsia"/>
+          <w:rFonts w:hint="eastAsia" w:eastAsia="黑体"/>
         </w:rPr>
         <w:t xml:space="preserve">各位同时翻转，无累积延迟，适合高速计数。</w:t>
       </w:r>
@@ -2086,21 +2335,27 @@
       </w:pPr>
       <w:r>
         <w:rPr>
-          <w:rFonts w:hint="eastAsia"/>
+          <w:rFonts w:hint="eastAsia" w:eastAsia="黑体"/>
           <w:b/>
           <w:bCs/>
         </w:rPr>
         <w:t xml:space="preserve">加入清零/置数端</w:t>
       </w:r>
       <w:r>
+        <w:rPr>
+          <w:rFonts w:eastAsia="黑体"/>
+        </w:rPr>
         <w:t xml:space="preserve"> </w:t>
       </w:r>
       <w:r>
+        <w:rPr>
+          <w:rFonts w:eastAsia="黑体"/>
+        </w:rPr>
         <w:t xml:space="preserve">→ </w:t>
       </w:r>
       <w:r>
         <w:rPr>
-          <w:rFonts w:hint="eastAsia"/>
+          <w:rFonts w:hint="eastAsia" w:eastAsia="黑体"/>
         </w:rPr>
         <w:t xml:space="preserve">可改变模数，构成任意进制计数器。</w:t>
       </w:r>
@@ -2113,7 +2368,7 @@
       </w:pPr>
       <w:r>
         <w:rPr>
-          <w:rFonts w:hint="eastAsia"/>
+          <w:rFonts w:hint="eastAsia" w:eastAsia="黑体"/>
         </w:rPr>
         <w:t xml:space="preserve">典型参数示例</w:t>
       </w:r>
@@ -2127,11 +2382,14 @@
         </w:numPr>
       </w:pPr>
       <w:r>
+        <w:rPr>
+          <w:rFonts w:eastAsia="黑体"/>
+        </w:rPr>
         <w:t xml:space="preserve">4 </w:t>
       </w:r>
       <w:r>
         <w:rPr>
-          <w:rFonts w:hint="eastAsia"/>
+          <w:rFonts w:hint="eastAsia" w:eastAsia="黑体"/>
         </w:rPr>
         <w:t xml:space="preserve">位二进制计数器：</w:t>
       </w:r>
@@ -2151,11 +2409,14 @@
       </m:oMath>
       <w:r>
         <w:rPr>
-          <w:rFonts w:hint="eastAsia"/>
+          <w:rFonts w:hint="eastAsia" w:eastAsia="黑体"/>
         </w:rPr>
         <w:t xml:space="preserve">，模</w:t>
       </w:r>
       <w:r>
+        <w:rPr>
+          <w:rFonts w:eastAsia="黑体"/>
+        </w:rPr>
         <w:t xml:space="preserve"> </w:t>
       </w:r>
       <m:oMath>
@@ -2192,29 +2453,38 @@
       </m:oMath>
       <w:r>
         <w:rPr>
-          <w:rFonts w:hint="eastAsia"/>
+          <w:rFonts w:hint="eastAsia" w:eastAsia="黑体"/>
         </w:rPr>
         <w:t xml:space="preserve">，从</w:t>
       </w:r>
       <w:r>
+        <w:rPr>
+          <w:rFonts w:eastAsia="黑体"/>
+        </w:rPr>
         <w:t xml:space="preserve"> 0000 </w:t>
       </w:r>
       <w:r>
         <w:rPr>
-          <w:rFonts w:hint="eastAsia"/>
+          <w:rFonts w:hint="eastAsia" w:eastAsia="黑体"/>
         </w:rPr>
         <w:t xml:space="preserve">计到</w:t>
       </w:r>
       <w:r>
+        <w:rPr>
+          <w:rFonts w:eastAsia="黑体"/>
+        </w:rPr>
         <w:t xml:space="preserve"> 1111 </w:t>
       </w:r>
       <w:r>
         <w:rPr>
-          <w:rFonts w:hint="eastAsia"/>
+          <w:rFonts w:hint="eastAsia" w:eastAsia="黑体"/>
         </w:rPr>
         <w:t xml:space="preserve">再回到</w:t>
       </w:r>
       <w:r>
+        <w:rPr>
+          <w:rFonts w:eastAsia="黑体"/>
+        </w:rPr>
         <w:t xml:space="preserve"> 0000。</w:t>
       </w:r>
     </w:p>
@@ -2228,16 +2498,19 @@
       </w:pPr>
       <w:r>
         <w:rPr>
-          <w:rFonts w:hint="eastAsia"/>
+          <w:rFonts w:hint="eastAsia" w:eastAsia="黑体"/>
         </w:rPr>
         <w:t xml:space="preserve">异步计数器第</w:t>
       </w:r>
       <w:r>
+        <w:rPr>
+          <w:rFonts w:eastAsia="黑体"/>
+        </w:rPr>
         <w:t xml:space="preserve"> 3 </w:t>
       </w:r>
       <w:r>
         <w:rPr>
-          <w:rFonts w:hint="eastAsia"/>
+          <w:rFonts w:hint="eastAsia" w:eastAsia="黑体"/>
         </w:rPr>
         <w:t xml:space="preserve">位（</w:t>
       </w:r>
@@ -2257,7 +2530,7 @@
       </m:oMath>
       <w:r>
         <w:rPr>
-          <w:rFonts w:hint="eastAsia"/>
+          <w:rFonts w:hint="eastAsia" w:eastAsia="黑体"/>
         </w:rPr>
         <w:t xml:space="preserve">）输出：</w:t>
       </w:r>
@@ -2362,6 +2635,9 @@
         </m:f>
       </m:oMath>
       <w:r>
+        <w:rPr>
+          <w:rFonts w:eastAsia="黑体"/>
+        </w:rPr>
         <w:t xml:space="preserve">。</w:t>
       </w:r>
     </w:p>
@@ -2373,7 +2649,7 @@
       </w:pPr>
       <w:r>
         <w:rPr>
-          <w:rFonts w:hint="eastAsia"/>
+          <w:rFonts w:hint="eastAsia" w:eastAsia="黑体"/>
         </w:rPr>
         <w:t xml:space="preserve">常见器件型号</w:t>
       </w:r>
@@ -2387,20 +2663,26 @@
         </w:numPr>
       </w:pPr>
       <w:r>
+        <w:rPr>
+          <w:rFonts w:eastAsia="黑体"/>
+        </w:rPr>
         <w:t xml:space="preserve">74HC161 / </w:t>
       </w:r>
       <w:r>
         <w:rPr>
-          <w:rFonts w:hint="eastAsia"/>
+          <w:rFonts w:hint="eastAsia" w:eastAsia="黑体"/>
         </w:rPr>
         <w:t xml:space="preserve">74HC163：4</w:t>
       </w:r>
       <w:r>
+        <w:rPr>
+          <w:rFonts w:eastAsia="黑体"/>
+        </w:rPr>
         <w:t xml:space="preserve"> </w:t>
       </w:r>
       <w:r>
         <w:rPr>
-          <w:rFonts w:hint="eastAsia"/>
+          <w:rFonts w:hint="eastAsia" w:eastAsia="黑体"/>
         </w:rPr>
         <w:t xml:space="preserve">位同步二进制计数器。</w:t>
       </w:r>
@@ -2415,16 +2697,19 @@
       </w:pPr>
       <w:r>
         <w:rPr>
-          <w:rFonts w:hint="eastAsia"/>
+          <w:rFonts w:hint="eastAsia" w:eastAsia="黑体"/>
         </w:rPr>
         <w:t xml:space="preserve">74HC393：双</w:t>
       </w:r>
       <w:r>
+        <w:rPr>
+          <w:rFonts w:eastAsia="黑体"/>
+        </w:rPr>
         <w:t xml:space="preserve"> 4 </w:t>
       </w:r>
       <w:r>
         <w:rPr>
-          <w:rFonts w:hint="eastAsia"/>
+          <w:rFonts w:hint="eastAsia" w:eastAsia="黑体"/>
         </w:rPr>
         <w:t xml:space="preserve">位异步二进制计数器。</w:t>
       </w:r>
@@ -2439,16 +2724,19 @@
       </w:pPr>
       <w:r>
         <w:rPr>
-          <w:rFonts w:hint="eastAsia"/>
+          <w:rFonts w:hint="eastAsia" w:eastAsia="黑体"/>
         </w:rPr>
         <w:t xml:space="preserve">74HC4040：12</w:t>
       </w:r>
       <w:r>
+        <w:rPr>
+          <w:rFonts w:eastAsia="黑体"/>
+        </w:rPr>
         <w:t xml:space="preserve"> </w:t>
       </w:r>
       <w:r>
         <w:rPr>
-          <w:rFonts w:hint="eastAsia"/>
+          <w:rFonts w:hint="eastAsia" w:eastAsia="黑体"/>
         </w:rPr>
         <w:t xml:space="preserve">级二进制行波计数器。</w:t>
       </w:r>
@@ -2461,7 +2749,7 @@
       </w:pPr>
       <w:r>
         <w:rPr>
-          <w:rFonts w:hint="eastAsia"/>
+          <w:rFonts w:hint="eastAsia" w:eastAsia="黑体"/>
         </w:rPr>
         <w:t xml:space="preserve">注意事项</w:t>
       </w:r>
@@ -2476,7 +2764,7 @@
       </w:pPr>
       <w:r>
         <w:rPr>
-          <w:rFonts w:hint="eastAsia"/>
+          <w:rFonts w:hint="eastAsia" w:eastAsia="黑体"/>
         </w:rPr>
         <w:t xml:space="preserve">异步计数器存在行波延迟，译码输出可能有毛刺，高速场合改用同步计数器。</w:t>
       </w:r>
@@ -2491,7 +2779,7 @@
       </w:pPr>
       <w:r>
         <w:rPr>
-          <w:rFonts w:hint="eastAsia"/>
+          <w:rFonts w:hint="eastAsia" w:eastAsia="黑体"/>
         </w:rPr>
         <w:t xml:space="preserve">清零方式（同步/异步）不同，选型与复位时序需核对。</w:t>
       </w:r>
@@ -2506,7 +2794,7 @@
       </w:pPr>
       <w:r>
         <w:rPr>
-          <w:rFonts w:hint="eastAsia"/>
+          <w:rFonts w:hint="eastAsia" w:eastAsia="黑体"/>
         </w:rPr>
         <w:t xml:space="preserve">级联扩展位数时注意进位（RCO）与时钟的正确连接。</w:t>
       </w:r>
@@ -2519,7 +2807,7 @@
       </w:pPr>
       <w:r>
         <w:rPr>
-          <w:rFonts w:hint="eastAsia"/>
+          <w:rFonts w:hint="eastAsia" w:eastAsia="黑体"/>
         </w:rPr>
         <w:t xml:space="preserve">参考资料</w:t>
       </w:r>
@@ -2534,7 +2822,7 @@
       </w:pPr>
       <w:r>
         <w:rPr>
-          <w:rFonts w:hint="eastAsia"/>
+          <w:rFonts w:hint="eastAsia" w:eastAsia="黑体"/>
         </w:rPr>
         <w:t xml:space="preserve">《数字电子技术基础》（阎石）。</w:t>
       </w:r>
@@ -2548,6 +2836,9 @@
         </w:numPr>
       </w:pPr>
       <w:r>
+        <w:rPr>
+          <w:rFonts w:eastAsia="黑体"/>
+        </w:rPr>
         <w:t xml:space="preserve">Wikipedia: Counter (digital)。</w:t>
       </w:r>
     </w:p>
@@ -2560,11 +2851,14 @@
         </w:numPr>
       </w:pPr>
       <w:r>
+        <w:rPr>
+          <w:rFonts w:eastAsia="黑体"/>
+        </w:rPr>
         <w:t xml:space="preserve">TI 74HC161 </w:t>
       </w:r>
       <w:r>
         <w:rPr>
-          <w:rFonts w:hint="eastAsia"/>
+          <w:rFonts w:hint="eastAsia" w:eastAsia="黑体"/>
         </w:rPr>
         <w:t xml:space="preserve">数据手册。</w:t>
       </w:r>
@@ -2578,11 +2872,11 @@
       </w:pPr>
       <w:r>
         <w:rPr>
-          <w:rFonts w:ascii="Times New Roman" w:hAnsi="Times New Roman"/>
+          <w:rFonts w:ascii="Times New Roman" w:hAnsi="Times New Roman" w:eastAsia="黑体"/>
           <w:color w:val="555555"/>
           <w:sz w:val="21"/>
         </w:rPr>
-        <w:t>材料收集者：杜文杰</w:t>
+        <w:t>材料收集者：杜文杰，WX手机：19519196569，QQ:3478827729</w:t>
       </w:r>
     </w:p>
     <w:sectPr>
@@ -2602,7 +2896,7 @@
 </file>
 
 <file path=word/footer1.xml><?xml version="1.0" encoding="utf-8"?>
-<w:ftr xmlns:m="http://schemas.openxmlformats.org/officeDocument/2006/math" xmlns:mc="http://schemas.openxmlformats.org/markup-compatibility/2006" xmlns:mo="http://schemas.microsoft.com/office/mac/office/2008/main" xmlns:mv="urn:schemas-microsoft-com:mac:vml" xmlns:o="urn:schemas-microsoft-com:office:office" xmlns:r="http://schemas.openxmlformats.org/officeDocument/2006/relationships" xmlns:v="urn:schemas-microsoft-com:vml" xmlns:w10="urn:schemas-microsoft-com:office:word" xmlns:w14="http://schemas.microsoft.com/office/word/2010/wordml" xmlns:w="http://schemas.openxmlformats.org/wordprocessingml/2006/main" xmlns:wne="http://schemas.microsoft.com/office/word/2006/wordml" xmlns:wp14="http://schemas.microsoft.com/office/word/2010/wordprocessingDrawing" xmlns:wp="http://schemas.openxmlformats.org/drawingml/2006/wordprocessingDrawing" xmlns:wpc="http://schemas.microsoft.com/office/word/2010/wordprocessingCanvas" xmlns:wpg="http://schemas.microsoft.com/office/word/2010/wordprocessingGroup" xmlns:wpi="http://schemas.microsoft.com/office/word/2010/wordprocessingInk" xmlns:wps="http://schemas.microsoft.com/office/word/2010/wordprocessingShape" mc:Ignorable="w14 wp14">
+<w:ftr xmlns:mc="http://schemas.openxmlformats.org/markup-compatibility/2006" xmlns:w="http://schemas.openxmlformats.org/wordprocessingml/2006/main" xmlns:m="http://schemas.openxmlformats.org/officeDocument/2006/math" xmlns:mo="http://schemas.microsoft.com/office/mac/office/2008/main" xmlns:mv="urn:schemas-microsoft-com:mac:vml" xmlns:o="urn:schemas-microsoft-com:office:office" xmlns:r="http://schemas.openxmlformats.org/officeDocument/2006/relationships" xmlns:v="urn:schemas-microsoft-com:vml" xmlns:w10="urn:schemas-microsoft-com:office:word" xmlns:w14="http://schemas.microsoft.com/office/word/2010/wordml" xmlns:wne="http://schemas.microsoft.com/office/word/2006/wordml" xmlns:wp14="http://schemas.microsoft.com/office/word/2010/wordprocessingDrawing" xmlns:wp="http://schemas.openxmlformats.org/drawingml/2006/wordprocessingDrawing" xmlns:wpc="http://schemas.microsoft.com/office/word/2010/wordprocessingCanvas" xmlns:wpg="http://schemas.microsoft.com/office/word/2010/wordprocessingGroup" xmlns:wpi="http://schemas.microsoft.com/office/word/2010/wordprocessingInk" xmlns:wps="http://schemas.microsoft.com/office/word/2010/wordprocessingShape" mc:Ignorable="w14 wp14">
   <w:p>
     <w:pPr>
       <w:pStyle w:val="Footer"/>
@@ -2610,12 +2904,14 @@
     </w:pPr>
     <w:r>
       <w:rPr>
+        <w:rFonts w:eastAsia="黑体"/>
         <w:sz w:val="18"/>
       </w:rPr>
       <w:t xml:space="preserve">第 </w:t>
     </w:r>
     <w:r>
       <w:rPr>
+        <w:rFonts w:eastAsia="黑体"/>
         <w:sz w:val="18"/>
       </w:rPr>
       <w:fldChar w:fldCharType="begin"/>
@@ -2624,6 +2920,7 @@
     </w:r>
     <w:r>
       <w:rPr>
+        <w:rFonts w:eastAsia="黑体"/>
         <w:sz w:val="18"/>
       </w:rPr>
       <w:t xml:space="preserve"> 页</w:t>
@@ -2637,6 +2934,9 @@
   <w:footnote w:type="continuationSeparator" w:id="0">
     <w:p>
       <w:r>
+        <w:rPr>
+          <w:rFonts w:eastAsia="黑体"/>
+        </w:rPr>
         <w:continuationSeparator/>
       </w:r>
     </w:p>
@@ -2644,6 +2944,9 @@
   <w:footnote w:type="separator" w:id="-1">
     <w:p>
       <w:r>
+        <w:rPr>
+          <w:rFonts w:eastAsia="黑体"/>
+        </w:rPr>
         <w:separator/>
       </w:r>
     </w:p>
@@ -2652,7 +2955,7 @@
 </file>
 
 <file path=word/header1.xml><?xml version="1.0" encoding="utf-8"?>
-<w:hdr xmlns:m="http://schemas.openxmlformats.org/officeDocument/2006/math" xmlns:mc="http://schemas.openxmlformats.org/markup-compatibility/2006" xmlns:mo="http://schemas.microsoft.com/office/mac/office/2008/main" xmlns:mv="urn:schemas-microsoft-com:mac:vml" xmlns:o="urn:schemas-microsoft-com:office:office" xmlns:r="http://schemas.openxmlformats.org/officeDocument/2006/relationships" xmlns:v="urn:schemas-microsoft-com:vml" xmlns:w10="urn:schemas-microsoft-com:office:word" xmlns:w14="http://schemas.microsoft.com/office/word/2010/wordml" xmlns:w="http://schemas.openxmlformats.org/wordprocessingml/2006/main" xmlns:wne="http://schemas.microsoft.com/office/word/2006/wordml" xmlns:wp14="http://schemas.microsoft.com/office/word/2010/wordprocessingDrawing" xmlns:wp="http://schemas.openxmlformats.org/drawingml/2006/wordprocessingDrawing" xmlns:wpc="http://schemas.microsoft.com/office/word/2010/wordprocessingCanvas" xmlns:wpg="http://schemas.microsoft.com/office/word/2010/wordprocessingGroup" xmlns:wpi="http://schemas.microsoft.com/office/word/2010/wordprocessingInk" xmlns:wps="http://schemas.microsoft.com/office/word/2010/wordprocessingShape" mc:Ignorable="w14 wp14">
+<w:hdr xmlns:mc="http://schemas.openxmlformats.org/markup-compatibility/2006" xmlns:w="http://schemas.openxmlformats.org/wordprocessingml/2006/main" xmlns:m="http://schemas.openxmlformats.org/officeDocument/2006/math" xmlns:mo="http://schemas.microsoft.com/office/mac/office/2008/main" xmlns:mv="urn:schemas-microsoft-com:mac:vml" xmlns:o="urn:schemas-microsoft-com:office:office" xmlns:r="http://schemas.openxmlformats.org/officeDocument/2006/relationships" xmlns:v="urn:schemas-microsoft-com:vml" xmlns:w10="urn:schemas-microsoft-com:office:word" xmlns:w14="http://schemas.microsoft.com/office/word/2010/wordml" xmlns:wne="http://schemas.microsoft.com/office/word/2006/wordml" xmlns:wp14="http://schemas.microsoft.com/office/word/2010/wordprocessingDrawing" xmlns:wp="http://schemas.openxmlformats.org/drawingml/2006/wordprocessingDrawing" xmlns:wpc="http://schemas.microsoft.com/office/word/2010/wordprocessingCanvas" xmlns:wpg="http://schemas.microsoft.com/office/word/2010/wordprocessingGroup" xmlns:wpi="http://schemas.microsoft.com/office/word/2010/wordprocessingInk" xmlns:wps="http://schemas.microsoft.com/office/word/2010/wordprocessingShape" mc:Ignorable="w14 wp14">
   <w:p>
     <w:pPr>
       <w:pStyle w:val="Header"/>
@@ -2660,7 +2963,7 @@
     </w:pPr>
     <w:r>
       <w:rPr>
-        <w:rFonts w:ascii="Times New Roman" w:hAnsi="Times New Roman"/>
+        <w:rFonts w:ascii="Times New Roman" w:hAnsi="Times New Roman" w:eastAsia="黑体"/>
         <w:sz w:val="18"/>
         <w:rFonts w:eastAsia="黑体"/>
         <w:rFonts w:eastAsia="黑体"/>
@@ -2672,7 +2975,7 @@
 </file>
 
 <file path=word/numbering.xml><?xml version="1.0" encoding="utf-8"?>
-<w:numbering xmlns:m="http://schemas.openxmlformats.org/officeDocument/2006/math" xmlns:mc="http://schemas.openxmlformats.org/markup-compatibility/2006" xmlns:mo="http://schemas.microsoft.com/office/mac/office/2008/main" xmlns:mv="urn:schemas-microsoft-com:mac:vml" xmlns:o="urn:schemas-microsoft-com:office:office" xmlns:r="http://schemas.openxmlformats.org/officeDocument/2006/relationships" xmlns:v="urn:schemas-microsoft-com:vml" xmlns:w="http://schemas.openxmlformats.org/wordprocessingml/2006/main" xmlns:w10="urn:schemas-microsoft-com:office:word" xmlns:w14="http://schemas.microsoft.com/office/word/2010/wordml" xmlns:wne="http://schemas.microsoft.com/office/word/2006/wordml" xmlns:wp="http://schemas.openxmlformats.org/drawingml/2006/wordprocessingDrawing" xmlns:wp14="http://schemas.microsoft.com/office/word/2010/wordprocessingDrawing" xmlns:wpc="http://schemas.microsoft.com/office/word/2010/wordprocessingCanvas" xmlns:wpg="http://schemas.microsoft.com/office/word/2010/wordprocessingGroup" xmlns:wpi="http://schemas.microsoft.com/office/word/2010/wordprocessingInk" xmlns:wps="http://schemas.microsoft.com/office/word/2010/wordprocessingShape" mc:Ignorable="w14 wp14">
+<w:numbering xmlns:mc="http://schemas.openxmlformats.org/markup-compatibility/2006" xmlns:w="http://schemas.openxmlformats.org/wordprocessingml/2006/main" xmlns:m="http://schemas.openxmlformats.org/officeDocument/2006/math" xmlns:mo="http://schemas.microsoft.com/office/mac/office/2008/main" xmlns:mv="urn:schemas-microsoft-com:mac:vml" xmlns:o="urn:schemas-microsoft-com:office:office" xmlns:r="http://schemas.openxmlformats.org/officeDocument/2006/relationships" xmlns:v="urn:schemas-microsoft-com:vml" xmlns:w10="urn:schemas-microsoft-com:office:word" xmlns:w14="http://schemas.microsoft.com/office/word/2010/wordml" xmlns:wne="http://schemas.microsoft.com/office/word/2006/wordml" xmlns:wp="http://schemas.openxmlformats.org/drawingml/2006/wordprocessingDrawing" xmlns:wp14="http://schemas.microsoft.com/office/word/2010/wordprocessingDrawing" xmlns:wpc="http://schemas.microsoft.com/office/word/2010/wordprocessingCanvas" xmlns:wpg="http://schemas.microsoft.com/office/word/2010/wordprocessingGroup" xmlns:wpi="http://schemas.microsoft.com/office/word/2010/wordprocessingInk" xmlns:wps="http://schemas.microsoft.com/office/word/2010/wordprocessingShape" mc:Ignorable="w14 wp14">
   <w:abstractNum w:abstractNumId="0">
     <w:nsid w:val="FFFFFF7C"/>
     <w:multiLevelType w:val="singleLevel"/>
@@ -2759,7 +3062,7 @@
         <w:ind w:hanging="360" w:left="1440"/>
       </w:pPr>
       <w:rPr>
-        <w:rFonts w:ascii="Symbol" w:hAnsi="Symbol" w:hint="default"/>
+        <w:rFonts w:ascii="Symbol" w:hAnsi="Symbol" w:hint="default" w:eastAsia="黑体"/>
       </w:rPr>
     </w:lvl>
   </w:abstractNum>
@@ -2780,7 +3083,7 @@
         <w:ind w:hanging="360" w:left="1080"/>
       </w:pPr>
       <w:rPr>
-        <w:rFonts w:ascii="Symbol" w:hAnsi="Symbol" w:hint="default"/>
+        <w:rFonts w:ascii="Symbol" w:hAnsi="Symbol" w:hint="default" w:eastAsia="黑体"/>
       </w:rPr>
     </w:lvl>
   </w:abstractNum>
@@ -2801,7 +3104,7 @@
         <w:ind w:hanging="360" w:left="720"/>
       </w:pPr>
       <w:rPr>
-        <w:rFonts w:ascii="Symbol" w:hAnsi="Symbol" w:hint="default"/>
+        <w:rFonts w:ascii="Symbol" w:hAnsi="Symbol" w:hint="default" w:eastAsia="黑体"/>
       </w:rPr>
     </w:lvl>
   </w:abstractNum>
@@ -2840,7 +3143,7 @@
         <w:ind w:hanging="360" w:left="360"/>
       </w:pPr>
       <w:rPr>
-        <w:rFonts w:ascii="Symbol" w:hAnsi="Symbol" w:hint="default"/>
+        <w:rFonts w:ascii="Symbol" w:hAnsi="Symbol" w:hint="default" w:eastAsia="黑体"/>
       </w:rPr>
     </w:lvl>
   </w:abstractNum>
@@ -2931,7 +3234,7 @@
         <w:ind w:left="720" w:hanging="360"/>
       </w:pPr>
       <w:rPr>
-        <w:rFonts w:ascii="Symbol" w:hAnsi="Symbol" w:cs="Symbol" w:hint="default"/>
+        <w:rFonts w:ascii="Symbol" w:hAnsi="Symbol" w:cs="Symbol" w:hint="default" w:eastAsia="黑体"/>
       </w:rPr>
     </w:lvl>
     <w:lvl w:ilvl="1">
@@ -2942,7 +3245,7 @@
         <w:ind w:left="1440" w:hanging="360"/>
       </w:pPr>
       <w:rPr>
-        <w:rFonts w:ascii="Courier New" w:hAnsi="Courier New" w:cs="Courier New" w:hint="default"/>
+        <w:rFonts w:ascii="Courier New" w:hAnsi="Courier New" w:cs="Courier New" w:hint="default" w:eastAsia="黑体"/>
       </w:rPr>
     </w:lvl>
     <w:lvl w:ilvl="2">
@@ -2953,7 +3256,7 @@
         <w:ind w:left="2160" w:hanging="360"/>
       </w:pPr>
       <w:rPr>
-        <w:rFonts w:ascii="Wingdings" w:hAnsi="Wingdings" w:cs="Wingdings" w:hint="default"/>
+        <w:rFonts w:ascii="Wingdings" w:hAnsi="Wingdings" w:cs="Wingdings" w:hint="default" w:eastAsia="黑体"/>
       </w:rPr>
     </w:lvl>
     <w:lvl w:ilvl="3">
@@ -2964,7 +3267,7 @@
         <w:ind w:left="2880" w:hanging="360"/>
       </w:pPr>
       <w:rPr>
-        <w:rFonts w:ascii="Symbol" w:hAnsi="Symbol" w:cs="Symbol" w:hint="default"/>
+        <w:rFonts w:ascii="Symbol" w:hAnsi="Symbol" w:cs="Symbol" w:hint="default" w:eastAsia="黑体"/>
       </w:rPr>
     </w:lvl>
     <w:lvl w:ilvl="4">
@@ -2975,7 +3278,7 @@
         <w:ind w:left="3600" w:hanging="360"/>
       </w:pPr>
       <w:rPr>
-        <w:rFonts w:ascii="Courier New" w:hAnsi="Courier New" w:cs="Courier New" w:hint="default"/>
+        <w:rFonts w:ascii="Courier New" w:hAnsi="Courier New" w:cs="Courier New" w:hint="default" w:eastAsia="黑体"/>
       </w:rPr>
     </w:lvl>
     <w:lvl w:ilvl="5">
@@ -2986,7 +3289,7 @@
         <w:ind w:left="4320" w:hanging="360"/>
       </w:pPr>
       <w:rPr>
-        <w:rFonts w:ascii="Wingdings" w:hAnsi="Wingdings" w:cs="Wingdings" w:hint="default"/>
+        <w:rFonts w:ascii="Wingdings" w:hAnsi="Wingdings" w:cs="Wingdings" w:hint="default" w:eastAsia="黑体"/>
       </w:rPr>
     </w:lvl>
     <w:lvl w:ilvl="6">
@@ -2997,7 +3300,7 @@
         <w:ind w:left="5040" w:hanging="360"/>
       </w:pPr>
       <w:rPr>
-        <w:rFonts w:ascii="Symbol" w:hAnsi="Symbol" w:cs="Symbol" w:hint="default"/>
+        <w:rFonts w:ascii="Symbol" w:hAnsi="Symbol" w:cs="Symbol" w:hint="default" w:eastAsia="黑体"/>
       </w:rPr>
     </w:lvl>
     <w:lvl w:ilvl="7">
@@ -3008,7 +3311,7 @@
         <w:ind w:left="5760" w:hanging="360"/>
       </w:pPr>
       <w:rPr>
-        <w:rFonts w:ascii="Courier New" w:hAnsi="Courier New" w:cs="Courier New" w:hint="default"/>
+        <w:rFonts w:ascii="Courier New" w:hAnsi="Courier New" w:cs="Courier New" w:hint="default" w:eastAsia="黑体"/>
       </w:rPr>
     </w:lvl>
     <w:lvl w:ilvl="8">
@@ -3019,7 +3322,7 @@
         <w:ind w:left="6480" w:hanging="360"/>
       </w:pPr>
       <w:rPr>
-        <w:rFonts w:ascii="Wingdings" w:hAnsi="Wingdings" w:cs="Wingdings" w:hint="default"/>
+        <w:rFonts w:ascii="Wingdings" w:hAnsi="Wingdings" w:cs="Wingdings" w:hint="default" w:eastAsia="黑体"/>
       </w:rPr>
     </w:lvl>
   </w:abstractNum>
@@ -3075,11 +3378,11 @@
 </file>
 
 <file path=word/styles.xml><?xml version="1.0" encoding="utf-8"?>
-<w:styles xmlns:mc="http://schemas.openxmlformats.org/markup-compatibility/2006" xmlns:r="http://schemas.openxmlformats.org/officeDocument/2006/relationships" xmlns:w="http://schemas.openxmlformats.org/wordprocessingml/2006/main" xmlns:w14="http://schemas.microsoft.com/office/word/2010/wordml" mc:Ignorable="w14">
+<w:styles xmlns:mc="http://schemas.openxmlformats.org/markup-compatibility/2006" xmlns:w="http://schemas.openxmlformats.org/wordprocessingml/2006/main" xmlns:r="http://schemas.openxmlformats.org/officeDocument/2006/relationships" xmlns:w14="http://schemas.microsoft.com/office/word/2010/wordml" mc:Ignorable="w14">
   <w:docDefaults>
     <w:rPrDefault>
       <w:rPr>
-        <w:rFonts w:asciiTheme="minorHAnsi" w:cstheme="minorBidi" w:eastAsiaTheme="minorEastAsia" w:hAnsiTheme="minorHAnsi"/>
+        <w:rFonts w:asciiTheme="minorHAnsi" w:cstheme="minorBidi" w:hAnsiTheme="minorHAnsi" w:eastAsia="黑体"/>
         <w:sz w:val="22"/>
         <w:szCs w:val="22"/>
         <w:lang w:bidi="ar-SA" w:eastAsia="en-US" w:val="en-US"/>
@@ -3301,7 +3604,7 @@
       <w:outlineLvl w:val="0"/>
     </w:pPr>
     <w:rPr>
-      <w:rFonts w:ascii="Times New Roman" w:asciiTheme="majorHAnsi" w:cstheme="majorBidi" w:eastAsia="黑体" w:eastAsiaTheme="majorEastAsia" w:hAnsi="Times New Roman" w:hAnsiTheme="majorHAnsi"/>
+      <w:rFonts w:ascii="Times New Roman" w:asciiTheme="majorHAnsi" w:cstheme="majorBidi" w:eastAsia="黑体" w:hAnsi="Times New Roman" w:hAnsiTheme="majorHAnsi"/>
       <w:b/>
       <w:bCs/>
       <w:color w:val="1F3864"/>
@@ -3325,7 +3628,7 @@
       <w:outlineLvl w:val="1"/>
     </w:pPr>
     <w:rPr>
-      <w:rFonts w:ascii="Times New Roman" w:asciiTheme="majorHAnsi" w:cstheme="majorBidi" w:eastAsia="黑体" w:eastAsiaTheme="majorEastAsia" w:hAnsi="Times New Roman" w:hAnsiTheme="majorHAnsi"/>
+      <w:rFonts w:ascii="Times New Roman" w:asciiTheme="majorHAnsi" w:cstheme="majorBidi" w:eastAsia="黑体" w:hAnsi="Times New Roman" w:hAnsiTheme="majorHAnsi"/>
       <w:b/>
       <w:bCs/>
       <w:color w:val="2E4E7E"/>
@@ -3349,7 +3652,7 @@
       <w:outlineLvl w:val="2"/>
     </w:pPr>
     <w:rPr>
-      <w:rFonts w:ascii="Times New Roman" w:asciiTheme="majorHAnsi" w:cstheme="majorBidi" w:eastAsia="黑体" w:eastAsiaTheme="majorEastAsia" w:hAnsi="Times New Roman" w:hAnsiTheme="majorHAnsi"/>
+      <w:rFonts w:ascii="Times New Roman" w:asciiTheme="majorHAnsi" w:cstheme="majorBidi" w:eastAsia="黑体" w:hAnsi="Times New Roman" w:hAnsiTheme="majorHAnsi"/>
       <w:b/>
       <w:bCs/>
       <w:color w:val="2E4E7E"/>
@@ -3373,7 +3676,7 @@
       <w:outlineLvl w:val="3"/>
     </w:pPr>
     <w:rPr>
-      <w:rFonts w:ascii="Times New Roman" w:asciiTheme="majorHAnsi" w:cstheme="majorBidi" w:eastAsia="黑体" w:eastAsiaTheme="majorEastAsia" w:hAnsi="Times New Roman" w:hAnsiTheme="majorHAnsi"/>
+      <w:rFonts w:ascii="Times New Roman" w:asciiTheme="majorHAnsi" w:cstheme="majorBidi" w:eastAsia="黑体" w:hAnsi="Times New Roman" w:hAnsiTheme="majorHAnsi"/>
       <w:b/>
       <w:bCs/>
       <w:i/>
@@ -3399,7 +3702,7 @@
       <w:outlineLvl w:val="4"/>
     </w:pPr>
     <w:rPr>
-      <w:rFonts w:ascii="Times New Roman" w:asciiTheme="majorHAnsi" w:cstheme="majorBidi" w:eastAsia="黑体" w:eastAsiaTheme="majorEastAsia" w:hAnsi="Times New Roman" w:hAnsiTheme="majorHAnsi"/>
+      <w:rFonts w:ascii="Times New Roman" w:asciiTheme="majorHAnsi" w:cstheme="majorBidi" w:eastAsia="黑体" w:hAnsi="Times New Roman" w:hAnsiTheme="majorHAnsi"/>
       <w:b/>
       <w:color w:val="333333"/>
       <w:sz w:val="22"/>
@@ -3422,7 +3725,7 @@
       <w:outlineLvl w:val="5"/>
     </w:pPr>
     <w:rPr>
-      <w:rFonts w:asciiTheme="majorHAnsi" w:cstheme="majorBidi" w:eastAsiaTheme="majorEastAsia" w:hAnsiTheme="majorHAnsi"/>
+      <w:rFonts w:asciiTheme="majorHAnsi" w:cstheme="majorBidi" w:hAnsiTheme="majorHAnsi" w:eastAsia="黑体"/>
       <w:i/>
       <w:iCs/>
       <w:color w:themeColor="accent1" w:themeShade="7F" w:val="243F60"/>
@@ -3445,7 +3748,7 @@
       <w:outlineLvl w:val="6"/>
     </w:pPr>
     <w:rPr>
-      <w:rFonts w:asciiTheme="majorHAnsi" w:cstheme="majorBidi" w:eastAsiaTheme="majorEastAsia" w:hAnsiTheme="majorHAnsi"/>
+      <w:rFonts w:asciiTheme="majorHAnsi" w:cstheme="majorBidi" w:hAnsiTheme="majorHAnsi" w:eastAsia="黑体"/>
       <w:i/>
       <w:iCs/>
       <w:color w:themeColor="text1" w:themeTint="BF" w:val="404040"/>
@@ -3468,7 +3771,7 @@
       <w:outlineLvl w:val="7"/>
     </w:pPr>
     <w:rPr>
-      <w:rFonts w:asciiTheme="majorHAnsi" w:cstheme="majorBidi" w:eastAsiaTheme="majorEastAsia" w:hAnsiTheme="majorHAnsi"/>
+      <w:rFonts w:asciiTheme="majorHAnsi" w:cstheme="majorBidi" w:hAnsiTheme="majorHAnsi" w:eastAsia="黑体"/>
       <w:color w:themeColor="accent1" w:val="4F81BD"/>
       <w:sz w:val="20"/>
       <w:szCs w:val="20"/>
@@ -3491,7 +3794,7 @@
       <w:outlineLvl w:val="8"/>
     </w:pPr>
     <w:rPr>
-      <w:rFonts w:asciiTheme="majorHAnsi" w:cstheme="majorBidi" w:eastAsiaTheme="majorEastAsia" w:hAnsiTheme="majorHAnsi"/>
+      <w:rFonts w:asciiTheme="majorHAnsi" w:cstheme="majorBidi" w:hAnsiTheme="majorHAnsi" w:eastAsia="黑体"/>
       <w:i/>
       <w:iCs/>
       <w:color w:themeColor="text1" w:themeTint="BF" w:val="404040"/>
@@ -3542,7 +3845,7 @@
     <w:uiPriority w:val="9"/>
     <w:rsid w:val="00FC693F"/>
     <w:rPr>
-      <w:rFonts w:asciiTheme="majorHAnsi" w:cstheme="majorBidi" w:eastAsiaTheme="majorEastAsia" w:hAnsiTheme="majorHAnsi"/>
+      <w:rFonts w:asciiTheme="majorHAnsi" w:cstheme="majorBidi" w:hAnsiTheme="majorHAnsi" w:eastAsia="黑体"/>
       <w:b/>
       <w:bCs/>
       <w:color w:themeColor="accent1" w:themeShade="BF" w:val="365F91"/>
@@ -3557,7 +3860,7 @@
     <w:uiPriority w:val="9"/>
     <w:rsid w:val="00FC693F"/>
     <w:rPr>
-      <w:rFonts w:asciiTheme="majorHAnsi" w:cstheme="majorBidi" w:eastAsiaTheme="majorEastAsia" w:hAnsiTheme="majorHAnsi"/>
+      <w:rFonts w:asciiTheme="majorHAnsi" w:cstheme="majorBidi" w:hAnsiTheme="majorHAnsi" w:eastAsia="黑体"/>
       <w:b/>
       <w:bCs/>
       <w:color w:themeColor="accent1" w:val="4F81BD"/>
@@ -3572,7 +3875,7 @@
     <w:uiPriority w:val="9"/>
     <w:rsid w:val="00FC693F"/>
     <w:rPr>
-      <w:rFonts w:asciiTheme="majorHAnsi" w:cstheme="majorBidi" w:eastAsiaTheme="majorEastAsia" w:hAnsiTheme="majorHAnsi"/>
+      <w:rFonts w:asciiTheme="majorHAnsi" w:cstheme="majorBidi" w:hAnsiTheme="majorHAnsi" w:eastAsia="黑体"/>
       <w:b/>
       <w:bCs/>
       <w:color w:themeColor="accent1" w:val="4F81BD"/>
@@ -3595,7 +3898,7 @@
       <w:contextualSpacing/>
     </w:pPr>
     <w:rPr>
-      <w:rFonts w:ascii="Times New Roman" w:asciiTheme="majorHAnsi" w:cstheme="majorBidi" w:eastAsia="黑体" w:eastAsiaTheme="majorEastAsia" w:hAnsi="Times New Roman" w:hAnsiTheme="majorHAnsi"/>
+      <w:rFonts w:ascii="Times New Roman" w:asciiTheme="majorHAnsi" w:cstheme="majorBidi" w:eastAsia="黑体" w:hAnsi="Times New Roman" w:hAnsiTheme="majorHAnsi"/>
       <w:b/>
       <w:color w:val="1F3864"/>
       <w:spacing w:val="5"/>
@@ -3611,7 +3914,7 @@
     <w:uiPriority w:val="10"/>
     <w:rsid w:val="00FC693F"/>
     <w:rPr>
-      <w:rFonts w:asciiTheme="majorHAnsi" w:cstheme="majorBidi" w:eastAsiaTheme="majorEastAsia" w:hAnsiTheme="majorHAnsi"/>
+      <w:rFonts w:asciiTheme="majorHAnsi" w:cstheme="majorBidi" w:hAnsiTheme="majorHAnsi" w:eastAsia="黑体"/>
       <w:color w:themeColor="text2" w:themeShade="BF" w:val="17365D"/>
       <w:spacing w:val="5"/>
       <w:kern w:val="28"/>
@@ -3633,7 +3936,7 @@
       </w:numPr>
     </w:pPr>
     <w:rPr>
-      <w:rFonts w:asciiTheme="majorHAnsi" w:cstheme="majorBidi" w:eastAsiaTheme="majorEastAsia" w:hAnsiTheme="majorHAnsi"/>
+      <w:rFonts w:asciiTheme="majorHAnsi" w:cstheme="majorBidi" w:hAnsiTheme="majorHAnsi" w:eastAsia="黑体"/>
       <w:i/>
       <w:iCs/>
       <w:color w:themeColor="accent1" w:val="4F81BD"/>
@@ -3649,7 +3952,7 @@
     <w:uiPriority w:val="11"/>
     <w:rsid w:val="00FC693F"/>
     <w:rPr>
-      <w:rFonts w:asciiTheme="majorHAnsi" w:cstheme="majorBidi" w:eastAsiaTheme="majorEastAsia" w:hAnsiTheme="majorHAnsi"/>
+      <w:rFonts w:asciiTheme="majorHAnsi" w:cstheme="majorBidi" w:hAnsiTheme="majorHAnsi" w:eastAsia="黑体"/>
       <w:i/>
       <w:iCs/>
       <w:color w:themeColor="accent1" w:val="4F81BD"/>
@@ -3716,6 +4019,7 @@
       <w:spacing w:after="120"/>
     </w:pPr>
     <w:rPr>
+      <w:rFonts w:eastAsia="黑体"/>
       <w:sz w:val="16"/>
       <w:szCs w:val="16"/>
     </w:rPr>
@@ -3727,6 +4031,7 @@
     <w:uiPriority w:val="99"/>
     <w:rsid w:val="00AA1D8D"/>
     <w:rPr>
+      <w:rFonts w:eastAsia="黑体"/>
       <w:sz w:val="16"/>
       <w:szCs w:val="16"/>
     </w:rPr>
@@ -3896,7 +4201,7 @@
       </w:tabs>
     </w:pPr>
     <w:rPr>
-      <w:rFonts w:ascii="Courier" w:hAnsi="Courier"/>
+      <w:rFonts w:ascii="Courier" w:hAnsi="Courier" w:eastAsia="黑体"/>
       <w:sz w:val="20"/>
       <w:szCs w:val="20"/>
     </w:rPr>
@@ -3908,7 +4213,7 @@
     <w:uiPriority w:val="99"/>
     <w:rsid w:val="0029639D"/>
     <w:rPr>
-      <w:rFonts w:ascii="Courier" w:hAnsi="Courier"/>
+      <w:rFonts w:ascii="Courier" w:hAnsi="Courier" w:eastAsia="黑体"/>
       <w:sz w:val="20"/>
       <w:szCs w:val="20"/>
     </w:rPr>
@@ -3944,6 +4249,7 @@
     <w:uiPriority w:val="29"/>
     <w:rsid w:val="00FC693F"/>
     <w:rPr>
+      <w:rFonts w:eastAsia="黑体"/>
       <w:i/>
       <w:iCs/>
       <w:color w:themeColor="text1" w:val="000000"/>
@@ -3957,7 +4263,7 @@
     <w:semiHidden/>
     <w:rsid w:val="00FC693F"/>
     <w:rPr>
-      <w:rFonts w:asciiTheme="majorHAnsi" w:cstheme="majorBidi" w:eastAsiaTheme="majorEastAsia" w:hAnsiTheme="majorHAnsi"/>
+      <w:rFonts w:asciiTheme="majorHAnsi" w:cstheme="majorBidi" w:hAnsiTheme="majorHAnsi" w:eastAsia="黑体"/>
       <w:b/>
       <w:bCs/>
       <w:i/>
@@ -3973,7 +4279,7 @@
     <w:semiHidden/>
     <w:rsid w:val="00FC693F"/>
     <w:rPr>
-      <w:rFonts w:asciiTheme="majorHAnsi" w:cstheme="majorBidi" w:eastAsiaTheme="majorEastAsia" w:hAnsiTheme="majorHAnsi"/>
+      <w:rFonts w:asciiTheme="majorHAnsi" w:cstheme="majorBidi" w:hAnsiTheme="majorHAnsi" w:eastAsia="黑体"/>
       <w:color w:themeColor="accent1" w:themeShade="7F" w:val="243F60"/>
     </w:rPr>
   </w:style>
@@ -3985,7 +4291,7 @@
     <w:semiHidden/>
     <w:rsid w:val="00FC693F"/>
     <w:rPr>
-      <w:rFonts w:asciiTheme="majorHAnsi" w:cstheme="majorBidi" w:eastAsiaTheme="majorEastAsia" w:hAnsiTheme="majorHAnsi"/>
+      <w:rFonts w:asciiTheme="majorHAnsi" w:cstheme="majorBidi" w:hAnsiTheme="majorHAnsi" w:eastAsia="黑体"/>
       <w:i/>
       <w:iCs/>
       <w:color w:themeColor="accent1" w:themeShade="7F" w:val="243F60"/>
@@ -3999,7 +4305,7 @@
     <w:semiHidden/>
     <w:rsid w:val="00FC693F"/>
     <w:rPr>
-      <w:rFonts w:asciiTheme="majorHAnsi" w:cstheme="majorBidi" w:eastAsiaTheme="majorEastAsia" w:hAnsiTheme="majorHAnsi"/>
+      <w:rFonts w:asciiTheme="majorHAnsi" w:cstheme="majorBidi" w:hAnsiTheme="majorHAnsi" w:eastAsia="黑体"/>
       <w:i/>
       <w:iCs/>
       <w:color w:themeColor="text1" w:themeTint="BF" w:val="404040"/>
@@ -4013,7 +4319,7 @@
     <w:semiHidden/>
     <w:rsid w:val="00FC693F"/>
     <w:rPr>
-      <w:rFonts w:asciiTheme="majorHAnsi" w:cstheme="majorBidi" w:eastAsiaTheme="majorEastAsia" w:hAnsiTheme="majorHAnsi"/>
+      <w:rFonts w:asciiTheme="majorHAnsi" w:cstheme="majorBidi" w:hAnsiTheme="majorHAnsi" w:eastAsia="黑体"/>
       <w:color w:themeColor="accent1" w:val="4F81BD"/>
       <w:sz w:val="20"/>
       <w:szCs w:val="20"/>
@@ -4027,7 +4333,7 @@
     <w:semiHidden/>
     <w:rsid w:val="00FC693F"/>
     <w:rPr>
-      <w:rFonts w:asciiTheme="majorHAnsi" w:cstheme="majorBidi" w:eastAsiaTheme="majorEastAsia" w:hAnsiTheme="majorHAnsi"/>
+      <w:rFonts w:asciiTheme="majorHAnsi" w:cstheme="majorBidi" w:hAnsiTheme="majorHAnsi" w:eastAsia="黑体"/>
       <w:i/>
       <w:iCs/>
       <w:color w:themeColor="text1" w:themeTint="BF" w:val="404040"/>
@@ -4048,6 +4354,7 @@
       <w:spacing w:line="240" w:lineRule="auto"/>
     </w:pPr>
     <w:rPr>
+      <w:rFonts w:eastAsia="黑体"/>
       <w:b/>
       <w:bCs/>
       <w:color w:themeColor="accent1" w:val="4F81BD"/>
@@ -4062,6 +4369,7 @@
     <w:qFormat/>
     <w:rsid w:val="00FC693F"/>
     <w:rPr>
+      <w:rFonts w:eastAsia="黑体"/>
       <w:b/>
       <w:bCs/>
     </w:rPr>
@@ -4073,6 +4381,7 @@
     <w:qFormat/>
     <w:rsid w:val="00FC693F"/>
     <w:rPr>
+      <w:rFonts w:eastAsia="黑体"/>
       <w:i/>
       <w:iCs/>
     </w:rPr>
@@ -4093,6 +4402,7 @@
       <w:ind w:left="936" w:right="936"/>
     </w:pPr>
     <w:rPr>
+      <w:rFonts w:eastAsia="黑体"/>
       <w:b/>
       <w:bCs/>
       <w:i/>
@@ -4107,6 +4417,7 @@
     <w:uiPriority w:val="30"/>
     <w:rsid w:val="00FC693F"/>
     <w:rPr>
+      <w:rFonts w:eastAsia="黑体"/>
       <w:b/>
       <w:bCs/>
       <w:i/>
@@ -4121,6 +4432,7 @@
     <w:qFormat/>
     <w:rsid w:val="00FC693F"/>
     <w:rPr>
+      <w:rFonts w:eastAsia="黑体"/>
       <w:i/>
       <w:iCs/>
       <w:color w:themeColor="text1" w:themeTint="7F" w:val="808080"/>
@@ -4133,6 +4445,7 @@
     <w:qFormat/>
     <w:rsid w:val="00FC693F"/>
     <w:rPr>
+      <w:rFonts w:eastAsia="黑体"/>
       <w:b/>
       <w:bCs/>
       <w:i/>
@@ -4147,6 +4460,7 @@
     <w:qFormat/>
     <w:rsid w:val="00FC693F"/>
     <w:rPr>
+      <w:rFonts w:eastAsia="黑体"/>
       <w:smallCaps/>
       <w:color w:themeColor="accent2" w:val="C0504D"/>
       <w:u w:val="single"/>
@@ -4159,6 +4473,7 @@
     <w:qFormat/>
     <w:rsid w:val="00FC693F"/>
     <w:rPr>
+      <w:rFonts w:eastAsia="黑体"/>
       <w:b/>
       <w:bCs/>
       <w:smallCaps/>
@@ -4174,6 +4489,7 @@
     <w:qFormat/>
     <w:rsid w:val="00FC693F"/>
     <w:rPr>
+      <w:rFonts w:eastAsia="黑体"/>
       <w:b/>
       <w:bCs/>
       <w:smallCaps/>
@@ -4228,6 +4544,7 @@
       <w:spacing w:after="0" w:line="240" w:lineRule="auto"/>
     </w:pPr>
     <w:rPr>
+      <w:rFonts w:eastAsia="黑体"/>
       <w:color w:themeColor="text1" w:themeShade="BF" w:val="000000"/>
     </w:rPr>
     <w:tblPr>
@@ -4250,6 +4567,7 @@
         <w:spacing w:after="0" w:before="0" w:line="240" w:lineRule="auto"/>
       </w:pPr>
       <w:rPr>
+        <w:rFonts w:eastAsia="黑体"/>
         <w:b/>
         <w:bCs/>
       </w:rPr>
@@ -4270,6 +4588,7 @@
         <w:spacing w:after="0" w:before="0" w:line="240" w:lineRule="auto"/>
       </w:pPr>
       <w:rPr>
+        <w:rFonts w:eastAsia="黑体"/>
         <w:b/>
         <w:bCs/>
       </w:rPr>
@@ -4287,12 +4606,14 @@
     </w:tblStylePr>
     <w:tblStylePr w:type="firstCol">
       <w:rPr>
+        <w:rFonts w:eastAsia="黑体"/>
         <w:b/>
         <w:bCs/>
       </w:rPr>
     </w:tblStylePr>
     <w:tblStylePr w:type="lastCol">
       <w:rPr>
+        <w:rFonts w:eastAsia="黑体"/>
         <w:b/>
         <w:bCs/>
       </w:rPr>
@@ -4331,6 +4652,7 @@
       <w:spacing w:after="0" w:line="240" w:lineRule="auto"/>
     </w:pPr>
     <w:rPr>
+      <w:rFonts w:eastAsia="黑体"/>
       <w:color w:themeColor="accent1" w:themeShade="BF" w:val="365F91"/>
     </w:rPr>
     <w:tblPr>
@@ -4353,6 +4675,7 @@
         <w:spacing w:after="0" w:before="0" w:line="240" w:lineRule="auto"/>
       </w:pPr>
       <w:rPr>
+        <w:rFonts w:eastAsia="黑体"/>
         <w:b/>
         <w:bCs/>
       </w:rPr>
@@ -4373,6 +4696,7 @@
         <w:spacing w:after="0" w:before="0" w:line="240" w:lineRule="auto"/>
       </w:pPr>
       <w:rPr>
+        <w:rFonts w:eastAsia="黑体"/>
         <w:b/>
         <w:bCs/>
       </w:rPr>
@@ -4390,12 +4714,14 @@
     </w:tblStylePr>
     <w:tblStylePr w:type="firstCol">
       <w:rPr>
+        <w:rFonts w:eastAsia="黑体"/>
         <w:b/>
         <w:bCs/>
       </w:rPr>
     </w:tblStylePr>
     <w:tblStylePr w:type="lastCol">
       <w:rPr>
+        <w:rFonts w:eastAsia="黑体"/>
         <w:b/>
         <w:bCs/>
       </w:rPr>
@@ -4434,6 +4760,7 @@
       <w:spacing w:after="0" w:line="240" w:lineRule="auto"/>
     </w:pPr>
     <w:rPr>
+      <w:rFonts w:eastAsia="黑体"/>
       <w:color w:themeColor="accent2" w:themeShade="BF" w:val="943634"/>
     </w:rPr>
     <w:tblPr>
@@ -4456,6 +4783,7 @@
         <w:spacing w:after="0" w:before="0" w:line="240" w:lineRule="auto"/>
       </w:pPr>
       <w:rPr>
+        <w:rFonts w:eastAsia="黑体"/>
         <w:b/>
         <w:bCs/>
       </w:rPr>
@@ -4476,6 +4804,7 @@
         <w:spacing w:after="0" w:before="0" w:line="240" w:lineRule="auto"/>
       </w:pPr>
       <w:rPr>
+        <w:rFonts w:eastAsia="黑体"/>
         <w:b/>
         <w:bCs/>
       </w:rPr>
@@ -4493,12 +4822,14 @@
     </w:tblStylePr>
     <w:tblStylePr w:type="firstCol">
       <w:rPr>
+        <w:rFonts w:eastAsia="黑体"/>
         <w:b/>
         <w:bCs/>
       </w:rPr>
     </w:tblStylePr>
     <w:tblStylePr w:type="lastCol">
       <w:rPr>
+        <w:rFonts w:eastAsia="黑体"/>
         <w:b/>
         <w:bCs/>
       </w:rPr>
@@ -4537,6 +4868,7 @@
       <w:spacing w:after="0" w:line="240" w:lineRule="auto"/>
     </w:pPr>
     <w:rPr>
+      <w:rFonts w:eastAsia="黑体"/>
       <w:color w:themeColor="accent3" w:themeShade="BF" w:val="76923C"/>
     </w:rPr>
     <w:tblPr>
@@ -4559,6 +4891,7 @@
         <w:spacing w:after="0" w:before="0" w:line="240" w:lineRule="auto"/>
       </w:pPr>
       <w:rPr>
+        <w:rFonts w:eastAsia="黑体"/>
         <w:b/>
         <w:bCs/>
       </w:rPr>
@@ -4579,6 +4912,7 @@
         <w:spacing w:after="0" w:before="0" w:line="240" w:lineRule="auto"/>
       </w:pPr>
       <w:rPr>
+        <w:rFonts w:eastAsia="黑体"/>
         <w:b/>
         <w:bCs/>
       </w:rPr>
@@ -4596,12 +4930,14 @@
     </w:tblStylePr>
     <w:tblStylePr w:type="firstCol">
       <w:rPr>
+        <w:rFonts w:eastAsia="黑体"/>
         <w:b/>
         <w:bCs/>
       </w:rPr>
     </w:tblStylePr>
     <w:tblStylePr w:type="lastCol">
       <w:rPr>
+        <w:rFonts w:eastAsia="黑体"/>
         <w:b/>
         <w:bCs/>
       </w:rPr>
@@ -4640,6 +4976,7 @@
       <w:spacing w:after="0" w:line="240" w:lineRule="auto"/>
     </w:pPr>
     <w:rPr>
+      <w:rFonts w:eastAsia="黑体"/>
       <w:color w:themeColor="accent4" w:themeShade="BF" w:val="5F497A"/>
     </w:rPr>
     <w:tblPr>
@@ -4662,6 +4999,7 @@
         <w:spacing w:after="0" w:before="0" w:line="240" w:lineRule="auto"/>
       </w:pPr>
       <w:rPr>
+        <w:rFonts w:eastAsia="黑体"/>
         <w:b/>
         <w:bCs/>
       </w:rPr>
@@ -4682,6 +5020,7 @@
         <w:spacing w:after="0" w:before="0" w:line="240" w:lineRule="auto"/>
       </w:pPr>
       <w:rPr>
+        <w:rFonts w:eastAsia="黑体"/>
         <w:b/>
         <w:bCs/>
       </w:rPr>
@@ -4699,12 +5038,14 @@
     </w:tblStylePr>
     <w:tblStylePr w:type="firstCol">
       <w:rPr>
+        <w:rFonts w:eastAsia="黑体"/>
         <w:b/>
         <w:bCs/>
       </w:rPr>
     </w:tblStylePr>
     <w:tblStylePr w:type="lastCol">
       <w:rPr>
+        <w:rFonts w:eastAsia="黑体"/>
         <w:b/>
         <w:bCs/>
       </w:rPr>
@@ -4743,6 +5084,7 @@
       <w:spacing w:after="0" w:line="240" w:lineRule="auto"/>
     </w:pPr>
     <w:rPr>
+      <w:rFonts w:eastAsia="黑体"/>
       <w:color w:themeColor="accent5" w:themeShade="BF" w:val="31849B"/>
     </w:rPr>
     <w:tblPr>
@@ -4765,6 +5107,7 @@
         <w:spacing w:after="0" w:before="0" w:line="240" w:lineRule="auto"/>
       </w:pPr>
       <w:rPr>
+        <w:rFonts w:eastAsia="黑体"/>
         <w:b/>
         <w:bCs/>
       </w:rPr>
@@ -4785,6 +5128,7 @@
         <w:spacing w:after="0" w:before="0" w:line="240" w:lineRule="auto"/>
       </w:pPr>
       <w:rPr>
+        <w:rFonts w:eastAsia="黑体"/>
         <w:b/>
         <w:bCs/>
       </w:rPr>
@@ -4802,12 +5146,14 @@
     </w:tblStylePr>
     <w:tblStylePr w:type="firstCol">
       <w:rPr>
+        <w:rFonts w:eastAsia="黑体"/>
         <w:b/>
         <w:bCs/>
       </w:rPr>
     </w:tblStylePr>
     <w:tblStylePr w:type="lastCol">
       <w:rPr>
+        <w:rFonts w:eastAsia="黑体"/>
         <w:b/>
         <w:bCs/>
       </w:rPr>
@@ -4846,6 +5192,7 @@
       <w:spacing w:after="0" w:line="240" w:lineRule="auto"/>
     </w:pPr>
     <w:rPr>
+      <w:rFonts w:eastAsia="黑体"/>
       <w:color w:themeColor="accent6" w:themeShade="BF" w:val="E36C0A"/>
     </w:rPr>
     <w:tblPr>
@@ -4868,6 +5215,7 @@
         <w:spacing w:after="0" w:before="0" w:line="240" w:lineRule="auto"/>
       </w:pPr>
       <w:rPr>
+        <w:rFonts w:eastAsia="黑体"/>
         <w:b/>
         <w:bCs/>
       </w:rPr>
@@ -4888,6 +5236,7 @@
         <w:spacing w:after="0" w:before="0" w:line="240" w:lineRule="auto"/>
       </w:pPr>
       <w:rPr>
+        <w:rFonts w:eastAsia="黑体"/>
         <w:b/>
         <w:bCs/>
       </w:rPr>
@@ -4905,12 +5254,14 @@
     </w:tblStylePr>
     <w:tblStylePr w:type="firstCol">
       <w:rPr>
+        <w:rFonts w:eastAsia="黑体"/>
         <w:b/>
         <w:bCs/>
       </w:rPr>
     </w:tblStylePr>
     <w:tblStylePr w:type="lastCol">
       <w:rPr>
+        <w:rFonts w:eastAsia="黑体"/>
         <w:b/>
         <w:bCs/>
       </w:rPr>
@@ -4970,6 +5321,7 @@
         <w:spacing w:after="0" w:before="0" w:line="240" w:lineRule="auto"/>
       </w:pPr>
       <w:rPr>
+        <w:rFonts w:eastAsia="黑体"/>
         <w:b/>
         <w:bCs/>
         <w:color w:themeColor="background1" w:val="FFFFFF"/>
@@ -4984,6 +5336,7 @@
         <w:spacing w:after="0" w:before="0" w:line="240" w:lineRule="auto"/>
       </w:pPr>
       <w:rPr>
+        <w:rFonts w:eastAsia="黑体"/>
         <w:b/>
         <w:bCs/>
       </w:rPr>
@@ -4999,12 +5352,14 @@
     </w:tblStylePr>
     <w:tblStylePr w:type="firstCol">
       <w:rPr>
+        <w:rFonts w:eastAsia="黑体"/>
         <w:b/>
         <w:bCs/>
       </w:rPr>
     </w:tblStylePr>
     <w:tblStylePr w:type="lastCol">
       <w:rPr>
+        <w:rFonts w:eastAsia="黑体"/>
         <w:b/>
         <w:bCs/>
       </w:rPr>
@@ -5062,6 +5417,7 @@
         <w:spacing w:after="0" w:before="0" w:line="240" w:lineRule="auto"/>
       </w:pPr>
       <w:rPr>
+        <w:rFonts w:eastAsia="黑体"/>
         <w:b/>
         <w:bCs/>
         <w:color w:themeColor="background1" w:val="FFFFFF"/>
@@ -5076,6 +5432,7 @@
         <w:spacing w:after="0" w:before="0" w:line="240" w:lineRule="auto"/>
       </w:pPr>
       <w:rPr>
+        <w:rFonts w:eastAsia="黑体"/>
         <w:b/>
         <w:bCs/>
       </w:rPr>
@@ -5091,12 +5448,14 @@
     </w:tblStylePr>
     <w:tblStylePr w:type="firstCol">
       <w:rPr>
+        <w:rFonts w:eastAsia="黑体"/>
         <w:b/>
         <w:bCs/>
       </w:rPr>
     </w:tblStylePr>
     <w:tblStylePr w:type="lastCol">
       <w:rPr>
+        <w:rFonts w:eastAsia="黑体"/>
         <w:b/>
         <w:bCs/>
       </w:rPr>
@@ -5154,6 +5513,7 @@
         <w:spacing w:after="0" w:before="0" w:line="240" w:lineRule="auto"/>
       </w:pPr>
       <w:rPr>
+        <w:rFonts w:eastAsia="黑体"/>
         <w:b/>
         <w:bCs/>
         <w:color w:themeColor="background1" w:val="FFFFFF"/>
@@ -5168,6 +5528,7 @@
         <w:spacing w:after="0" w:before="0" w:line="240" w:lineRule="auto"/>
       </w:pPr>
       <w:rPr>
+        <w:rFonts w:eastAsia="黑体"/>
         <w:b/>
         <w:bCs/>
       </w:rPr>
@@ -5183,12 +5544,14 @@
     </w:tblStylePr>
     <w:tblStylePr w:type="firstCol">
       <w:rPr>
+        <w:rFonts w:eastAsia="黑体"/>
         <w:b/>
         <w:bCs/>
       </w:rPr>
     </w:tblStylePr>
     <w:tblStylePr w:type="lastCol">
       <w:rPr>
+        <w:rFonts w:eastAsia="黑体"/>
         <w:b/>
         <w:bCs/>
       </w:rPr>
@@ -5246,6 +5609,7 @@
         <w:spacing w:after="0" w:before="0" w:line="240" w:lineRule="auto"/>
       </w:pPr>
       <w:rPr>
+        <w:rFonts w:eastAsia="黑体"/>
         <w:b/>
         <w:bCs/>
         <w:color w:themeColor="background1" w:val="FFFFFF"/>
@@ -5260,6 +5624,7 @@
         <w:spacing w:after="0" w:before="0" w:line="240" w:lineRule="auto"/>
       </w:pPr>
       <w:rPr>
+        <w:rFonts w:eastAsia="黑体"/>
         <w:b/>
         <w:bCs/>
       </w:rPr>
@@ -5275,12 +5640,14 @@
     </w:tblStylePr>
     <w:tblStylePr w:type="firstCol">
       <w:rPr>
+        <w:rFonts w:eastAsia="黑体"/>
         <w:b/>
         <w:bCs/>
       </w:rPr>
     </w:tblStylePr>
     <w:tblStylePr w:type="lastCol">
       <w:rPr>
+        <w:rFonts w:eastAsia="黑体"/>
         <w:b/>
         <w:bCs/>
       </w:rPr>
@@ -5338,6 +5705,7 @@
         <w:spacing w:after="0" w:before="0" w:line="240" w:lineRule="auto"/>
       </w:pPr>
       <w:rPr>
+        <w:rFonts w:eastAsia="黑体"/>
         <w:b/>
         <w:bCs/>
         <w:color w:themeColor="background1" w:val="FFFFFF"/>
@@ -5352,6 +5720,7 @@
         <w:spacing w:after="0" w:before="0" w:line="240" w:lineRule="auto"/>
       </w:pPr>
       <w:rPr>
+        <w:rFonts w:eastAsia="黑体"/>
         <w:b/>
         <w:bCs/>
       </w:rPr>
@@ -5367,12 +5736,14 @@
     </w:tblStylePr>
     <w:tblStylePr w:type="firstCol">
       <w:rPr>
+        <w:rFonts w:eastAsia="黑体"/>
         <w:b/>
         <w:bCs/>
       </w:rPr>
     </w:tblStylePr>
     <w:tblStylePr w:type="lastCol">
       <w:rPr>
+        <w:rFonts w:eastAsia="黑体"/>
         <w:b/>
         <w:bCs/>
       </w:rPr>
@@ -5430,6 +5801,7 @@
         <w:spacing w:after="0" w:before="0" w:line="240" w:lineRule="auto"/>
       </w:pPr>
       <w:rPr>
+        <w:rFonts w:eastAsia="黑体"/>
         <w:b/>
         <w:bCs/>
         <w:color w:themeColor="background1" w:val="FFFFFF"/>
@@ -5444,6 +5816,7 @@
         <w:spacing w:after="0" w:before="0" w:line="240" w:lineRule="auto"/>
       </w:pPr>
       <w:rPr>
+        <w:rFonts w:eastAsia="黑体"/>
         <w:b/>
         <w:bCs/>
       </w:rPr>
@@ -5459,12 +5832,14 @@
     </w:tblStylePr>
     <w:tblStylePr w:type="firstCol">
       <w:rPr>
+        <w:rFonts w:eastAsia="黑体"/>
         <w:b/>
         <w:bCs/>
       </w:rPr>
     </w:tblStylePr>
     <w:tblStylePr w:type="lastCol">
       <w:rPr>
+        <w:rFonts w:eastAsia="黑体"/>
         <w:b/>
         <w:bCs/>
       </w:rPr>
@@ -5522,6 +5897,7 @@
         <w:spacing w:after="0" w:before="0" w:line="240" w:lineRule="auto"/>
       </w:pPr>
       <w:rPr>
+        <w:rFonts w:eastAsia="黑体"/>
         <w:b/>
         <w:bCs/>
         <w:color w:themeColor="background1" w:val="FFFFFF"/>
@@ -5536,6 +5912,7 @@
         <w:spacing w:after="0" w:before="0" w:line="240" w:lineRule="auto"/>
       </w:pPr>
       <w:rPr>
+        <w:rFonts w:eastAsia="黑体"/>
         <w:b/>
         <w:bCs/>
       </w:rPr>
@@ -5551,12 +5928,14 @@
     </w:tblStylePr>
     <w:tblStylePr w:type="firstCol">
       <w:rPr>
+        <w:rFonts w:eastAsia="黑体"/>
         <w:b/>
         <w:bCs/>
       </w:rPr>
     </w:tblStylePr>
     <w:tblStylePr w:type="lastCol">
       <w:rPr>
+        <w:rFonts w:eastAsia="黑体"/>
         <w:b/>
         <w:bCs/>
       </w:rPr>
@@ -5616,7 +5995,7 @@
         <w:spacing w:after="0" w:before="0" w:line="240" w:lineRule="auto"/>
       </w:pPr>
       <w:rPr>
-        <w:rFonts w:asciiTheme="majorHAnsi" w:cstheme="majorBidi" w:eastAsiaTheme="majorEastAsia" w:hAnsiTheme="majorHAnsi"/>
+        <w:rFonts w:asciiTheme="majorHAnsi" w:cstheme="majorBidi" w:hAnsiTheme="majorHAnsi" w:eastAsia="黑体"/>
         <w:b/>
         <w:bCs/>
       </w:rPr>
@@ -5637,7 +6016,7 @@
         <w:spacing w:after="0" w:before="0" w:line="240" w:lineRule="auto"/>
       </w:pPr>
       <w:rPr>
-        <w:rFonts w:asciiTheme="majorHAnsi" w:cstheme="majorBidi" w:eastAsiaTheme="majorEastAsia" w:hAnsiTheme="majorHAnsi"/>
+        <w:rFonts w:asciiTheme="majorHAnsi" w:cstheme="majorBidi" w:hAnsiTheme="majorHAnsi" w:eastAsia="黑体"/>
         <w:b/>
         <w:bCs/>
       </w:rPr>
@@ -5655,14 +6034,14 @@
     </w:tblStylePr>
     <w:tblStylePr w:type="firstCol">
       <w:rPr>
-        <w:rFonts w:asciiTheme="majorHAnsi" w:cstheme="majorBidi" w:eastAsiaTheme="majorEastAsia" w:hAnsiTheme="majorHAnsi"/>
+        <w:rFonts w:asciiTheme="majorHAnsi" w:cstheme="majorBidi" w:hAnsiTheme="majorHAnsi" w:eastAsia="黑体"/>
         <w:b/>
         <w:bCs/>
       </w:rPr>
     </w:tblStylePr>
     <w:tblStylePr w:type="lastCol">
       <w:rPr>
-        <w:rFonts w:asciiTheme="majorHAnsi" w:cstheme="majorBidi" w:eastAsiaTheme="majorEastAsia" w:hAnsiTheme="majorHAnsi"/>
+        <w:rFonts w:asciiTheme="majorHAnsi" w:cstheme="majorBidi" w:hAnsiTheme="majorHAnsi" w:eastAsia="黑体"/>
         <w:b/>
         <w:bCs/>
       </w:rPr>
@@ -5746,7 +6125,7 @@
         <w:spacing w:after="0" w:before="0" w:line="240" w:lineRule="auto"/>
       </w:pPr>
       <w:rPr>
-        <w:rFonts w:asciiTheme="majorHAnsi" w:cstheme="majorBidi" w:eastAsiaTheme="majorEastAsia" w:hAnsiTheme="majorHAnsi"/>
+        <w:rFonts w:asciiTheme="majorHAnsi" w:cstheme="majorBidi" w:hAnsiTheme="majorHAnsi" w:eastAsia="黑体"/>
         <w:b/>
         <w:bCs/>
       </w:rPr>
@@ -5767,7 +6146,7 @@
         <w:spacing w:after="0" w:before="0" w:line="240" w:lineRule="auto"/>
       </w:pPr>
       <w:rPr>
-        <w:rFonts w:asciiTheme="majorHAnsi" w:cstheme="majorBidi" w:eastAsiaTheme="majorEastAsia" w:hAnsiTheme="majorHAnsi"/>
+        <w:rFonts w:asciiTheme="majorHAnsi" w:cstheme="majorBidi" w:hAnsiTheme="majorHAnsi" w:eastAsia="黑体"/>
         <w:b/>
         <w:bCs/>
       </w:rPr>
@@ -5785,14 +6164,14 @@
     </w:tblStylePr>
     <w:tblStylePr w:type="firstCol">
       <w:rPr>
-        <w:rFonts w:asciiTheme="majorHAnsi" w:cstheme="majorBidi" w:eastAsiaTheme="majorEastAsia" w:hAnsiTheme="majorHAnsi"/>
+        <w:rFonts w:asciiTheme="majorHAnsi" w:cstheme="majorBidi" w:hAnsiTheme="majorHAnsi" w:eastAsia="黑体"/>
         <w:b/>
         <w:bCs/>
       </w:rPr>
     </w:tblStylePr>
     <w:tblStylePr w:type="lastCol">
       <w:rPr>
-        <w:rFonts w:asciiTheme="majorHAnsi" w:cstheme="majorBidi" w:eastAsiaTheme="majorEastAsia" w:hAnsiTheme="majorHAnsi"/>
+        <w:rFonts w:asciiTheme="majorHAnsi" w:cstheme="majorBidi" w:hAnsiTheme="majorHAnsi" w:eastAsia="黑体"/>
         <w:b/>
         <w:bCs/>
       </w:rPr>
@@ -5876,7 +6255,7 @@
         <w:spacing w:after="0" w:before="0" w:line="240" w:lineRule="auto"/>
       </w:pPr>
       <w:rPr>
-        <w:rFonts w:asciiTheme="majorHAnsi" w:cstheme="majorBidi" w:eastAsiaTheme="majorEastAsia" w:hAnsiTheme="majorHAnsi"/>
+        <w:rFonts w:asciiTheme="majorHAnsi" w:cstheme="majorBidi" w:hAnsiTheme="majorHAnsi" w:eastAsia="黑体"/>
         <w:b/>
         <w:bCs/>
       </w:rPr>
@@ -5897,7 +6276,7 @@
         <w:spacing w:after="0" w:before="0" w:line="240" w:lineRule="auto"/>
       </w:pPr>
       <w:rPr>
-        <w:rFonts w:asciiTheme="majorHAnsi" w:cstheme="majorBidi" w:eastAsiaTheme="majorEastAsia" w:hAnsiTheme="majorHAnsi"/>
+        <w:rFonts w:asciiTheme="majorHAnsi" w:cstheme="majorBidi" w:hAnsiTheme="majorHAnsi" w:eastAsia="黑体"/>
         <w:b/>
         <w:bCs/>
       </w:rPr>
@@ -5915,14 +6294,14 @@
     </w:tblStylePr>
     <w:tblStylePr w:type="firstCol">
       <w:rPr>
-        <w:rFonts w:asciiTheme="majorHAnsi" w:cstheme="majorBidi" w:eastAsiaTheme="majorEastAsia" w:hAnsiTheme="majorHAnsi"/>
+        <w:rFonts w:asciiTheme="majorHAnsi" w:cstheme="majorBidi" w:hAnsiTheme="majorHAnsi" w:eastAsia="黑体"/>
         <w:b/>
         <w:bCs/>
       </w:rPr>
     </w:tblStylePr>
     <w:tblStylePr w:type="lastCol">
       <w:rPr>
-        <w:rFonts w:asciiTheme="majorHAnsi" w:cstheme="majorBidi" w:eastAsiaTheme="majorEastAsia" w:hAnsiTheme="majorHAnsi"/>
+        <w:rFonts w:asciiTheme="majorHAnsi" w:cstheme="majorBidi" w:hAnsiTheme="majorHAnsi" w:eastAsia="黑体"/>
         <w:b/>
         <w:bCs/>
       </w:rPr>
@@ -6006,7 +6385,7 @@
         <w:spacing w:after="0" w:before="0" w:line="240" w:lineRule="auto"/>
       </w:pPr>
       <w:rPr>
-        <w:rFonts w:asciiTheme="majorHAnsi" w:cstheme="majorBidi" w:eastAsiaTheme="majorEastAsia" w:hAnsiTheme="majorHAnsi"/>
+        <w:rFonts w:asciiTheme="majorHAnsi" w:cstheme="majorBidi" w:hAnsiTheme="majorHAnsi" w:eastAsia="黑体"/>
         <w:b/>
         <w:bCs/>
       </w:rPr>
@@ -6027,7 +6406,7 @@
         <w:spacing w:after="0" w:before="0" w:line="240" w:lineRule="auto"/>
       </w:pPr>
       <w:rPr>
-        <w:rFonts w:asciiTheme="majorHAnsi" w:cstheme="majorBidi" w:eastAsiaTheme="majorEastAsia" w:hAnsiTheme="majorHAnsi"/>
+        <w:rFonts w:asciiTheme="majorHAnsi" w:cstheme="majorBidi" w:hAnsiTheme="majorHAnsi" w:eastAsia="黑体"/>
         <w:b/>
         <w:bCs/>
       </w:rPr>
@@ -6045,14 +6424,14 @@
     </w:tblStylePr>
     <w:tblStylePr w:type="firstCol">
       <w:rPr>
-        <w:rFonts w:asciiTheme="majorHAnsi" w:cstheme="majorBidi" w:eastAsiaTheme="majorEastAsia" w:hAnsiTheme="majorHAnsi"/>
+        <w:rFonts w:asciiTheme="majorHAnsi" w:cstheme="majorBidi" w:hAnsiTheme="majorHAnsi" w:eastAsia="黑体"/>
         <w:b/>
         <w:bCs/>
       </w:rPr>
     </w:tblStylePr>
     <w:tblStylePr w:type="lastCol">
       <w:rPr>
-        <w:rFonts w:asciiTheme="majorHAnsi" w:cstheme="majorBidi" w:eastAsiaTheme="majorEastAsia" w:hAnsiTheme="majorHAnsi"/>
+        <w:rFonts w:asciiTheme="majorHAnsi" w:cstheme="majorBidi" w:hAnsiTheme="majorHAnsi" w:eastAsia="黑体"/>
         <w:b/>
         <w:bCs/>
       </w:rPr>
@@ -6136,7 +6515,7 @@
         <w:spacing w:after="0" w:before="0" w:line="240" w:lineRule="auto"/>
       </w:pPr>
       <w:rPr>
-        <w:rFonts w:asciiTheme="majorHAnsi" w:cstheme="majorBidi" w:eastAsiaTheme="majorEastAsia" w:hAnsiTheme="majorHAnsi"/>
+        <w:rFonts w:asciiTheme="majorHAnsi" w:cstheme="majorBidi" w:hAnsiTheme="majorHAnsi" w:eastAsia="黑体"/>
         <w:b/>
         <w:bCs/>
       </w:rPr>
@@ -6157,7 +6536,7 @@
         <w:spacing w:after="0" w:before="0" w:line="240" w:lineRule="auto"/>
       </w:pPr>
       <w:rPr>
-        <w:rFonts w:asciiTheme="majorHAnsi" w:cstheme="majorBidi" w:eastAsiaTheme="majorEastAsia" w:hAnsiTheme="majorHAnsi"/>
+        <w:rFonts w:asciiTheme="majorHAnsi" w:cstheme="majorBidi" w:hAnsiTheme="majorHAnsi" w:eastAsia="黑体"/>
         <w:b/>
         <w:bCs/>
       </w:rPr>
@@ -6175,14 +6554,14 @@
     </w:tblStylePr>
     <w:tblStylePr w:type="firstCol">
       <w:rPr>
-        <w:rFonts w:asciiTheme="majorHAnsi" w:cstheme="majorBidi" w:eastAsiaTheme="majorEastAsia" w:hAnsiTheme="majorHAnsi"/>
+        <w:rFonts w:asciiTheme="majorHAnsi" w:cstheme="majorBidi" w:hAnsiTheme="majorHAnsi" w:eastAsia="黑体"/>
         <w:b/>
         <w:bCs/>
       </w:rPr>
     </w:tblStylePr>
     <w:tblStylePr w:type="lastCol">
       <w:rPr>
-        <w:rFonts w:asciiTheme="majorHAnsi" w:cstheme="majorBidi" w:eastAsiaTheme="majorEastAsia" w:hAnsiTheme="majorHAnsi"/>
+        <w:rFonts w:asciiTheme="majorHAnsi" w:cstheme="majorBidi" w:hAnsiTheme="majorHAnsi" w:eastAsia="黑体"/>
         <w:b/>
         <w:bCs/>
       </w:rPr>
@@ -6266,7 +6645,7 @@
         <w:spacing w:after="0" w:before="0" w:line="240" w:lineRule="auto"/>
       </w:pPr>
       <w:rPr>
-        <w:rFonts w:asciiTheme="majorHAnsi" w:cstheme="majorBidi" w:eastAsiaTheme="majorEastAsia" w:hAnsiTheme="majorHAnsi"/>
+        <w:rFonts w:asciiTheme="majorHAnsi" w:cstheme="majorBidi" w:hAnsiTheme="majorHAnsi" w:eastAsia="黑体"/>
         <w:b/>
         <w:bCs/>
       </w:rPr>
@@ -6287,7 +6666,7 @@
         <w:spacing w:after="0" w:before="0" w:line="240" w:lineRule="auto"/>
       </w:pPr>
       <w:rPr>
-        <w:rFonts w:asciiTheme="majorHAnsi" w:cstheme="majorBidi" w:eastAsiaTheme="majorEastAsia" w:hAnsiTheme="majorHAnsi"/>
+        <w:rFonts w:asciiTheme="majorHAnsi" w:cstheme="majorBidi" w:hAnsiTheme="majorHAnsi" w:eastAsia="黑体"/>
         <w:b/>
         <w:bCs/>
       </w:rPr>
@@ -6305,14 +6684,14 @@
     </w:tblStylePr>
     <w:tblStylePr w:type="firstCol">
       <w:rPr>
-        <w:rFonts w:asciiTheme="majorHAnsi" w:cstheme="majorBidi" w:eastAsiaTheme="majorEastAsia" w:hAnsiTheme="majorHAnsi"/>
+        <w:rFonts w:asciiTheme="majorHAnsi" w:cstheme="majorBidi" w:hAnsiTheme="majorHAnsi" w:eastAsia="黑体"/>
         <w:b/>
         <w:bCs/>
       </w:rPr>
     </w:tblStylePr>
     <w:tblStylePr w:type="lastCol">
       <w:rPr>
-        <w:rFonts w:asciiTheme="majorHAnsi" w:cstheme="majorBidi" w:eastAsiaTheme="majorEastAsia" w:hAnsiTheme="majorHAnsi"/>
+        <w:rFonts w:asciiTheme="majorHAnsi" w:cstheme="majorBidi" w:hAnsiTheme="majorHAnsi" w:eastAsia="黑体"/>
         <w:b/>
         <w:bCs/>
       </w:rPr>
@@ -6396,7 +6775,7 @@
         <w:spacing w:after="0" w:before="0" w:line="240" w:lineRule="auto"/>
       </w:pPr>
       <w:rPr>
-        <w:rFonts w:asciiTheme="majorHAnsi" w:cstheme="majorBidi" w:eastAsiaTheme="majorEastAsia" w:hAnsiTheme="majorHAnsi"/>
+        <w:rFonts w:asciiTheme="majorHAnsi" w:cstheme="majorBidi" w:hAnsiTheme="majorHAnsi" w:eastAsia="黑体"/>
         <w:b/>
         <w:bCs/>
       </w:rPr>
@@ -6417,7 +6796,7 @@
         <w:spacing w:after="0" w:before="0" w:line="240" w:lineRule="auto"/>
       </w:pPr>
       <w:rPr>
-        <w:rFonts w:asciiTheme="majorHAnsi" w:cstheme="majorBidi" w:eastAsiaTheme="majorEastAsia" w:hAnsiTheme="majorHAnsi"/>
+        <w:rFonts w:asciiTheme="majorHAnsi" w:cstheme="majorBidi" w:hAnsiTheme="majorHAnsi" w:eastAsia="黑体"/>
         <w:b/>
         <w:bCs/>
       </w:rPr>
@@ -6435,14 +6814,14 @@
     </w:tblStylePr>
     <w:tblStylePr w:type="firstCol">
       <w:rPr>
-        <w:rFonts w:asciiTheme="majorHAnsi" w:cstheme="majorBidi" w:eastAsiaTheme="majorEastAsia" w:hAnsiTheme="majorHAnsi"/>
+        <w:rFonts w:asciiTheme="majorHAnsi" w:cstheme="majorBidi" w:hAnsiTheme="majorHAnsi" w:eastAsia="黑体"/>
         <w:b/>
         <w:bCs/>
       </w:rPr>
     </w:tblStylePr>
     <w:tblStylePr w:type="lastCol">
       <w:rPr>
-        <w:rFonts w:asciiTheme="majorHAnsi" w:cstheme="majorBidi" w:eastAsiaTheme="majorEastAsia" w:hAnsiTheme="majorHAnsi"/>
+        <w:rFonts w:asciiTheme="majorHAnsi" w:cstheme="majorBidi" w:hAnsiTheme="majorHAnsi" w:eastAsia="黑体"/>
         <w:b/>
         <w:bCs/>
       </w:rPr>
@@ -6525,6 +6904,7 @@
         <w:spacing w:after="0" w:before="0" w:line="240" w:lineRule="auto"/>
       </w:pPr>
       <w:rPr>
+        <w:rFonts w:eastAsia="黑体"/>
         <w:b/>
         <w:bCs/>
         <w:color w:themeColor="background1" w:val="FFFFFF"/>
@@ -6547,6 +6927,7 @@
         <w:spacing w:after="0" w:before="0" w:line="240" w:lineRule="auto"/>
       </w:pPr>
       <w:rPr>
+        <w:rFonts w:eastAsia="黑体"/>
         <w:b/>
         <w:bCs/>
       </w:rPr>
@@ -6564,12 +6945,14 @@
     </w:tblStylePr>
     <w:tblStylePr w:type="firstCol">
       <w:rPr>
+        <w:rFonts w:eastAsia="黑体"/>
         <w:b/>
         <w:bCs/>
       </w:rPr>
     </w:tblStylePr>
     <w:tblStylePr w:type="lastCol">
       <w:rPr>
+        <w:rFonts w:eastAsia="黑体"/>
         <w:b/>
         <w:bCs/>
       </w:rPr>
@@ -6631,6 +7014,7 @@
         <w:spacing w:after="0" w:before="0" w:line="240" w:lineRule="auto"/>
       </w:pPr>
       <w:rPr>
+        <w:rFonts w:eastAsia="黑体"/>
         <w:b/>
         <w:bCs/>
         <w:color w:themeColor="background1" w:val="FFFFFF"/>
@@ -6653,6 +7037,7 @@
         <w:spacing w:after="0" w:before="0" w:line="240" w:lineRule="auto"/>
       </w:pPr>
       <w:rPr>
+        <w:rFonts w:eastAsia="黑体"/>
         <w:b/>
         <w:bCs/>
       </w:rPr>
@@ -6670,12 +7055,14 @@
     </w:tblStylePr>
     <w:tblStylePr w:type="firstCol">
       <w:rPr>
+        <w:rFonts w:eastAsia="黑体"/>
         <w:b/>
         <w:bCs/>
       </w:rPr>
     </w:tblStylePr>
     <w:tblStylePr w:type="lastCol">
       <w:rPr>
+        <w:rFonts w:eastAsia="黑体"/>
         <w:b/>
         <w:bCs/>
       </w:rPr>
@@ -6737,6 +7124,7 @@
         <w:spacing w:after="0" w:before="0" w:line="240" w:lineRule="auto"/>
       </w:pPr>
       <w:rPr>
+        <w:rFonts w:eastAsia="黑体"/>
         <w:b/>
         <w:bCs/>
         <w:color w:themeColor="background1" w:val="FFFFFF"/>
@@ -6759,6 +7147,7 @@
         <w:spacing w:after="0" w:before="0" w:line="240" w:lineRule="auto"/>
       </w:pPr>
       <w:rPr>
+        <w:rFonts w:eastAsia="黑体"/>
         <w:b/>
         <w:bCs/>
       </w:rPr>
@@ -6776,12 +7165,14 @@
     </w:tblStylePr>
     <w:tblStylePr w:type="firstCol">
       <w:rPr>
+        <w:rFonts w:eastAsia="黑体"/>
         <w:b/>
         <w:bCs/>
       </w:rPr>
     </w:tblStylePr>
     <w:tblStylePr w:type="lastCol">
       <w:rPr>
+        <w:rFonts w:eastAsia="黑体"/>
         <w:b/>
         <w:bCs/>
       </w:rPr>
@@ -6843,6 +7234,7 @@
         <w:spacing w:after="0" w:before="0" w:line="240" w:lineRule="auto"/>
       </w:pPr>
       <w:rPr>
+        <w:rFonts w:eastAsia="黑体"/>
         <w:b/>
         <w:bCs/>
         <w:color w:themeColor="background1" w:val="FFFFFF"/>
@@ -6865,6 +7257,7 @@
         <w:spacing w:after="0" w:before="0" w:line="240" w:lineRule="auto"/>
       </w:pPr>
       <w:rPr>
+        <w:rFonts w:eastAsia="黑体"/>
         <w:b/>
         <w:bCs/>
       </w:rPr>
@@ -6882,12 +7275,14 @@
     </w:tblStylePr>
     <w:tblStylePr w:type="firstCol">
       <w:rPr>
+        <w:rFonts w:eastAsia="黑体"/>
         <w:b/>
         <w:bCs/>
       </w:rPr>
     </w:tblStylePr>
     <w:tblStylePr w:type="lastCol">
       <w:rPr>
+        <w:rFonts w:eastAsia="黑体"/>
         <w:b/>
         <w:bCs/>
       </w:rPr>
@@ -6949,6 +7344,7 @@
         <w:spacing w:after="0" w:before="0" w:line="240" w:lineRule="auto"/>
       </w:pPr>
       <w:rPr>
+        <w:rFonts w:eastAsia="黑体"/>
         <w:b/>
         <w:bCs/>
         <w:color w:themeColor="background1" w:val="FFFFFF"/>
@@ -6971,6 +7367,7 @@
         <w:spacing w:after="0" w:before="0" w:line="240" w:lineRule="auto"/>
       </w:pPr>
       <w:rPr>
+        <w:rFonts w:eastAsia="黑体"/>
         <w:b/>
         <w:bCs/>
       </w:rPr>
@@ -6988,12 +7385,14 @@
     </w:tblStylePr>
     <w:tblStylePr w:type="firstCol">
       <w:rPr>
+        <w:rFonts w:eastAsia="黑体"/>
         <w:b/>
         <w:bCs/>
       </w:rPr>
     </w:tblStylePr>
     <w:tblStylePr w:type="lastCol">
       <w:rPr>
+        <w:rFonts w:eastAsia="黑体"/>
         <w:b/>
         <w:bCs/>
       </w:rPr>
@@ -7055,6 +7454,7 @@
         <w:spacing w:after="0" w:before="0" w:line="240" w:lineRule="auto"/>
       </w:pPr>
       <w:rPr>
+        <w:rFonts w:eastAsia="黑体"/>
         <w:b/>
         <w:bCs/>
         <w:color w:themeColor="background1" w:val="FFFFFF"/>
@@ -7077,6 +7477,7 @@
         <w:spacing w:after="0" w:before="0" w:line="240" w:lineRule="auto"/>
       </w:pPr>
       <w:rPr>
+        <w:rFonts w:eastAsia="黑体"/>
         <w:b/>
         <w:bCs/>
       </w:rPr>
@@ -7094,12 +7495,14 @@
     </w:tblStylePr>
     <w:tblStylePr w:type="firstCol">
       <w:rPr>
+        <w:rFonts w:eastAsia="黑体"/>
         <w:b/>
         <w:bCs/>
       </w:rPr>
     </w:tblStylePr>
     <w:tblStylePr w:type="lastCol">
       <w:rPr>
+        <w:rFonts w:eastAsia="黑体"/>
         <w:b/>
         <w:bCs/>
       </w:rPr>
@@ -7161,6 +7564,7 @@
         <w:spacing w:after="0" w:before="0" w:line="240" w:lineRule="auto"/>
       </w:pPr>
       <w:rPr>
+        <w:rFonts w:eastAsia="黑体"/>
         <w:b/>
         <w:bCs/>
         <w:color w:themeColor="background1" w:val="FFFFFF"/>
@@ -7183,6 +7587,7 @@
         <w:spacing w:after="0" w:before="0" w:line="240" w:lineRule="auto"/>
       </w:pPr>
       <w:rPr>
+        <w:rFonts w:eastAsia="黑体"/>
         <w:b/>
         <w:bCs/>
       </w:rPr>
@@ -7200,12 +7605,14 @@
     </w:tblStylePr>
     <w:tblStylePr w:type="firstCol">
       <w:rPr>
+        <w:rFonts w:eastAsia="黑体"/>
         <w:b/>
         <w:bCs/>
       </w:rPr>
     </w:tblStylePr>
     <w:tblStylePr w:type="lastCol">
       <w:rPr>
+        <w:rFonts w:eastAsia="黑体"/>
         <w:b/>
         <w:bCs/>
       </w:rPr>
@@ -7264,6 +7671,7 @@
         <w:spacing w:after="0" w:before="0" w:line="240" w:lineRule="auto"/>
       </w:pPr>
       <w:rPr>
+        <w:rFonts w:eastAsia="黑体"/>
         <w:b/>
         <w:bCs/>
         <w:color w:themeColor="background1" w:val="FFFFFF"/>
@@ -7286,6 +7694,7 @@
         <w:spacing w:after="0" w:before="0" w:line="240" w:lineRule="auto"/>
       </w:pPr>
       <w:rPr>
+        <w:rFonts w:eastAsia="黑体"/>
         <w:color w:val="auto"/>
       </w:rPr>
       <w:tblPr/>
@@ -7303,6 +7712,7 @@
     </w:tblStylePr>
     <w:tblStylePr w:type="firstCol">
       <w:rPr>
+        <w:rFonts w:eastAsia="黑体"/>
         <w:b/>
         <w:bCs/>
         <w:color w:themeColor="background1" w:val="FFFFFF"/>
@@ -7322,6 +7732,7 @@
     </w:tblStylePr>
     <w:tblStylePr w:type="lastCol">
       <w:rPr>
+        <w:rFonts w:eastAsia="黑体"/>
         <w:b/>
         <w:bCs/>
         <w:color w:themeColor="background1" w:val="FFFFFF"/>
@@ -7370,6 +7781,7 @@
     </w:tblStylePr>
     <w:tblStylePr w:type="nwCell">
       <w:rPr>
+        <w:rFonts w:eastAsia="黑体"/>
         <w:color w:themeColor="background1" w:val="FFFFFF"/>
       </w:rPr>
       <w:tblPr/>
@@ -7413,6 +7825,7 @@
         <w:spacing w:after="0" w:before="0" w:line="240" w:lineRule="auto"/>
       </w:pPr>
       <w:rPr>
+        <w:rFonts w:eastAsia="黑体"/>
         <w:b/>
         <w:bCs/>
         <w:color w:themeColor="background1" w:val="FFFFFF"/>
@@ -7435,6 +7848,7 @@
         <w:spacing w:after="0" w:before="0" w:line="240" w:lineRule="auto"/>
       </w:pPr>
       <w:rPr>
+        <w:rFonts w:eastAsia="黑体"/>
         <w:color w:val="auto"/>
       </w:rPr>
       <w:tblPr/>
@@ -7452,6 +7866,7 @@
     </w:tblStylePr>
     <w:tblStylePr w:type="firstCol">
       <w:rPr>
+        <w:rFonts w:eastAsia="黑体"/>
         <w:b/>
         <w:bCs/>
         <w:color w:themeColor="background1" w:val="FFFFFF"/>
@@ -7471,6 +7886,7 @@
     </w:tblStylePr>
     <w:tblStylePr w:type="lastCol">
       <w:rPr>
+        <w:rFonts w:eastAsia="黑体"/>
         <w:b/>
         <w:bCs/>
         <w:color w:themeColor="background1" w:val="FFFFFF"/>
@@ -7519,6 +7935,7 @@
     </w:tblStylePr>
     <w:tblStylePr w:type="nwCell">
       <w:rPr>
+        <w:rFonts w:eastAsia="黑体"/>
         <w:color w:themeColor="background1" w:val="FFFFFF"/>
       </w:rPr>
       <w:tblPr/>
@@ -7562,6 +7979,7 @@
         <w:spacing w:after="0" w:before="0" w:line="240" w:lineRule="auto"/>
       </w:pPr>
       <w:rPr>
+        <w:rFonts w:eastAsia="黑体"/>
         <w:b/>
         <w:bCs/>
         <w:color w:themeColor="background1" w:val="FFFFFF"/>
@@ -7584,6 +8002,7 @@
         <w:spacing w:after="0" w:before="0" w:line="240" w:lineRule="auto"/>
       </w:pPr>
       <w:rPr>
+        <w:rFonts w:eastAsia="黑体"/>
         <w:color w:val="auto"/>
       </w:rPr>
       <w:tblPr/>
@@ -7601,6 +8020,7 @@
     </w:tblStylePr>
     <w:tblStylePr w:type="firstCol">
       <w:rPr>
+        <w:rFonts w:eastAsia="黑体"/>
         <w:b/>
         <w:bCs/>
         <w:color w:themeColor="background1" w:val="FFFFFF"/>
@@ -7620,6 +8040,7 @@
     </w:tblStylePr>
     <w:tblStylePr w:type="lastCol">
       <w:rPr>
+        <w:rFonts w:eastAsia="黑体"/>
         <w:b/>
         <w:bCs/>
         <w:color w:themeColor="background1" w:val="FFFFFF"/>
@@ -7668,6 +8089,7 @@
     </w:tblStylePr>
     <w:tblStylePr w:type="nwCell">
       <w:rPr>
+        <w:rFonts w:eastAsia="黑体"/>
         <w:color w:themeColor="background1" w:val="FFFFFF"/>
       </w:rPr>
       <w:tblPr/>
@@ -7711,6 +8133,7 @@
         <w:spacing w:after="0" w:before="0" w:line="240" w:lineRule="auto"/>
       </w:pPr>
       <w:rPr>
+        <w:rFonts w:eastAsia="黑体"/>
         <w:b/>
         <w:bCs/>
         <w:color w:themeColor="background1" w:val="FFFFFF"/>
@@ -7733,6 +8156,7 @@
         <w:spacing w:after="0" w:before="0" w:line="240" w:lineRule="auto"/>
       </w:pPr>
       <w:rPr>
+        <w:rFonts w:eastAsia="黑体"/>
         <w:color w:val="auto"/>
       </w:rPr>
       <w:tblPr/>
@@ -7750,6 +8174,7 @@
     </w:tblStylePr>
     <w:tblStylePr w:type="firstCol">
       <w:rPr>
+        <w:rFonts w:eastAsia="黑体"/>
         <w:b/>
         <w:bCs/>
         <w:color w:themeColor="background1" w:val="FFFFFF"/>
@@ -7769,6 +8194,7 @@
     </w:tblStylePr>
     <w:tblStylePr w:type="lastCol">
       <w:rPr>
+        <w:rFonts w:eastAsia="黑体"/>
         <w:b/>
         <w:bCs/>
         <w:color w:themeColor="background1" w:val="FFFFFF"/>
@@ -7817,6 +8243,7 @@
     </w:tblStylePr>
     <w:tblStylePr w:type="nwCell">
       <w:rPr>
+        <w:rFonts w:eastAsia="黑体"/>
         <w:color w:themeColor="background1" w:val="FFFFFF"/>
       </w:rPr>
       <w:tblPr/>
@@ -7860,6 +8287,7 @@
         <w:spacing w:after="0" w:before="0" w:line="240" w:lineRule="auto"/>
       </w:pPr>
       <w:rPr>
+        <w:rFonts w:eastAsia="黑体"/>
         <w:b/>
         <w:bCs/>
         <w:color w:themeColor="background1" w:val="FFFFFF"/>
@@ -7882,6 +8310,7 @@
         <w:spacing w:after="0" w:before="0" w:line="240" w:lineRule="auto"/>
       </w:pPr>
       <w:rPr>
+        <w:rFonts w:eastAsia="黑体"/>
         <w:color w:val="auto"/>
       </w:rPr>
       <w:tblPr/>
@@ -7899,6 +8328,7 @@
     </w:tblStylePr>
     <w:tblStylePr w:type="firstCol">
       <w:rPr>
+        <w:rFonts w:eastAsia="黑体"/>
         <w:b/>
         <w:bCs/>
         <w:color w:themeColor="background1" w:val="FFFFFF"/>
@@ -7918,6 +8348,7 @@
     </w:tblStylePr>
     <w:tblStylePr w:type="lastCol">
       <w:rPr>
+        <w:rFonts w:eastAsia="黑体"/>
         <w:b/>
         <w:bCs/>
         <w:color w:themeColor="background1" w:val="FFFFFF"/>
@@ -7966,6 +8397,7 @@
     </w:tblStylePr>
     <w:tblStylePr w:type="nwCell">
       <w:rPr>
+        <w:rFonts w:eastAsia="黑体"/>
         <w:color w:themeColor="background1" w:val="FFFFFF"/>
       </w:rPr>
       <w:tblPr/>
@@ -8009,6 +8441,7 @@
         <w:spacing w:after="0" w:before="0" w:line="240" w:lineRule="auto"/>
       </w:pPr>
       <w:rPr>
+        <w:rFonts w:eastAsia="黑体"/>
         <w:b/>
         <w:bCs/>
         <w:color w:themeColor="background1" w:val="FFFFFF"/>
@@ -8031,6 +8464,7 @@
         <w:spacing w:after="0" w:before="0" w:line="240" w:lineRule="auto"/>
       </w:pPr>
       <w:rPr>
+        <w:rFonts w:eastAsia="黑体"/>
         <w:color w:val="auto"/>
       </w:rPr>
       <w:tblPr/>
@@ -8048,6 +8482,7 @@
     </w:tblStylePr>
     <w:tblStylePr w:type="firstCol">
       <w:rPr>
+        <w:rFonts w:eastAsia="黑体"/>
         <w:b/>
         <w:bCs/>
         <w:color w:themeColor="background1" w:val="FFFFFF"/>
@@ -8067,6 +8502,7 @@
     </w:tblStylePr>
     <w:tblStylePr w:type="lastCol">
       <w:rPr>
+        <w:rFonts w:eastAsia="黑体"/>
         <w:b/>
         <w:bCs/>
         <w:color w:themeColor="background1" w:val="FFFFFF"/>
@@ -8115,6 +8551,7 @@
     </w:tblStylePr>
     <w:tblStylePr w:type="nwCell">
       <w:rPr>
+        <w:rFonts w:eastAsia="黑体"/>
         <w:color w:themeColor="background1" w:val="FFFFFF"/>
       </w:rPr>
       <w:tblPr/>
@@ -8158,6 +8595,7 @@
         <w:spacing w:after="0" w:before="0" w:line="240" w:lineRule="auto"/>
       </w:pPr>
       <w:rPr>
+        <w:rFonts w:eastAsia="黑体"/>
         <w:b/>
         <w:bCs/>
         <w:color w:themeColor="background1" w:val="FFFFFF"/>
@@ -8180,6 +8618,7 @@
         <w:spacing w:after="0" w:before="0" w:line="240" w:lineRule="auto"/>
       </w:pPr>
       <w:rPr>
+        <w:rFonts w:eastAsia="黑体"/>
         <w:color w:val="auto"/>
       </w:rPr>
       <w:tblPr/>
@@ -8197,6 +8636,7 @@
     </w:tblStylePr>
     <w:tblStylePr w:type="firstCol">
       <w:rPr>
+        <w:rFonts w:eastAsia="黑体"/>
         <w:b/>
         <w:bCs/>
         <w:color w:themeColor="background1" w:val="FFFFFF"/>
@@ -8216,6 +8656,7 @@
     </w:tblStylePr>
     <w:tblStylePr w:type="lastCol">
       <w:rPr>
+        <w:rFonts w:eastAsia="黑体"/>
         <w:b/>
         <w:bCs/>
         <w:color w:themeColor="background1" w:val="FFFFFF"/>
@@ -8264,6 +8705,7 @@
     </w:tblStylePr>
     <w:tblStylePr w:type="nwCell">
       <w:rPr>
+        <w:rFonts w:eastAsia="黑体"/>
         <w:color w:themeColor="background1" w:val="FFFFFF"/>
       </w:rPr>
       <w:tblPr/>
@@ -8288,6 +8730,7 @@
       <w:spacing w:after="0" w:line="240" w:lineRule="auto"/>
     </w:pPr>
     <w:rPr>
+      <w:rFonts w:eastAsia="黑体"/>
       <w:color w:themeColor="text1" w:val="000000"/>
     </w:rPr>
     <w:tblPr>
@@ -8307,7 +8750,7 @@
     </w:tblPr>
     <w:tblStylePr w:type="firstRow">
       <w:rPr>
-        <w:rFonts w:asciiTheme="majorHAnsi" w:cstheme="majorBidi" w:eastAsiaTheme="majorEastAsia" w:hAnsiTheme="majorHAnsi"/>
+        <w:rFonts w:asciiTheme="majorHAnsi" w:cstheme="majorBidi" w:hAnsiTheme="majorHAnsi" w:eastAsia="黑体"/>
       </w:rPr>
       <w:tblPr/>
       <w:tcPr>
@@ -8319,6 +8762,7 @@
     </w:tblStylePr>
     <w:tblStylePr w:type="lastRow">
       <w:rPr>
+        <w:rFonts w:eastAsia="黑体"/>
         <w:b/>
         <w:bCs/>
         <w:color w:themeColor="text2" w:val="1F497D"/>
@@ -8333,12 +8777,14 @@
     </w:tblStylePr>
     <w:tblStylePr w:type="firstCol">
       <w:rPr>
+        <w:rFonts w:eastAsia="黑体"/>
         <w:b/>
         <w:bCs/>
       </w:rPr>
     </w:tblStylePr>
     <w:tblStylePr w:type="lastCol">
       <w:rPr>
+        <w:rFonts w:eastAsia="黑体"/>
         <w:b/>
         <w:bCs/>
       </w:rPr>
@@ -8372,6 +8818,7 @@
       <w:spacing w:after="0" w:line="240" w:lineRule="auto"/>
     </w:pPr>
     <w:rPr>
+      <w:rFonts w:eastAsia="黑体"/>
       <w:color w:themeColor="text1" w:val="000000"/>
     </w:rPr>
     <w:tblPr>
@@ -8391,7 +8838,7 @@
     </w:tblPr>
     <w:tblStylePr w:type="firstRow">
       <w:rPr>
-        <w:rFonts w:asciiTheme="majorHAnsi" w:cstheme="majorBidi" w:eastAsiaTheme="majorEastAsia" w:hAnsiTheme="majorHAnsi"/>
+        <w:rFonts w:asciiTheme="majorHAnsi" w:cstheme="majorBidi" w:hAnsiTheme="majorHAnsi" w:eastAsia="黑体"/>
       </w:rPr>
       <w:tblPr/>
       <w:tcPr>
@@ -8403,6 +8850,7 @@
     </w:tblStylePr>
     <w:tblStylePr w:type="lastRow">
       <w:rPr>
+        <w:rFonts w:eastAsia="黑体"/>
         <w:b/>
         <w:bCs/>
         <w:color w:themeColor="text2" w:val="1F497D"/>
@@ -8417,12 +8865,14 @@
     </w:tblStylePr>
     <w:tblStylePr w:type="firstCol">
       <w:rPr>
+        <w:rFonts w:eastAsia="黑体"/>
         <w:b/>
         <w:bCs/>
       </w:rPr>
     </w:tblStylePr>
     <w:tblStylePr w:type="lastCol">
       <w:rPr>
+        <w:rFonts w:eastAsia="黑体"/>
         <w:b/>
         <w:bCs/>
       </w:rPr>
@@ -8456,6 +8906,7 @@
       <w:spacing w:after="0" w:line="240" w:lineRule="auto"/>
     </w:pPr>
     <w:rPr>
+      <w:rFonts w:eastAsia="黑体"/>
       <w:color w:themeColor="text1" w:val="000000"/>
     </w:rPr>
     <w:tblPr>
@@ -8475,7 +8926,7 @@
     </w:tblPr>
     <w:tblStylePr w:type="firstRow">
       <w:rPr>
-        <w:rFonts w:asciiTheme="majorHAnsi" w:cstheme="majorBidi" w:eastAsiaTheme="majorEastAsia" w:hAnsiTheme="majorHAnsi"/>
+        <w:rFonts w:asciiTheme="majorHAnsi" w:cstheme="majorBidi" w:hAnsiTheme="majorHAnsi" w:eastAsia="黑体"/>
       </w:rPr>
       <w:tblPr/>
       <w:tcPr>
@@ -8487,6 +8938,7 @@
     </w:tblStylePr>
     <w:tblStylePr w:type="lastRow">
       <w:rPr>
+        <w:rFonts w:eastAsia="黑体"/>
         <w:b/>
         <w:bCs/>
         <w:color w:themeColor="text2" w:val="1F497D"/>
@@ -8501,12 +8953,14 @@
     </w:tblStylePr>
     <w:tblStylePr w:type="firstCol">
       <w:rPr>
+        <w:rFonts w:eastAsia="黑体"/>
         <w:b/>
         <w:bCs/>
       </w:rPr>
     </w:tblStylePr>
     <w:tblStylePr w:type="lastCol">
       <w:rPr>
+        <w:rFonts w:eastAsia="黑体"/>
         <w:b/>
         <w:bCs/>
       </w:rPr>
@@ -8540,6 +8994,7 @@
       <w:spacing w:after="0" w:line="240" w:lineRule="auto"/>
     </w:pPr>
     <w:rPr>
+      <w:rFonts w:eastAsia="黑体"/>
       <w:color w:themeColor="text1" w:val="000000"/>
     </w:rPr>
     <w:tblPr>
@@ -8559,7 +9014,7 @@
     </w:tblPr>
     <w:tblStylePr w:type="firstRow">
       <w:rPr>
-        <w:rFonts w:asciiTheme="majorHAnsi" w:cstheme="majorBidi" w:eastAsiaTheme="majorEastAsia" w:hAnsiTheme="majorHAnsi"/>
+        <w:rFonts w:asciiTheme="majorHAnsi" w:cstheme="majorBidi" w:hAnsiTheme="majorHAnsi" w:eastAsia="黑体"/>
       </w:rPr>
       <w:tblPr/>
       <w:tcPr>
@@ -8571,6 +9026,7 @@
     </w:tblStylePr>
     <w:tblStylePr w:type="lastRow">
       <w:rPr>
+        <w:rFonts w:eastAsia="黑体"/>
         <w:b/>
         <w:bCs/>
         <w:color w:themeColor="text2" w:val="1F497D"/>
@@ -8585,12 +9041,14 @@
     </w:tblStylePr>
     <w:tblStylePr w:type="firstCol">
       <w:rPr>
+        <w:rFonts w:eastAsia="黑体"/>
         <w:b/>
         <w:bCs/>
       </w:rPr>
     </w:tblStylePr>
     <w:tblStylePr w:type="lastCol">
       <w:rPr>
+        <w:rFonts w:eastAsia="黑体"/>
         <w:b/>
         <w:bCs/>
       </w:rPr>
@@ -8624,6 +9082,7 @@
       <w:spacing w:after="0" w:line="240" w:lineRule="auto"/>
     </w:pPr>
     <w:rPr>
+      <w:rFonts w:eastAsia="黑体"/>
       <w:color w:themeColor="text1" w:val="000000"/>
     </w:rPr>
     <w:tblPr>
@@ -8643,7 +9102,7 @@
     </w:tblPr>
     <w:tblStylePr w:type="firstRow">
       <w:rPr>
-        <w:rFonts w:asciiTheme="majorHAnsi" w:cstheme="majorBidi" w:eastAsiaTheme="majorEastAsia" w:hAnsiTheme="majorHAnsi"/>
+        <w:rFonts w:asciiTheme="majorHAnsi" w:cstheme="majorBidi" w:hAnsiTheme="majorHAnsi" w:eastAsia="黑体"/>
       </w:rPr>
       <w:tblPr/>
       <w:tcPr>
@@ -8655,6 +9114,7 @@
     </w:tblStylePr>
     <w:tblStylePr w:type="lastRow">
       <w:rPr>
+        <w:rFonts w:eastAsia="黑体"/>
         <w:b/>
         <w:bCs/>
         <w:color w:themeColor="text2" w:val="1F497D"/>
@@ -8669,12 +9129,14 @@
     </w:tblStylePr>
     <w:tblStylePr w:type="firstCol">
       <w:rPr>
+        <w:rFonts w:eastAsia="黑体"/>
         <w:b/>
         <w:bCs/>
       </w:rPr>
     </w:tblStylePr>
     <w:tblStylePr w:type="lastCol">
       <w:rPr>
+        <w:rFonts w:eastAsia="黑体"/>
         <w:b/>
         <w:bCs/>
       </w:rPr>
@@ -8708,6 +9170,7 @@
       <w:spacing w:after="0" w:line="240" w:lineRule="auto"/>
     </w:pPr>
     <w:rPr>
+      <w:rFonts w:eastAsia="黑体"/>
       <w:color w:themeColor="text1" w:val="000000"/>
     </w:rPr>
     <w:tblPr>
@@ -8727,7 +9190,7 @@
     </w:tblPr>
     <w:tblStylePr w:type="firstRow">
       <w:rPr>
-        <w:rFonts w:asciiTheme="majorHAnsi" w:cstheme="majorBidi" w:eastAsiaTheme="majorEastAsia" w:hAnsiTheme="majorHAnsi"/>
+        <w:rFonts w:asciiTheme="majorHAnsi" w:cstheme="majorBidi" w:hAnsiTheme="majorHAnsi" w:eastAsia="黑体"/>
       </w:rPr>
       <w:tblPr/>
       <w:tcPr>
@@ -8739,6 +9202,7 @@
     </w:tblStylePr>
     <w:tblStylePr w:type="lastRow">
       <w:rPr>
+        <w:rFonts w:eastAsia="黑体"/>
         <w:b/>
         <w:bCs/>
         <w:color w:themeColor="text2" w:val="1F497D"/>
@@ -8753,12 +9217,14 @@
     </w:tblStylePr>
     <w:tblStylePr w:type="firstCol">
       <w:rPr>
+        <w:rFonts w:eastAsia="黑体"/>
         <w:b/>
         <w:bCs/>
       </w:rPr>
     </w:tblStylePr>
     <w:tblStylePr w:type="lastCol">
       <w:rPr>
+        <w:rFonts w:eastAsia="黑体"/>
         <w:b/>
         <w:bCs/>
       </w:rPr>
@@ -8792,6 +9258,7 @@
       <w:spacing w:after="0" w:line="240" w:lineRule="auto"/>
     </w:pPr>
     <w:rPr>
+      <w:rFonts w:eastAsia="黑体"/>
       <w:color w:themeColor="text1" w:val="000000"/>
     </w:rPr>
     <w:tblPr>
@@ -8811,7 +9278,7 @@
     </w:tblPr>
     <w:tblStylePr w:type="firstRow">
       <w:rPr>
-        <w:rFonts w:asciiTheme="majorHAnsi" w:cstheme="majorBidi" w:eastAsiaTheme="majorEastAsia" w:hAnsiTheme="majorHAnsi"/>
+        <w:rFonts w:asciiTheme="majorHAnsi" w:cstheme="majorBidi" w:hAnsiTheme="majorHAnsi" w:eastAsia="黑体"/>
       </w:rPr>
       <w:tblPr/>
       <w:tcPr>
@@ -8823,6 +9290,7 @@
     </w:tblStylePr>
     <w:tblStylePr w:type="lastRow">
       <w:rPr>
+        <w:rFonts w:eastAsia="黑体"/>
         <w:b/>
         <w:bCs/>
         <w:color w:themeColor="text2" w:val="1F497D"/>
@@ -8837,12 +9305,14 @@
     </w:tblStylePr>
     <w:tblStylePr w:type="firstCol">
       <w:rPr>
+        <w:rFonts w:eastAsia="黑体"/>
         <w:b/>
         <w:bCs/>
       </w:rPr>
     </w:tblStylePr>
     <w:tblStylePr w:type="lastCol">
       <w:rPr>
+        <w:rFonts w:eastAsia="黑体"/>
         <w:b/>
         <w:bCs/>
       </w:rPr>
@@ -8876,7 +9346,7 @@
       <w:spacing w:after="0" w:line="240" w:lineRule="auto"/>
     </w:pPr>
     <w:rPr>
-      <w:rFonts w:asciiTheme="majorHAnsi" w:cstheme="majorBidi" w:eastAsiaTheme="majorEastAsia" w:hAnsiTheme="majorHAnsi"/>
+      <w:rFonts w:asciiTheme="majorHAnsi" w:cstheme="majorBidi" w:hAnsiTheme="majorHAnsi" w:eastAsia="黑体"/>
       <w:color w:themeColor="text1" w:val="000000"/>
     </w:rPr>
     <w:tblPr>
@@ -8898,6 +9368,7 @@
     </w:tblPr>
     <w:tblStylePr w:type="firstRow">
       <w:rPr>
+        <w:rFonts w:eastAsia="黑体"/>
         <w:sz w:val="24"/>
         <w:szCs w:val="24"/>
       </w:rPr>
@@ -9004,7 +9475,7 @@
       <w:spacing w:after="0" w:line="240" w:lineRule="auto"/>
     </w:pPr>
     <w:rPr>
-      <w:rFonts w:asciiTheme="majorHAnsi" w:cstheme="majorBidi" w:eastAsiaTheme="majorEastAsia" w:hAnsiTheme="majorHAnsi"/>
+      <w:rFonts w:asciiTheme="majorHAnsi" w:cstheme="majorBidi" w:hAnsiTheme="majorHAnsi" w:eastAsia="黑体"/>
       <w:color w:themeColor="text1" w:val="000000"/>
     </w:rPr>
     <w:tblPr>
@@ -9026,6 +9497,7 @@
     </w:tblPr>
     <w:tblStylePr w:type="firstRow">
       <w:rPr>
+        <w:rFonts w:eastAsia="黑体"/>
         <w:sz w:val="24"/>
         <w:szCs w:val="24"/>
       </w:rPr>
@@ -9132,7 +9604,7 @@
       <w:spacing w:after="0" w:line="240" w:lineRule="auto"/>
     </w:pPr>
     <w:rPr>
-      <w:rFonts w:asciiTheme="majorHAnsi" w:cstheme="majorBidi" w:eastAsiaTheme="majorEastAsia" w:hAnsiTheme="majorHAnsi"/>
+      <w:rFonts w:asciiTheme="majorHAnsi" w:cstheme="majorBidi" w:hAnsiTheme="majorHAnsi" w:eastAsia="黑体"/>
       <w:color w:themeColor="text1" w:val="000000"/>
     </w:rPr>
     <w:tblPr>
@@ -9154,6 +9626,7 @@
     </w:tblPr>
     <w:tblStylePr w:type="firstRow">
       <w:rPr>
+        <w:rFonts w:eastAsia="黑体"/>
         <w:sz w:val="24"/>
         <w:szCs w:val="24"/>
       </w:rPr>
@@ -9260,7 +9733,7 @@
       <w:spacing w:after="0" w:line="240" w:lineRule="auto"/>
     </w:pPr>
     <w:rPr>
-      <w:rFonts w:asciiTheme="majorHAnsi" w:cstheme="majorBidi" w:eastAsiaTheme="majorEastAsia" w:hAnsiTheme="majorHAnsi"/>
+      <w:rFonts w:asciiTheme="majorHAnsi" w:cstheme="majorBidi" w:hAnsiTheme="majorHAnsi" w:eastAsia="黑体"/>
       <w:color w:themeColor="text1" w:val="000000"/>
     </w:rPr>
     <w:tblPr>
@@ -9282,6 +9755,7 @@
     </w:tblPr>
     <w:tblStylePr w:type="firstRow">
       <w:rPr>
+        <w:rFonts w:eastAsia="黑体"/>
         <w:sz w:val="24"/>
         <w:szCs w:val="24"/>
       </w:rPr>
@@ -9388,7 +9862,7 @@
       <w:spacing w:after="0" w:line="240" w:lineRule="auto"/>
     </w:pPr>
     <w:rPr>
-      <w:rFonts w:asciiTheme="majorHAnsi" w:cstheme="majorBidi" w:eastAsiaTheme="majorEastAsia" w:hAnsiTheme="majorHAnsi"/>
+      <w:rFonts w:asciiTheme="majorHAnsi" w:cstheme="majorBidi" w:hAnsiTheme="majorHAnsi" w:eastAsia="黑体"/>
       <w:color w:themeColor="text1" w:val="000000"/>
     </w:rPr>
     <w:tblPr>
@@ -9410,6 +9884,7 @@
     </w:tblPr>
     <w:tblStylePr w:type="firstRow">
       <w:rPr>
+        <w:rFonts w:eastAsia="黑体"/>
         <w:sz w:val="24"/>
         <w:szCs w:val="24"/>
       </w:rPr>
@@ -9516,7 +9991,7 @@
       <w:spacing w:after="0" w:line="240" w:lineRule="auto"/>
     </w:pPr>
     <w:rPr>
-      <w:rFonts w:asciiTheme="majorHAnsi" w:cstheme="majorBidi" w:eastAsiaTheme="majorEastAsia" w:hAnsiTheme="majorHAnsi"/>
+      <w:rFonts w:asciiTheme="majorHAnsi" w:cstheme="majorBidi" w:hAnsiTheme="majorHAnsi" w:eastAsia="黑体"/>
       <w:color w:themeColor="text1" w:val="000000"/>
     </w:rPr>
     <w:tblPr>
@@ -9538,6 +10013,7 @@
     </w:tblPr>
     <w:tblStylePr w:type="firstRow">
       <w:rPr>
+        <w:rFonts w:eastAsia="黑体"/>
         <w:sz w:val="24"/>
         <w:szCs w:val="24"/>
       </w:rPr>
@@ -9644,7 +10120,7 @@
       <w:spacing w:after="0" w:line="240" w:lineRule="auto"/>
     </w:pPr>
     <w:rPr>
-      <w:rFonts w:asciiTheme="majorHAnsi" w:cstheme="majorBidi" w:eastAsiaTheme="majorEastAsia" w:hAnsiTheme="majorHAnsi"/>
+      <w:rFonts w:asciiTheme="majorHAnsi" w:cstheme="majorBidi" w:hAnsiTheme="majorHAnsi" w:eastAsia="黑体"/>
       <w:color w:themeColor="text1" w:val="000000"/>
     </w:rPr>
     <w:tblPr>
@@ -9666,6 +10142,7 @@
     </w:tblPr>
     <w:tblStylePr w:type="firstRow">
       <w:rPr>
+        <w:rFonts w:eastAsia="黑体"/>
         <w:sz w:val="24"/>
         <w:szCs w:val="24"/>
       </w:rPr>
@@ -9795,12 +10272,14 @@
     </w:tcPr>
     <w:tblStylePr w:type="firstRow">
       <w:rPr>
+        <w:rFonts w:eastAsia="黑体"/>
         <w:b/>
         <w:bCs/>
       </w:rPr>
     </w:tblStylePr>
     <w:tblStylePr w:type="lastRow">
       <w:rPr>
+        <w:rFonts w:eastAsia="黑体"/>
         <w:b/>
         <w:bCs/>
       </w:rPr>
@@ -9813,12 +10292,14 @@
     </w:tblStylePr>
     <w:tblStylePr w:type="firstCol">
       <w:rPr>
+        <w:rFonts w:eastAsia="黑体"/>
         <w:b/>
         <w:bCs/>
       </w:rPr>
     </w:tblStylePr>
     <w:tblStylePr w:type="lastCol">
       <w:rPr>
+        <w:rFonts w:eastAsia="黑体"/>
         <w:b/>
         <w:bCs/>
       </w:rPr>
@@ -9868,12 +10349,14 @@
     </w:tcPr>
     <w:tblStylePr w:type="firstRow">
       <w:rPr>
+        <w:rFonts w:eastAsia="黑体"/>
         <w:b/>
         <w:bCs/>
       </w:rPr>
     </w:tblStylePr>
     <w:tblStylePr w:type="lastRow">
       <w:rPr>
+        <w:rFonts w:eastAsia="黑体"/>
         <w:b/>
         <w:bCs/>
       </w:rPr>
@@ -9886,12 +10369,14 @@
     </w:tblStylePr>
     <w:tblStylePr w:type="firstCol">
       <w:rPr>
+        <w:rFonts w:eastAsia="黑体"/>
         <w:b/>
         <w:bCs/>
       </w:rPr>
     </w:tblStylePr>
     <w:tblStylePr w:type="lastCol">
       <w:rPr>
+        <w:rFonts w:eastAsia="黑体"/>
         <w:b/>
         <w:bCs/>
       </w:rPr>
@@ -9941,12 +10426,14 @@
     </w:tcPr>
     <w:tblStylePr w:type="firstRow">
       <w:rPr>
+        <w:rFonts w:eastAsia="黑体"/>
         <w:b/>
         <w:bCs/>
       </w:rPr>
     </w:tblStylePr>
     <w:tblStylePr w:type="lastRow">
       <w:rPr>
+        <w:rFonts w:eastAsia="黑体"/>
         <w:b/>
         <w:bCs/>
       </w:rPr>
@@ -9959,12 +10446,14 @@
     </w:tblStylePr>
     <w:tblStylePr w:type="firstCol">
       <w:rPr>
+        <w:rFonts w:eastAsia="黑体"/>
         <w:b/>
         <w:bCs/>
       </w:rPr>
     </w:tblStylePr>
     <w:tblStylePr w:type="lastCol">
       <w:rPr>
+        <w:rFonts w:eastAsia="黑体"/>
         <w:b/>
         <w:bCs/>
       </w:rPr>
@@ -10014,12 +10503,14 @@
     </w:tcPr>
     <w:tblStylePr w:type="firstRow">
       <w:rPr>
+        <w:rFonts w:eastAsia="黑体"/>
         <w:b/>
         <w:bCs/>
       </w:rPr>
     </w:tblStylePr>
     <w:tblStylePr w:type="lastRow">
       <w:rPr>
+        <w:rFonts w:eastAsia="黑体"/>
         <w:b/>
         <w:bCs/>
       </w:rPr>
@@ -10032,12 +10523,14 @@
     </w:tblStylePr>
     <w:tblStylePr w:type="firstCol">
       <w:rPr>
+        <w:rFonts w:eastAsia="黑体"/>
         <w:b/>
         <w:bCs/>
       </w:rPr>
     </w:tblStylePr>
     <w:tblStylePr w:type="lastCol">
       <w:rPr>
+        <w:rFonts w:eastAsia="黑体"/>
         <w:b/>
         <w:bCs/>
       </w:rPr>
@@ -10087,12 +10580,14 @@
     </w:tcPr>
     <w:tblStylePr w:type="firstRow">
       <w:rPr>
+        <w:rFonts w:eastAsia="黑体"/>
         <w:b/>
         <w:bCs/>
       </w:rPr>
     </w:tblStylePr>
     <w:tblStylePr w:type="lastRow">
       <w:rPr>
+        <w:rFonts w:eastAsia="黑体"/>
         <w:b/>
         <w:bCs/>
       </w:rPr>
@@ -10105,12 +10600,14 @@
     </w:tblStylePr>
     <w:tblStylePr w:type="firstCol">
       <w:rPr>
+        <w:rFonts w:eastAsia="黑体"/>
         <w:b/>
         <w:bCs/>
       </w:rPr>
     </w:tblStylePr>
     <w:tblStylePr w:type="lastCol">
       <w:rPr>
+        <w:rFonts w:eastAsia="黑体"/>
         <w:b/>
         <w:bCs/>
       </w:rPr>
@@ -10160,12 +10657,14 @@
     </w:tcPr>
     <w:tblStylePr w:type="firstRow">
       <w:rPr>
+        <w:rFonts w:eastAsia="黑体"/>
         <w:b/>
         <w:bCs/>
       </w:rPr>
     </w:tblStylePr>
     <w:tblStylePr w:type="lastRow">
       <w:rPr>
+        <w:rFonts w:eastAsia="黑体"/>
         <w:b/>
         <w:bCs/>
       </w:rPr>
@@ -10178,12 +10677,14 @@
     </w:tblStylePr>
     <w:tblStylePr w:type="firstCol">
       <w:rPr>
+        <w:rFonts w:eastAsia="黑体"/>
         <w:b/>
         <w:bCs/>
       </w:rPr>
     </w:tblStylePr>
     <w:tblStylePr w:type="lastCol">
       <w:rPr>
+        <w:rFonts w:eastAsia="黑体"/>
         <w:b/>
         <w:bCs/>
       </w:rPr>
@@ -10233,12 +10734,14 @@
     </w:tcPr>
     <w:tblStylePr w:type="firstRow">
       <w:rPr>
+        <w:rFonts w:eastAsia="黑体"/>
         <w:b/>
         <w:bCs/>
       </w:rPr>
     </w:tblStylePr>
     <w:tblStylePr w:type="lastRow">
       <w:rPr>
+        <w:rFonts w:eastAsia="黑体"/>
         <w:b/>
         <w:bCs/>
       </w:rPr>
@@ -10251,12 +10754,14 @@
     </w:tblStylePr>
     <w:tblStylePr w:type="firstCol">
       <w:rPr>
+        <w:rFonts w:eastAsia="黑体"/>
         <w:b/>
         <w:bCs/>
       </w:rPr>
     </w:tblStylePr>
     <w:tblStylePr w:type="lastCol">
       <w:rPr>
+        <w:rFonts w:eastAsia="黑体"/>
         <w:b/>
         <w:bCs/>
       </w:rPr>
@@ -10283,7 +10788,7 @@
       <w:spacing w:after="0" w:line="240" w:lineRule="auto"/>
     </w:pPr>
     <w:rPr>
-      <w:rFonts w:asciiTheme="majorHAnsi" w:cstheme="majorBidi" w:eastAsiaTheme="majorEastAsia" w:hAnsiTheme="majorHAnsi"/>
+      <w:rFonts w:asciiTheme="majorHAnsi" w:cstheme="majorBidi" w:hAnsiTheme="majorHAnsi" w:eastAsia="黑体"/>
       <w:color w:themeColor="text1" w:val="000000"/>
     </w:rPr>
     <w:tblPr>
@@ -10310,6 +10815,7 @@
     </w:tcPr>
     <w:tblStylePr w:type="firstRow">
       <w:rPr>
+        <w:rFonts w:eastAsia="黑体"/>
         <w:b/>
         <w:bCs/>
         <w:color w:themeColor="text1" w:val="000000"/>
@@ -10321,6 +10827,7 @@
     </w:tblStylePr>
     <w:tblStylePr w:type="lastRow">
       <w:rPr>
+        <w:rFonts w:eastAsia="黑体"/>
         <w:b/>
         <w:bCs/>
         <w:color w:themeColor="text1" w:val="000000"/>
@@ -10340,6 +10847,7 @@
     </w:tblStylePr>
     <w:tblStylePr w:type="firstCol">
       <w:rPr>
+        <w:rFonts w:eastAsia="黑体"/>
         <w:b/>
         <w:bCs/>
         <w:color w:themeColor="text1" w:val="000000"/>
@@ -10359,6 +10867,7 @@
     </w:tblStylePr>
     <w:tblStylePr w:type="lastCol">
       <w:rPr>
+        <w:rFonts w:eastAsia="黑体"/>
         <w:b w:val="0"/>
         <w:bCs w:val="0"/>
         <w:color w:themeColor="text1" w:val="000000"/>
@@ -10408,7 +10917,7 @@
       <w:spacing w:after="0" w:line="240" w:lineRule="auto"/>
     </w:pPr>
     <w:rPr>
-      <w:rFonts w:asciiTheme="majorHAnsi" w:cstheme="majorBidi" w:eastAsiaTheme="majorEastAsia" w:hAnsiTheme="majorHAnsi"/>
+      <w:rFonts w:asciiTheme="majorHAnsi" w:cstheme="majorBidi" w:hAnsiTheme="majorHAnsi" w:eastAsia="黑体"/>
       <w:color w:themeColor="text1" w:val="000000"/>
     </w:rPr>
     <w:tblPr>
@@ -10435,6 +10944,7 @@
     </w:tcPr>
     <w:tblStylePr w:type="firstRow">
       <w:rPr>
+        <w:rFonts w:eastAsia="黑体"/>
         <w:b/>
         <w:bCs/>
         <w:color w:themeColor="text1" w:val="000000"/>
@@ -10446,6 +10956,7 @@
     </w:tblStylePr>
     <w:tblStylePr w:type="lastRow">
       <w:rPr>
+        <w:rFonts w:eastAsia="黑体"/>
         <w:b/>
         <w:bCs/>
         <w:color w:themeColor="text1" w:val="000000"/>
@@ -10465,6 +10976,7 @@
     </w:tblStylePr>
     <w:tblStylePr w:type="firstCol">
       <w:rPr>
+        <w:rFonts w:eastAsia="黑体"/>
         <w:b/>
         <w:bCs/>
         <w:color w:themeColor="text1" w:val="000000"/>
@@ -10484,6 +10996,7 @@
     </w:tblStylePr>
     <w:tblStylePr w:type="lastCol">
       <w:rPr>
+        <w:rFonts w:eastAsia="黑体"/>
         <w:b w:val="0"/>
         <w:bCs w:val="0"/>
         <w:color w:themeColor="text1" w:val="000000"/>
@@ -10533,7 +11046,7 @@
       <w:spacing w:after="0" w:line="240" w:lineRule="auto"/>
     </w:pPr>
     <w:rPr>
-      <w:rFonts w:asciiTheme="majorHAnsi" w:cstheme="majorBidi" w:eastAsiaTheme="majorEastAsia" w:hAnsiTheme="majorHAnsi"/>
+      <w:rFonts w:asciiTheme="majorHAnsi" w:cstheme="majorBidi" w:hAnsiTheme="majorHAnsi" w:eastAsia="黑体"/>
       <w:color w:themeColor="text1" w:val="000000"/>
     </w:rPr>
     <w:tblPr>
@@ -10560,6 +11073,7 @@
     </w:tcPr>
     <w:tblStylePr w:type="firstRow">
       <w:rPr>
+        <w:rFonts w:eastAsia="黑体"/>
         <w:b/>
         <w:bCs/>
         <w:color w:themeColor="text1" w:val="000000"/>
@@ -10571,6 +11085,7 @@
     </w:tblStylePr>
     <w:tblStylePr w:type="lastRow">
       <w:rPr>
+        <w:rFonts w:eastAsia="黑体"/>
         <w:b/>
         <w:bCs/>
         <w:color w:themeColor="text1" w:val="000000"/>
@@ -10590,6 +11105,7 @@
     </w:tblStylePr>
     <w:tblStylePr w:type="firstCol">
       <w:rPr>
+        <w:rFonts w:eastAsia="黑体"/>
         <w:b/>
         <w:bCs/>
         <w:color w:themeColor="text1" w:val="000000"/>
@@ -10609,6 +11125,7 @@
     </w:tblStylePr>
     <w:tblStylePr w:type="lastCol">
       <w:rPr>
+        <w:rFonts w:eastAsia="黑体"/>
         <w:b w:val="0"/>
         <w:bCs w:val="0"/>
         <w:color w:themeColor="text1" w:val="000000"/>
@@ -10658,7 +11175,7 @@
       <w:spacing w:after="0" w:line="240" w:lineRule="auto"/>
     </w:pPr>
     <w:rPr>
-      <w:rFonts w:asciiTheme="majorHAnsi" w:cstheme="majorBidi" w:eastAsiaTheme="majorEastAsia" w:hAnsiTheme="majorHAnsi"/>
+      <w:rFonts w:asciiTheme="majorHAnsi" w:cstheme="majorBidi" w:hAnsiTheme="majorHAnsi" w:eastAsia="黑体"/>
       <w:color w:themeColor="text1" w:val="000000"/>
     </w:rPr>
     <w:tblPr>
@@ -10685,6 +11202,7 @@
     </w:tcPr>
     <w:tblStylePr w:type="firstRow">
       <w:rPr>
+        <w:rFonts w:eastAsia="黑体"/>
         <w:b/>
         <w:bCs/>
         <w:color w:themeColor="text1" w:val="000000"/>
@@ -10696,6 +11214,7 @@
     </w:tblStylePr>
     <w:tblStylePr w:type="lastRow">
       <w:rPr>
+        <w:rFonts w:eastAsia="黑体"/>
         <w:b/>
         <w:bCs/>
         <w:color w:themeColor="text1" w:val="000000"/>
@@ -10715,6 +11234,7 @@
     </w:tblStylePr>
     <w:tblStylePr w:type="firstCol">
       <w:rPr>
+        <w:rFonts w:eastAsia="黑体"/>
         <w:b/>
         <w:bCs/>
         <w:color w:themeColor="text1" w:val="000000"/>
@@ -10734,6 +11254,7 @@
     </w:tblStylePr>
     <w:tblStylePr w:type="lastCol">
       <w:rPr>
+        <w:rFonts w:eastAsia="黑体"/>
         <w:b w:val="0"/>
         <w:bCs w:val="0"/>
         <w:color w:themeColor="text1" w:val="000000"/>
@@ -10783,7 +11304,7 @@
       <w:spacing w:after="0" w:line="240" w:lineRule="auto"/>
     </w:pPr>
     <w:rPr>
-      <w:rFonts w:asciiTheme="majorHAnsi" w:cstheme="majorBidi" w:eastAsiaTheme="majorEastAsia" w:hAnsiTheme="majorHAnsi"/>
+      <w:rFonts w:asciiTheme="majorHAnsi" w:cstheme="majorBidi" w:hAnsiTheme="majorHAnsi" w:eastAsia="黑体"/>
       <w:color w:themeColor="text1" w:val="000000"/>
     </w:rPr>
     <w:tblPr>
@@ -10810,6 +11331,7 @@
     </w:tcPr>
     <w:tblStylePr w:type="firstRow">
       <w:rPr>
+        <w:rFonts w:eastAsia="黑体"/>
         <w:b/>
         <w:bCs/>
         <w:color w:themeColor="text1" w:val="000000"/>
@@ -10821,6 +11343,7 @@
     </w:tblStylePr>
     <w:tblStylePr w:type="lastRow">
       <w:rPr>
+        <w:rFonts w:eastAsia="黑体"/>
         <w:b/>
         <w:bCs/>
         <w:color w:themeColor="text1" w:val="000000"/>
@@ -10840,6 +11363,7 @@
     </w:tblStylePr>
     <w:tblStylePr w:type="firstCol">
       <w:rPr>
+        <w:rFonts w:eastAsia="黑体"/>
         <w:b/>
         <w:bCs/>
         <w:color w:themeColor="text1" w:val="000000"/>
@@ -10859,6 +11383,7 @@
     </w:tblStylePr>
     <w:tblStylePr w:type="lastCol">
       <w:rPr>
+        <w:rFonts w:eastAsia="黑体"/>
         <w:b w:val="0"/>
         <w:bCs w:val="0"/>
         <w:color w:themeColor="text1" w:val="000000"/>
@@ -10908,7 +11433,7 @@
       <w:spacing w:after="0" w:line="240" w:lineRule="auto"/>
     </w:pPr>
     <w:rPr>
-      <w:rFonts w:asciiTheme="majorHAnsi" w:cstheme="majorBidi" w:eastAsiaTheme="majorEastAsia" w:hAnsiTheme="majorHAnsi"/>
+      <w:rFonts w:asciiTheme="majorHAnsi" w:cstheme="majorBidi" w:hAnsiTheme="majorHAnsi" w:eastAsia="黑体"/>
       <w:color w:themeColor="text1" w:val="000000"/>
     </w:rPr>
     <w:tblPr>
@@ -10935,6 +11460,7 @@
     </w:tcPr>
     <w:tblStylePr w:type="firstRow">
       <w:rPr>
+        <w:rFonts w:eastAsia="黑体"/>
         <w:b/>
         <w:bCs/>
         <w:color w:themeColor="text1" w:val="000000"/>
@@ -10946,6 +11472,7 @@
     </w:tblStylePr>
     <w:tblStylePr w:type="lastRow">
       <w:rPr>
+        <w:rFonts w:eastAsia="黑体"/>
         <w:b/>
         <w:bCs/>
         <w:color w:themeColor="text1" w:val="000000"/>
@@ -10965,6 +11492,7 @@
     </w:tblStylePr>
     <w:tblStylePr w:type="firstCol">
       <w:rPr>
+        <w:rFonts w:eastAsia="黑体"/>
         <w:b/>
         <w:bCs/>
         <w:color w:themeColor="text1" w:val="000000"/>
@@ -10984,6 +11512,7 @@
     </w:tblStylePr>
     <w:tblStylePr w:type="lastCol">
       <w:rPr>
+        <w:rFonts w:eastAsia="黑体"/>
         <w:b w:val="0"/>
         <w:bCs w:val="0"/>
         <w:color w:themeColor="text1" w:val="000000"/>
@@ -11033,7 +11562,7 @@
       <w:spacing w:after="0" w:line="240" w:lineRule="auto"/>
     </w:pPr>
     <w:rPr>
-      <w:rFonts w:asciiTheme="majorHAnsi" w:cstheme="majorBidi" w:eastAsiaTheme="majorEastAsia" w:hAnsiTheme="majorHAnsi"/>
+      <w:rFonts w:asciiTheme="majorHAnsi" w:cstheme="majorBidi" w:hAnsiTheme="majorHAnsi" w:eastAsia="黑体"/>
       <w:color w:themeColor="text1" w:val="000000"/>
     </w:rPr>
     <w:tblPr>
@@ -11060,6 +11589,7 @@
     </w:tcPr>
     <w:tblStylePr w:type="firstRow">
       <w:rPr>
+        <w:rFonts w:eastAsia="黑体"/>
         <w:b/>
         <w:bCs/>
         <w:color w:themeColor="text1" w:val="000000"/>
@@ -11071,6 +11601,7 @@
     </w:tblStylePr>
     <w:tblStylePr w:type="lastRow">
       <w:rPr>
+        <w:rFonts w:eastAsia="黑体"/>
         <w:b/>
         <w:bCs/>
         <w:color w:themeColor="text1" w:val="000000"/>
@@ -11090,6 +11621,7 @@
     </w:tblStylePr>
     <w:tblStylePr w:type="firstCol">
       <w:rPr>
+        <w:rFonts w:eastAsia="黑体"/>
         <w:b/>
         <w:bCs/>
         <w:color w:themeColor="text1" w:val="000000"/>
@@ -11109,6 +11641,7 @@
     </w:tblStylePr>
     <w:tblStylePr w:type="lastCol">
       <w:rPr>
+        <w:rFonts w:eastAsia="黑体"/>
         <w:b w:val="0"/>
         <w:bCs w:val="0"/>
         <w:color w:themeColor="text1" w:val="000000"/>
@@ -11181,6 +11714,7 @@
     </w:tcPr>
     <w:tblStylePr w:type="firstRow">
       <w:rPr>
+        <w:rFonts w:eastAsia="黑体"/>
         <w:b/>
         <w:bCs/>
         <w:i w:val="0"/>
@@ -11202,6 +11736,7 @@
     </w:tblStylePr>
     <w:tblStylePr w:type="lastRow">
       <w:rPr>
+        <w:rFonts w:eastAsia="黑体"/>
         <w:b/>
         <w:bCs/>
         <w:i w:val="0"/>
@@ -11223,6 +11758,7 @@
     </w:tblStylePr>
     <w:tblStylePr w:type="firstCol">
       <w:rPr>
+        <w:rFonts w:eastAsia="黑体"/>
         <w:b/>
         <w:bCs/>
         <w:i w:val="0"/>
@@ -11242,6 +11778,7 @@
     </w:tblStylePr>
     <w:tblStylePr w:type="lastCol">
       <w:rPr>
+        <w:rFonts w:eastAsia="黑体"/>
         <w:b/>
         <w:bCs/>
         <w:i w:val="0"/>
@@ -11322,6 +11859,7 @@
     </w:tcPr>
     <w:tblStylePr w:type="firstRow">
       <w:rPr>
+        <w:rFonts w:eastAsia="黑体"/>
         <w:b/>
         <w:bCs/>
         <w:i w:val="0"/>
@@ -11343,6 +11881,7 @@
     </w:tblStylePr>
     <w:tblStylePr w:type="lastRow">
       <w:rPr>
+        <w:rFonts w:eastAsia="黑体"/>
         <w:b/>
         <w:bCs/>
         <w:i w:val="0"/>
@@ -11364,6 +11903,7 @@
     </w:tblStylePr>
     <w:tblStylePr w:type="firstCol">
       <w:rPr>
+        <w:rFonts w:eastAsia="黑体"/>
         <w:b/>
         <w:bCs/>
         <w:i w:val="0"/>
@@ -11383,6 +11923,7 @@
     </w:tblStylePr>
     <w:tblStylePr w:type="lastCol">
       <w:rPr>
+        <w:rFonts w:eastAsia="黑体"/>
         <w:b/>
         <w:bCs/>
         <w:i w:val="0"/>
@@ -11463,6 +12004,7 @@
     </w:tcPr>
     <w:tblStylePr w:type="firstRow">
       <w:rPr>
+        <w:rFonts w:eastAsia="黑体"/>
         <w:b/>
         <w:bCs/>
         <w:i w:val="0"/>
@@ -11484,6 +12026,7 @@
     </w:tblStylePr>
     <w:tblStylePr w:type="lastRow">
       <w:rPr>
+        <w:rFonts w:eastAsia="黑体"/>
         <w:b/>
         <w:bCs/>
         <w:i w:val="0"/>
@@ -11505,6 +12048,7 @@
     </w:tblStylePr>
     <w:tblStylePr w:type="firstCol">
       <w:rPr>
+        <w:rFonts w:eastAsia="黑体"/>
         <w:b/>
         <w:bCs/>
         <w:i w:val="0"/>
@@ -11524,6 +12068,7 @@
     </w:tblStylePr>
     <w:tblStylePr w:type="lastCol">
       <w:rPr>
+        <w:rFonts w:eastAsia="黑体"/>
         <w:b/>
         <w:bCs/>
         <w:i w:val="0"/>
@@ -11604,6 +12149,7 @@
     </w:tcPr>
     <w:tblStylePr w:type="firstRow">
       <w:rPr>
+        <w:rFonts w:eastAsia="黑体"/>
         <w:b/>
         <w:bCs/>
         <w:i w:val="0"/>
@@ -11625,6 +12171,7 @@
     </w:tblStylePr>
     <w:tblStylePr w:type="lastRow">
       <w:rPr>
+        <w:rFonts w:eastAsia="黑体"/>
         <w:b/>
         <w:bCs/>
         <w:i w:val="0"/>
@@ -11646,6 +12193,7 @@
     </w:tblStylePr>
     <w:tblStylePr w:type="firstCol">
       <w:rPr>
+        <w:rFonts w:eastAsia="黑体"/>
         <w:b/>
         <w:bCs/>
         <w:i w:val="0"/>
@@ -11665,6 +12213,7 @@
     </w:tblStylePr>
     <w:tblStylePr w:type="lastCol">
       <w:rPr>
+        <w:rFonts w:eastAsia="黑体"/>
         <w:b/>
         <w:bCs/>
         <w:i w:val="0"/>
@@ -11745,6 +12294,7 @@
     </w:tcPr>
     <w:tblStylePr w:type="firstRow">
       <w:rPr>
+        <w:rFonts w:eastAsia="黑体"/>
         <w:b/>
         <w:bCs/>
         <w:i w:val="0"/>
@@ -11766,6 +12316,7 @@
     </w:tblStylePr>
     <w:tblStylePr w:type="lastRow">
       <w:rPr>
+        <w:rFonts w:eastAsia="黑体"/>
         <w:b/>
         <w:bCs/>
         <w:i w:val="0"/>
@@ -11787,6 +12338,7 @@
     </w:tblStylePr>
     <w:tblStylePr w:type="firstCol">
       <w:rPr>
+        <w:rFonts w:eastAsia="黑体"/>
         <w:b/>
         <w:bCs/>
         <w:i w:val="0"/>
@@ -11806,6 +12358,7 @@
     </w:tblStylePr>
     <w:tblStylePr w:type="lastCol">
       <w:rPr>
+        <w:rFonts w:eastAsia="黑体"/>
         <w:b/>
         <w:bCs/>
         <w:i w:val="0"/>
@@ -11886,6 +12439,7 @@
     </w:tcPr>
     <w:tblStylePr w:type="firstRow">
       <w:rPr>
+        <w:rFonts w:eastAsia="黑体"/>
         <w:b/>
         <w:bCs/>
         <w:i w:val="0"/>
@@ -11907,6 +12461,7 @@
     </w:tblStylePr>
     <w:tblStylePr w:type="lastRow">
       <w:rPr>
+        <w:rFonts w:eastAsia="黑体"/>
         <w:b/>
         <w:bCs/>
         <w:i w:val="0"/>
@@ -11928,6 +12483,7 @@
     </w:tblStylePr>
     <w:tblStylePr w:type="firstCol">
       <w:rPr>
+        <w:rFonts w:eastAsia="黑体"/>
         <w:b/>
         <w:bCs/>
         <w:i w:val="0"/>
@@ -11947,6 +12503,7 @@
     </w:tblStylePr>
     <w:tblStylePr w:type="lastCol">
       <w:rPr>
+        <w:rFonts w:eastAsia="黑体"/>
         <w:b/>
         <w:bCs/>
         <w:i w:val="0"/>
@@ -12027,6 +12584,7 @@
     </w:tcPr>
     <w:tblStylePr w:type="firstRow">
       <w:rPr>
+        <w:rFonts w:eastAsia="黑体"/>
         <w:b/>
         <w:bCs/>
         <w:i w:val="0"/>
@@ -12048,6 +12606,7 @@
     </w:tblStylePr>
     <w:tblStylePr w:type="lastRow">
       <w:rPr>
+        <w:rFonts w:eastAsia="黑体"/>
         <w:b/>
         <w:bCs/>
         <w:i w:val="0"/>
@@ -12069,6 +12628,7 @@
     </w:tblStylePr>
     <w:tblStylePr w:type="firstCol">
       <w:rPr>
+        <w:rFonts w:eastAsia="黑体"/>
         <w:b/>
         <w:bCs/>
         <w:i w:val="0"/>
@@ -12088,6 +12648,7 @@
     </w:tblStylePr>
     <w:tblStylePr w:type="lastCol">
       <w:rPr>
+        <w:rFonts w:eastAsia="黑体"/>
         <w:b/>
         <w:bCs/>
         <w:i w:val="0"/>
@@ -12145,6 +12706,7 @@
       <w:spacing w:after="0" w:line="240" w:lineRule="auto"/>
     </w:pPr>
     <w:rPr>
+      <w:rFonts w:eastAsia="黑体"/>
       <w:color w:themeColor="background1" w:val="FFFFFF"/>
     </w:rPr>
     <w:tblPr>
@@ -12163,6 +12725,7 @@
     </w:tcPr>
     <w:tblStylePr w:type="firstRow">
       <w:rPr>
+        <w:rFonts w:eastAsia="黑体"/>
         <w:b/>
         <w:bCs/>
       </w:rPr>
@@ -12259,6 +12822,7 @@
       <w:spacing w:after="0" w:line="240" w:lineRule="auto"/>
     </w:pPr>
     <w:rPr>
+      <w:rFonts w:eastAsia="黑体"/>
       <w:color w:themeColor="background1" w:val="FFFFFF"/>
     </w:rPr>
     <w:tblPr>
@@ -12277,6 +12841,7 @@
     </w:tcPr>
     <w:tblStylePr w:type="firstRow">
       <w:rPr>
+        <w:rFonts w:eastAsia="黑体"/>
         <w:b/>
         <w:bCs/>
       </w:rPr>
@@ -12373,6 +12938,7 @@
       <w:spacing w:after="0" w:line="240" w:lineRule="auto"/>
     </w:pPr>
     <w:rPr>
+      <w:rFonts w:eastAsia="黑体"/>
       <w:color w:themeColor="background1" w:val="FFFFFF"/>
     </w:rPr>
     <w:tblPr>
@@ -12391,6 +12957,7 @@
     </w:tcPr>
     <w:tblStylePr w:type="firstRow">
       <w:rPr>
+        <w:rFonts w:eastAsia="黑体"/>
         <w:b/>
         <w:bCs/>
       </w:rPr>
@@ -12487,6 +13054,7 @@
       <w:spacing w:after="0" w:line="240" w:lineRule="auto"/>
     </w:pPr>
     <w:rPr>
+      <w:rFonts w:eastAsia="黑体"/>
       <w:color w:themeColor="background1" w:val="FFFFFF"/>
     </w:rPr>
     <w:tblPr>
@@ -12505,6 +13073,7 @@
     </w:tcPr>
     <w:tblStylePr w:type="firstRow">
       <w:rPr>
+        <w:rFonts w:eastAsia="黑体"/>
         <w:b/>
         <w:bCs/>
       </w:rPr>
@@ -12601,6 +13170,7 @@
       <w:spacing w:after="0" w:line="240" w:lineRule="auto"/>
     </w:pPr>
     <w:rPr>
+      <w:rFonts w:eastAsia="黑体"/>
       <w:color w:themeColor="background1" w:val="FFFFFF"/>
     </w:rPr>
     <w:tblPr>
@@ -12619,6 +13189,7 @@
     </w:tcPr>
     <w:tblStylePr w:type="firstRow">
       <w:rPr>
+        <w:rFonts w:eastAsia="黑体"/>
         <w:b/>
         <w:bCs/>
       </w:rPr>
@@ -12715,6 +13286,7 @@
       <w:spacing w:after="0" w:line="240" w:lineRule="auto"/>
     </w:pPr>
     <w:rPr>
+      <w:rFonts w:eastAsia="黑体"/>
       <w:color w:themeColor="background1" w:val="FFFFFF"/>
     </w:rPr>
     <w:tblPr>
@@ -12733,6 +13305,7 @@
     </w:tcPr>
     <w:tblStylePr w:type="firstRow">
       <w:rPr>
+        <w:rFonts w:eastAsia="黑体"/>
         <w:b/>
         <w:bCs/>
       </w:rPr>
@@ -12829,6 +13402,7 @@
       <w:spacing w:after="0" w:line="240" w:lineRule="auto"/>
     </w:pPr>
     <w:rPr>
+      <w:rFonts w:eastAsia="黑体"/>
       <w:color w:themeColor="background1" w:val="FFFFFF"/>
     </w:rPr>
     <w:tblPr>
@@ -12847,6 +13421,7 @@
     </w:tcPr>
     <w:tblStylePr w:type="firstRow">
       <w:rPr>
+        <w:rFonts w:eastAsia="黑体"/>
         <w:b/>
         <w:bCs/>
       </w:rPr>
@@ -12943,6 +13518,7 @@
       <w:spacing w:after="0" w:line="240" w:lineRule="auto"/>
     </w:pPr>
     <w:rPr>
+      <w:rFonts w:eastAsia="黑体"/>
       <w:color w:themeColor="text1" w:val="000000"/>
     </w:rPr>
     <w:tblPr>
@@ -12969,6 +13545,7 @@
     </w:tcPr>
     <w:tblStylePr w:type="firstRow">
       <w:rPr>
+        <w:rFonts w:eastAsia="黑体"/>
         <w:b/>
         <w:bCs/>
       </w:rPr>
@@ -12987,6 +13564,7 @@
     </w:tblStylePr>
     <w:tblStylePr w:type="lastRow">
       <w:rPr>
+        <w:rFonts w:eastAsia="黑体"/>
         <w:b/>
         <w:bCs/>
         <w:color w:themeColor="background1" w:val="FFFFFF"/>
@@ -13001,6 +13579,7 @@
     </w:tblStylePr>
     <w:tblStylePr w:type="firstCol">
       <w:rPr>
+        <w:rFonts w:eastAsia="黑体"/>
         <w:color w:themeColor="background1" w:val="FFFFFF"/>
       </w:rPr>
       <w:tblPr/>
@@ -13018,6 +13597,7 @@
     </w:tblStylePr>
     <w:tblStylePr w:type="lastCol">
       <w:rPr>
+        <w:rFonts w:eastAsia="黑体"/>
         <w:color w:themeColor="background1" w:val="FFFFFF"/>
       </w:rPr>
       <w:tblPr/>
@@ -13047,11 +13627,13 @@
     </w:tblStylePr>
     <w:tblStylePr w:type="neCell">
       <w:rPr>
+        <w:rFonts w:eastAsia="黑体"/>
         <w:color w:themeColor="text1" w:val="000000"/>
       </w:rPr>
     </w:tblStylePr>
     <w:tblStylePr w:type="nwCell">
       <w:rPr>
+        <w:rFonts w:eastAsia="黑体"/>
         <w:color w:themeColor="text1" w:val="000000"/>
       </w:rPr>
     </w:tblStylePr>
@@ -13065,6 +13647,7 @@
       <w:spacing w:after="0" w:line="240" w:lineRule="auto"/>
     </w:pPr>
     <w:rPr>
+      <w:rFonts w:eastAsia="黑体"/>
       <w:color w:themeColor="text1" w:val="000000"/>
     </w:rPr>
     <w:tblPr>
@@ -13091,6 +13674,7 @@
     </w:tcPr>
     <w:tblStylePr w:type="firstRow">
       <w:rPr>
+        <w:rFonts w:eastAsia="黑体"/>
         <w:b/>
         <w:bCs/>
       </w:rPr>
@@ -13109,6 +13693,7 @@
     </w:tblStylePr>
     <w:tblStylePr w:type="lastRow">
       <w:rPr>
+        <w:rFonts w:eastAsia="黑体"/>
         <w:b/>
         <w:bCs/>
         <w:color w:themeColor="background1" w:val="FFFFFF"/>
@@ -13123,6 +13708,7 @@
     </w:tblStylePr>
     <w:tblStylePr w:type="firstCol">
       <w:rPr>
+        <w:rFonts w:eastAsia="黑体"/>
         <w:color w:themeColor="background1" w:val="FFFFFF"/>
       </w:rPr>
       <w:tblPr/>
@@ -13140,6 +13726,7 @@
     </w:tblStylePr>
     <w:tblStylePr w:type="lastCol">
       <w:rPr>
+        <w:rFonts w:eastAsia="黑体"/>
         <w:color w:themeColor="background1" w:val="FFFFFF"/>
       </w:rPr>
       <w:tblPr/>
@@ -13169,11 +13756,13 @@
     </w:tblStylePr>
     <w:tblStylePr w:type="neCell">
       <w:rPr>
+        <w:rFonts w:eastAsia="黑体"/>
         <w:color w:themeColor="text1" w:val="000000"/>
       </w:rPr>
     </w:tblStylePr>
     <w:tblStylePr w:type="nwCell">
       <w:rPr>
+        <w:rFonts w:eastAsia="黑体"/>
         <w:color w:themeColor="text1" w:val="000000"/>
       </w:rPr>
     </w:tblStylePr>
@@ -13187,6 +13776,7 @@
       <w:spacing w:after="0" w:line="240" w:lineRule="auto"/>
     </w:pPr>
     <w:rPr>
+      <w:rFonts w:eastAsia="黑体"/>
       <w:color w:themeColor="text1" w:val="000000"/>
     </w:rPr>
     <w:tblPr>
@@ -13213,6 +13803,7 @@
     </w:tcPr>
     <w:tblStylePr w:type="firstRow">
       <w:rPr>
+        <w:rFonts w:eastAsia="黑体"/>
         <w:b/>
         <w:bCs/>
       </w:rPr>
@@ -13231,6 +13822,7 @@
     </w:tblStylePr>
     <w:tblStylePr w:type="lastRow">
       <w:rPr>
+        <w:rFonts w:eastAsia="黑体"/>
         <w:b/>
         <w:bCs/>
         <w:color w:themeColor="background1" w:val="FFFFFF"/>
@@ -13245,6 +13837,7 @@
     </w:tblStylePr>
     <w:tblStylePr w:type="firstCol">
       <w:rPr>
+        <w:rFonts w:eastAsia="黑体"/>
         <w:color w:themeColor="background1" w:val="FFFFFF"/>
       </w:rPr>
       <w:tblPr/>
@@ -13262,6 +13855,7 @@
     </w:tblStylePr>
     <w:tblStylePr w:type="lastCol">
       <w:rPr>
+        <w:rFonts w:eastAsia="黑体"/>
         <w:color w:themeColor="background1" w:val="FFFFFF"/>
       </w:rPr>
       <w:tblPr/>
@@ -13291,11 +13885,13 @@
     </w:tblStylePr>
     <w:tblStylePr w:type="neCell">
       <w:rPr>
+        <w:rFonts w:eastAsia="黑体"/>
         <w:color w:themeColor="text1" w:val="000000"/>
       </w:rPr>
     </w:tblStylePr>
     <w:tblStylePr w:type="nwCell">
       <w:rPr>
+        <w:rFonts w:eastAsia="黑体"/>
         <w:color w:themeColor="text1" w:val="000000"/>
       </w:rPr>
     </w:tblStylePr>
@@ -13309,6 +13905,7 @@
       <w:spacing w:after="0" w:line="240" w:lineRule="auto"/>
     </w:pPr>
     <w:rPr>
+      <w:rFonts w:eastAsia="黑体"/>
       <w:color w:themeColor="text1" w:val="000000"/>
     </w:rPr>
     <w:tblPr>
@@ -13335,6 +13932,7 @@
     </w:tcPr>
     <w:tblStylePr w:type="firstRow">
       <w:rPr>
+        <w:rFonts w:eastAsia="黑体"/>
         <w:b/>
         <w:bCs/>
       </w:rPr>
@@ -13353,6 +13951,7 @@
     </w:tblStylePr>
     <w:tblStylePr w:type="lastRow">
       <w:rPr>
+        <w:rFonts w:eastAsia="黑体"/>
         <w:b/>
         <w:bCs/>
         <w:color w:themeColor="background1" w:val="FFFFFF"/>
@@ -13367,6 +13966,7 @@
     </w:tblStylePr>
     <w:tblStylePr w:type="firstCol">
       <w:rPr>
+        <w:rFonts w:eastAsia="黑体"/>
         <w:color w:themeColor="background1" w:val="FFFFFF"/>
       </w:rPr>
       <w:tblPr/>
@@ -13384,6 +13984,7 @@
     </w:tblStylePr>
     <w:tblStylePr w:type="lastCol">
       <w:rPr>
+        <w:rFonts w:eastAsia="黑体"/>
         <w:color w:themeColor="background1" w:val="FFFFFF"/>
       </w:rPr>
       <w:tblPr/>
@@ -13421,6 +14022,7 @@
       <w:spacing w:after="0" w:line="240" w:lineRule="auto"/>
     </w:pPr>
     <w:rPr>
+      <w:rFonts w:eastAsia="黑体"/>
       <w:color w:themeColor="text1" w:val="000000"/>
     </w:rPr>
     <w:tblPr>
@@ -13447,6 +14049,7 @@
     </w:tcPr>
     <w:tblStylePr w:type="firstRow">
       <w:rPr>
+        <w:rFonts w:eastAsia="黑体"/>
         <w:b/>
         <w:bCs/>
       </w:rPr>
@@ -13465,6 +14068,7 @@
     </w:tblStylePr>
     <w:tblStylePr w:type="lastRow">
       <w:rPr>
+        <w:rFonts w:eastAsia="黑体"/>
         <w:b/>
         <w:bCs/>
         <w:color w:themeColor="background1" w:val="FFFFFF"/>
@@ -13479,6 +14083,7 @@
     </w:tblStylePr>
     <w:tblStylePr w:type="firstCol">
       <w:rPr>
+        <w:rFonts w:eastAsia="黑体"/>
         <w:color w:themeColor="background1" w:val="FFFFFF"/>
       </w:rPr>
       <w:tblPr/>
@@ -13496,6 +14101,7 @@
     </w:tblStylePr>
     <w:tblStylePr w:type="lastCol">
       <w:rPr>
+        <w:rFonts w:eastAsia="黑体"/>
         <w:color w:themeColor="background1" w:val="FFFFFF"/>
       </w:rPr>
       <w:tblPr/>
@@ -13525,11 +14131,13 @@
     </w:tblStylePr>
     <w:tblStylePr w:type="neCell">
       <w:rPr>
+        <w:rFonts w:eastAsia="黑体"/>
         <w:color w:themeColor="text1" w:val="000000"/>
       </w:rPr>
     </w:tblStylePr>
     <w:tblStylePr w:type="nwCell">
       <w:rPr>
+        <w:rFonts w:eastAsia="黑体"/>
         <w:color w:themeColor="text1" w:val="000000"/>
       </w:rPr>
     </w:tblStylePr>
@@ -13543,6 +14151,7 @@
       <w:spacing w:after="0" w:line="240" w:lineRule="auto"/>
     </w:pPr>
     <w:rPr>
+      <w:rFonts w:eastAsia="黑体"/>
       <w:color w:themeColor="text1" w:val="000000"/>
     </w:rPr>
     <w:tblPr>
@@ -13569,6 +14178,7 @@
     </w:tcPr>
     <w:tblStylePr w:type="firstRow">
       <w:rPr>
+        <w:rFonts w:eastAsia="黑体"/>
         <w:b/>
         <w:bCs/>
       </w:rPr>
@@ -13587,6 +14197,7 @@
     </w:tblStylePr>
     <w:tblStylePr w:type="lastRow">
       <w:rPr>
+        <w:rFonts w:eastAsia="黑体"/>
         <w:b/>
         <w:bCs/>
         <w:color w:themeColor="background1" w:val="FFFFFF"/>
@@ -13601,6 +14212,7 @@
     </w:tblStylePr>
     <w:tblStylePr w:type="firstCol">
       <w:rPr>
+        <w:rFonts w:eastAsia="黑体"/>
         <w:color w:themeColor="background1" w:val="FFFFFF"/>
       </w:rPr>
       <w:tblPr/>
@@ -13618,6 +14230,7 @@
     </w:tblStylePr>
     <w:tblStylePr w:type="lastCol">
       <w:rPr>
+        <w:rFonts w:eastAsia="黑体"/>
         <w:color w:themeColor="background1" w:val="FFFFFF"/>
       </w:rPr>
       <w:tblPr/>
@@ -13647,11 +14260,13 @@
     </w:tblStylePr>
     <w:tblStylePr w:type="neCell">
       <w:rPr>
+        <w:rFonts w:eastAsia="黑体"/>
         <w:color w:themeColor="text1" w:val="000000"/>
       </w:rPr>
     </w:tblStylePr>
     <w:tblStylePr w:type="nwCell">
       <w:rPr>
+        <w:rFonts w:eastAsia="黑体"/>
         <w:color w:themeColor="text1" w:val="000000"/>
       </w:rPr>
     </w:tblStylePr>
@@ -13665,6 +14280,7 @@
       <w:spacing w:after="0" w:line="240" w:lineRule="auto"/>
     </w:pPr>
     <w:rPr>
+      <w:rFonts w:eastAsia="黑体"/>
       <w:color w:themeColor="text1" w:val="000000"/>
     </w:rPr>
     <w:tblPr>
@@ -13691,6 +14307,7 @@
     </w:tcPr>
     <w:tblStylePr w:type="firstRow">
       <w:rPr>
+        <w:rFonts w:eastAsia="黑体"/>
         <w:b/>
         <w:bCs/>
       </w:rPr>
@@ -13709,6 +14326,7 @@
     </w:tblStylePr>
     <w:tblStylePr w:type="lastRow">
       <w:rPr>
+        <w:rFonts w:eastAsia="黑体"/>
         <w:b/>
         <w:bCs/>
         <w:color w:themeColor="background1" w:val="FFFFFF"/>
@@ -13723,6 +14341,7 @@
     </w:tblStylePr>
     <w:tblStylePr w:type="firstCol">
       <w:rPr>
+        <w:rFonts w:eastAsia="黑体"/>
         <w:color w:themeColor="background1" w:val="FFFFFF"/>
       </w:rPr>
       <w:tblPr/>
@@ -13740,6 +14359,7 @@
     </w:tblStylePr>
     <w:tblStylePr w:type="lastCol">
       <w:rPr>
+        <w:rFonts w:eastAsia="黑体"/>
         <w:color w:themeColor="background1" w:val="FFFFFF"/>
       </w:rPr>
       <w:tblPr/>
@@ -13769,11 +14389,13 @@
     </w:tblStylePr>
     <w:tblStylePr w:type="neCell">
       <w:rPr>
+        <w:rFonts w:eastAsia="黑体"/>
         <w:color w:themeColor="text1" w:val="000000"/>
       </w:rPr>
     </w:tblStylePr>
     <w:tblStylePr w:type="nwCell">
       <w:rPr>
+        <w:rFonts w:eastAsia="黑体"/>
         <w:color w:themeColor="text1" w:val="000000"/>
       </w:rPr>
     </w:tblStylePr>
@@ -13787,6 +14409,7 @@
       <w:spacing w:after="0" w:line="240" w:lineRule="auto"/>
     </w:pPr>
     <w:rPr>
+      <w:rFonts w:eastAsia="黑体"/>
       <w:color w:themeColor="text1" w:val="000000"/>
     </w:rPr>
     <w:tblPr>
@@ -13805,6 +14428,7 @@
     </w:tcPr>
     <w:tblStylePr w:type="firstRow">
       <w:rPr>
+        <w:rFonts w:eastAsia="黑体"/>
         <w:b/>
         <w:bCs/>
         <w:color w:themeColor="background1" w:val="FFFFFF"/>
@@ -13819,6 +14443,7 @@
     </w:tblStylePr>
     <w:tblStylePr w:type="lastRow">
       <w:rPr>
+        <w:rFonts w:eastAsia="黑体"/>
         <w:b/>
         <w:bCs/>
         <w:color w:themeColor="accent2" w:themeShade="CC" w:val="9E3A38"/>
@@ -13833,12 +14458,14 @@
     </w:tblStylePr>
     <w:tblStylePr w:type="firstCol">
       <w:rPr>
+        <w:rFonts w:eastAsia="黑体"/>
         <w:b/>
         <w:bCs/>
       </w:rPr>
     </w:tblStylePr>
     <w:tblStylePr w:type="lastCol">
       <w:rPr>
+        <w:rFonts w:eastAsia="黑体"/>
         <w:b/>
         <w:bCs/>
       </w:rPr>
@@ -13873,6 +14500,7 @@
       <w:spacing w:after="0" w:line="240" w:lineRule="auto"/>
     </w:pPr>
     <w:rPr>
+      <w:rFonts w:eastAsia="黑体"/>
       <w:color w:themeColor="text1" w:val="000000"/>
     </w:rPr>
     <w:tblPr>
@@ -13891,6 +14519,7 @@
     </w:tcPr>
     <w:tblStylePr w:type="firstRow">
       <w:rPr>
+        <w:rFonts w:eastAsia="黑体"/>
         <w:b/>
         <w:bCs/>
         <w:color w:themeColor="background1" w:val="FFFFFF"/>
@@ -13905,6 +14534,7 @@
     </w:tblStylePr>
     <w:tblStylePr w:type="lastRow">
       <w:rPr>
+        <w:rFonts w:eastAsia="黑体"/>
         <w:b/>
         <w:bCs/>
         <w:color w:themeColor="accent2" w:themeShade="CC" w:val="9E3A38"/>
@@ -13919,12 +14549,14 @@
     </w:tblStylePr>
     <w:tblStylePr w:type="firstCol">
       <w:rPr>
+        <w:rFonts w:eastAsia="黑体"/>
         <w:b/>
         <w:bCs/>
       </w:rPr>
     </w:tblStylePr>
     <w:tblStylePr w:type="lastCol">
       <w:rPr>
+        <w:rFonts w:eastAsia="黑体"/>
         <w:b/>
         <w:bCs/>
       </w:rPr>
@@ -13959,6 +14591,7 @@
       <w:spacing w:after="0" w:line="240" w:lineRule="auto"/>
     </w:pPr>
     <w:rPr>
+      <w:rFonts w:eastAsia="黑体"/>
       <w:color w:themeColor="text1" w:val="000000"/>
     </w:rPr>
     <w:tblPr>
@@ -13977,6 +14610,7 @@
     </w:tcPr>
     <w:tblStylePr w:type="firstRow">
       <w:rPr>
+        <w:rFonts w:eastAsia="黑体"/>
         <w:b/>
         <w:bCs/>
         <w:color w:themeColor="background1" w:val="FFFFFF"/>
@@ -13991,6 +14625,7 @@
     </w:tblStylePr>
     <w:tblStylePr w:type="lastRow">
       <w:rPr>
+        <w:rFonts w:eastAsia="黑体"/>
         <w:b/>
         <w:bCs/>
         <w:color w:themeColor="accent2" w:themeShade="CC" w:val="9E3A38"/>
@@ -14005,12 +14640,14 @@
     </w:tblStylePr>
     <w:tblStylePr w:type="firstCol">
       <w:rPr>
+        <w:rFonts w:eastAsia="黑体"/>
         <w:b/>
         <w:bCs/>
       </w:rPr>
     </w:tblStylePr>
     <w:tblStylePr w:type="lastCol">
       <w:rPr>
+        <w:rFonts w:eastAsia="黑体"/>
         <w:b/>
         <w:bCs/>
       </w:rPr>
@@ -14045,6 +14682,7 @@
       <w:spacing w:after="0" w:line="240" w:lineRule="auto"/>
     </w:pPr>
     <w:rPr>
+      <w:rFonts w:eastAsia="黑体"/>
       <w:color w:themeColor="text1" w:val="000000"/>
     </w:rPr>
     <w:tblPr>
@@ -14063,6 +14701,7 @@
     </w:tcPr>
     <w:tblStylePr w:type="firstRow">
       <w:rPr>
+        <w:rFonts w:eastAsia="黑体"/>
         <w:b/>
         <w:bCs/>
         <w:color w:themeColor="background1" w:val="FFFFFF"/>
@@ -14077,6 +14716,7 @@
     </w:tblStylePr>
     <w:tblStylePr w:type="lastRow">
       <w:rPr>
+        <w:rFonts w:eastAsia="黑体"/>
         <w:b/>
         <w:bCs/>
         <w:color w:themeColor="accent4" w:themeShade="CC" w:val="664E82"/>
@@ -14091,12 +14731,14 @@
     </w:tblStylePr>
     <w:tblStylePr w:type="firstCol">
       <w:rPr>
+        <w:rFonts w:eastAsia="黑体"/>
         <w:b/>
         <w:bCs/>
       </w:rPr>
     </w:tblStylePr>
     <w:tblStylePr w:type="lastCol">
       <w:rPr>
+        <w:rFonts w:eastAsia="黑体"/>
         <w:b/>
         <w:bCs/>
       </w:rPr>
@@ -14131,6 +14773,7 @@
       <w:spacing w:after="0" w:line="240" w:lineRule="auto"/>
     </w:pPr>
     <w:rPr>
+      <w:rFonts w:eastAsia="黑体"/>
       <w:color w:themeColor="text1" w:val="000000"/>
     </w:rPr>
     <w:tblPr>
@@ -14149,6 +14792,7 @@
     </w:tcPr>
     <w:tblStylePr w:type="firstRow">
       <w:rPr>
+        <w:rFonts w:eastAsia="黑体"/>
         <w:b/>
         <w:bCs/>
         <w:color w:themeColor="background1" w:val="FFFFFF"/>
@@ -14163,6 +14807,7 @@
     </w:tblStylePr>
     <w:tblStylePr w:type="lastRow">
       <w:rPr>
+        <w:rFonts w:eastAsia="黑体"/>
         <w:b/>
         <w:bCs/>
         <w:color w:themeColor="accent3" w:themeShade="CC" w:val="7E9C40"/>
@@ -14177,12 +14822,14 @@
     </w:tblStylePr>
     <w:tblStylePr w:type="firstCol">
       <w:rPr>
+        <w:rFonts w:eastAsia="黑体"/>
         <w:b/>
         <w:bCs/>
       </w:rPr>
     </w:tblStylePr>
     <w:tblStylePr w:type="lastCol">
       <w:rPr>
+        <w:rFonts w:eastAsia="黑体"/>
         <w:b/>
         <w:bCs/>
       </w:rPr>
@@ -14217,6 +14864,7 @@
       <w:spacing w:after="0" w:line="240" w:lineRule="auto"/>
     </w:pPr>
     <w:rPr>
+      <w:rFonts w:eastAsia="黑体"/>
       <w:color w:themeColor="text1" w:val="000000"/>
     </w:rPr>
     <w:tblPr>
@@ -14235,6 +14883,7 @@
     </w:tcPr>
     <w:tblStylePr w:type="firstRow">
       <w:rPr>
+        <w:rFonts w:eastAsia="黑体"/>
         <w:b/>
         <w:bCs/>
         <w:color w:themeColor="background1" w:val="FFFFFF"/>
@@ -14249,6 +14898,7 @@
     </w:tblStylePr>
     <w:tblStylePr w:type="lastRow">
       <w:rPr>
+        <w:rFonts w:eastAsia="黑体"/>
         <w:b/>
         <w:bCs/>
         <w:color w:themeColor="accent6" w:themeShade="CC" w:val="F2730A"/>
@@ -14263,12 +14913,14 @@
     </w:tblStylePr>
     <w:tblStylePr w:type="firstCol">
       <w:rPr>
+        <w:rFonts w:eastAsia="黑体"/>
         <w:b/>
         <w:bCs/>
       </w:rPr>
     </w:tblStylePr>
     <w:tblStylePr w:type="lastCol">
       <w:rPr>
+        <w:rFonts w:eastAsia="黑体"/>
         <w:b/>
         <w:bCs/>
       </w:rPr>
@@ -14303,6 +14955,7 @@
       <w:spacing w:after="0" w:line="240" w:lineRule="auto"/>
     </w:pPr>
     <w:rPr>
+      <w:rFonts w:eastAsia="黑体"/>
       <w:color w:themeColor="text1" w:val="000000"/>
     </w:rPr>
     <w:tblPr>
@@ -14321,6 +14974,7 @@
     </w:tcPr>
     <w:tblStylePr w:type="firstRow">
       <w:rPr>
+        <w:rFonts w:eastAsia="黑体"/>
         <w:b/>
         <w:bCs/>
         <w:color w:themeColor="background1" w:val="FFFFFF"/>
@@ -14335,6 +14989,7 @@
     </w:tblStylePr>
     <w:tblStylePr w:type="lastRow">
       <w:rPr>
+        <w:rFonts w:eastAsia="黑体"/>
         <w:b/>
         <w:bCs/>
         <w:color w:themeColor="accent5" w:themeShade="CC" w:val="348DA5"/>
@@ -14349,12 +15004,14 @@
     </w:tblStylePr>
     <w:tblStylePr w:type="firstCol">
       <w:rPr>
+        <w:rFonts w:eastAsia="黑体"/>
         <w:b/>
         <w:bCs/>
       </w:rPr>
     </w:tblStylePr>
     <w:tblStylePr w:type="lastCol">
       <w:rPr>
+        <w:rFonts w:eastAsia="黑体"/>
         <w:b/>
         <w:bCs/>
       </w:rPr>
@@ -14389,6 +15046,7 @@
       <w:spacing w:after="0" w:line="240" w:lineRule="auto"/>
     </w:pPr>
     <w:rPr>
+      <w:rFonts w:eastAsia="黑体"/>
       <w:color w:themeColor="text1" w:val="000000"/>
     </w:rPr>
     <w:tblPr>
@@ -14410,6 +15068,7 @@
     </w:tcPr>
     <w:tblStylePr w:type="firstRow">
       <w:rPr>
+        <w:rFonts w:eastAsia="黑体"/>
         <w:b/>
         <w:bCs/>
       </w:rPr>
@@ -14420,6 +15079,7 @@
     </w:tblStylePr>
     <w:tblStylePr w:type="lastRow">
       <w:rPr>
+        <w:rFonts w:eastAsia="黑体"/>
         <w:b/>
         <w:bCs/>
         <w:color w:themeColor="text1" w:val="000000"/>
@@ -14431,6 +15091,7 @@
     </w:tblStylePr>
     <w:tblStylePr w:type="firstCol">
       <w:rPr>
+        <w:rFonts w:eastAsia="黑体"/>
         <w:color w:themeColor="background1" w:val="FFFFFF"/>
       </w:rPr>
       <w:tblPr/>
@@ -14440,6 +15101,7 @@
     </w:tblStylePr>
     <w:tblStylePr w:type="lastCol">
       <w:rPr>
+        <w:rFonts w:eastAsia="黑体"/>
         <w:color w:themeColor="background1" w:val="FFFFFF"/>
       </w:rPr>
       <w:tblPr/>
@@ -14469,6 +15131,7 @@
       <w:spacing w:after="0" w:line="240" w:lineRule="auto"/>
     </w:pPr>
     <w:rPr>
+      <w:rFonts w:eastAsia="黑体"/>
       <w:color w:themeColor="text1" w:val="000000"/>
     </w:rPr>
     <w:tblPr>
@@ -14490,6 +15153,7 @@
     </w:tcPr>
     <w:tblStylePr w:type="firstRow">
       <w:rPr>
+        <w:rFonts w:eastAsia="黑体"/>
         <w:b/>
         <w:bCs/>
       </w:rPr>
@@ -14500,6 +15164,7 @@
     </w:tblStylePr>
     <w:tblStylePr w:type="lastRow">
       <w:rPr>
+        <w:rFonts w:eastAsia="黑体"/>
         <w:b/>
         <w:bCs/>
         <w:color w:themeColor="text1" w:val="000000"/>
@@ -14511,6 +15176,7 @@
     </w:tblStylePr>
     <w:tblStylePr w:type="firstCol">
       <w:rPr>
+        <w:rFonts w:eastAsia="黑体"/>
         <w:color w:themeColor="background1" w:val="FFFFFF"/>
       </w:rPr>
       <w:tblPr/>
@@ -14520,6 +15186,7 @@
     </w:tblStylePr>
     <w:tblStylePr w:type="lastCol">
       <w:rPr>
+        <w:rFonts w:eastAsia="黑体"/>
         <w:color w:themeColor="background1" w:val="FFFFFF"/>
       </w:rPr>
       <w:tblPr/>
@@ -14549,6 +15216,7 @@
       <w:spacing w:after="0" w:line="240" w:lineRule="auto"/>
     </w:pPr>
     <w:rPr>
+      <w:rFonts w:eastAsia="黑体"/>
       <w:color w:themeColor="text1" w:val="000000"/>
     </w:rPr>
     <w:tblPr>
@@ -14570,6 +15238,7 @@
     </w:tcPr>
     <w:tblStylePr w:type="firstRow">
       <w:rPr>
+        <w:rFonts w:eastAsia="黑体"/>
         <w:b/>
         <w:bCs/>
       </w:rPr>
@@ -14580,6 +15249,7 @@
     </w:tblStylePr>
     <w:tblStylePr w:type="lastRow">
       <w:rPr>
+        <w:rFonts w:eastAsia="黑体"/>
         <w:b/>
         <w:bCs/>
         <w:color w:themeColor="text1" w:val="000000"/>
@@ -14591,6 +15261,7 @@
     </w:tblStylePr>
     <w:tblStylePr w:type="firstCol">
       <w:rPr>
+        <w:rFonts w:eastAsia="黑体"/>
         <w:color w:themeColor="background1" w:val="FFFFFF"/>
       </w:rPr>
       <w:tblPr/>
@@ -14600,6 +15271,7 @@
     </w:tblStylePr>
     <w:tblStylePr w:type="lastCol">
       <w:rPr>
+        <w:rFonts w:eastAsia="黑体"/>
         <w:color w:themeColor="background1" w:val="FFFFFF"/>
       </w:rPr>
       <w:tblPr/>
@@ -14629,6 +15301,7 @@
       <w:spacing w:after="0" w:line="240" w:lineRule="auto"/>
     </w:pPr>
     <w:rPr>
+      <w:rFonts w:eastAsia="黑体"/>
       <w:color w:themeColor="text1" w:val="000000"/>
     </w:rPr>
     <w:tblPr>
@@ -14650,6 +15323,7 @@
     </w:tcPr>
     <w:tblStylePr w:type="firstRow">
       <w:rPr>
+        <w:rFonts w:eastAsia="黑体"/>
         <w:b/>
         <w:bCs/>
       </w:rPr>
@@ -14660,6 +15334,7 @@
     </w:tblStylePr>
     <w:tblStylePr w:type="lastRow">
       <w:rPr>
+        <w:rFonts w:eastAsia="黑体"/>
         <w:b/>
         <w:bCs/>
         <w:color w:themeColor="text1" w:val="000000"/>
@@ -14671,6 +15346,7 @@
     </w:tblStylePr>
     <w:tblStylePr w:type="firstCol">
       <w:rPr>
+        <w:rFonts w:eastAsia="黑体"/>
         <w:color w:themeColor="background1" w:val="FFFFFF"/>
       </w:rPr>
       <w:tblPr/>
@@ -14680,6 +15356,7 @@
     </w:tblStylePr>
     <w:tblStylePr w:type="lastCol">
       <w:rPr>
+        <w:rFonts w:eastAsia="黑体"/>
         <w:color w:themeColor="background1" w:val="FFFFFF"/>
       </w:rPr>
       <w:tblPr/>
@@ -14709,6 +15386,7 @@
       <w:spacing w:after="0" w:line="240" w:lineRule="auto"/>
     </w:pPr>
     <w:rPr>
+      <w:rFonts w:eastAsia="黑体"/>
       <w:color w:themeColor="text1" w:val="000000"/>
     </w:rPr>
     <w:tblPr>
@@ -14730,6 +15408,7 @@
     </w:tcPr>
     <w:tblStylePr w:type="firstRow">
       <w:rPr>
+        <w:rFonts w:eastAsia="黑体"/>
         <w:b/>
         <w:bCs/>
       </w:rPr>
@@ -14740,6 +15419,7 @@
     </w:tblStylePr>
     <w:tblStylePr w:type="lastRow">
       <w:rPr>
+        <w:rFonts w:eastAsia="黑体"/>
         <w:b/>
         <w:bCs/>
         <w:color w:themeColor="text1" w:val="000000"/>
@@ -14751,6 +15431,7 @@
     </w:tblStylePr>
     <w:tblStylePr w:type="firstCol">
       <w:rPr>
+        <w:rFonts w:eastAsia="黑体"/>
         <w:color w:themeColor="background1" w:val="FFFFFF"/>
       </w:rPr>
       <w:tblPr/>
@@ -14760,6 +15441,7 @@
     </w:tblStylePr>
     <w:tblStylePr w:type="lastCol">
       <w:rPr>
+        <w:rFonts w:eastAsia="黑体"/>
         <w:color w:themeColor="background1" w:val="FFFFFF"/>
       </w:rPr>
       <w:tblPr/>
@@ -14789,6 +15471,7 @@
       <w:spacing w:after="0" w:line="240" w:lineRule="auto"/>
     </w:pPr>
     <w:rPr>
+      <w:rFonts w:eastAsia="黑体"/>
       <w:color w:themeColor="text1" w:val="000000"/>
     </w:rPr>
     <w:tblPr>
@@ -14810,6 +15493,7 @@
     </w:tcPr>
     <w:tblStylePr w:type="firstRow">
       <w:rPr>
+        <w:rFonts w:eastAsia="黑体"/>
         <w:b/>
         <w:bCs/>
       </w:rPr>
@@ -14820,6 +15504,7 @@
     </w:tblStylePr>
     <w:tblStylePr w:type="lastRow">
       <w:rPr>
+        <w:rFonts w:eastAsia="黑体"/>
         <w:b/>
         <w:bCs/>
         <w:color w:themeColor="text1" w:val="000000"/>
@@ -14831,6 +15516,7 @@
     </w:tblStylePr>
     <w:tblStylePr w:type="firstCol">
       <w:rPr>
+        <w:rFonts w:eastAsia="黑体"/>
         <w:color w:themeColor="background1" w:val="FFFFFF"/>
       </w:rPr>
       <w:tblPr/>
@@ -14840,6 +15526,7 @@
     </w:tblStylePr>
     <w:tblStylePr w:type="lastCol">
       <w:rPr>
+        <w:rFonts w:eastAsia="黑体"/>
         <w:color w:themeColor="background1" w:val="FFFFFF"/>
       </w:rPr>
       <w:tblPr/>
@@ -14869,6 +15556,7 @@
       <w:spacing w:after="0" w:line="240" w:lineRule="auto"/>
     </w:pPr>
     <w:rPr>
+      <w:rFonts w:eastAsia="黑体"/>
       <w:color w:themeColor="text1" w:val="000000"/>
     </w:rPr>
     <w:tblPr>
@@ -14890,6 +15578,7 @@
     </w:tcPr>
     <w:tblStylePr w:type="firstRow">
       <w:rPr>
+        <w:rFonts w:eastAsia="黑体"/>
         <w:b/>
         <w:bCs/>
       </w:rPr>
@@ -14900,6 +15589,7 @@
     </w:tblStylePr>
     <w:tblStylePr w:type="lastRow">
       <w:rPr>
+        <w:rFonts w:eastAsia="黑体"/>
         <w:b/>
         <w:bCs/>
         <w:color w:themeColor="text1" w:val="000000"/>
@@ -14911,6 +15601,7 @@
     </w:tblStylePr>
     <w:tblStylePr w:type="firstCol">
       <w:rPr>
+        <w:rFonts w:eastAsia="黑体"/>
         <w:color w:themeColor="background1" w:val="FFFFFF"/>
       </w:rPr>
       <w:tblPr/>
@@ -14920,6 +15611,7 @@
     </w:tblStylePr>
     <w:tblStylePr w:type="lastCol">
       <w:rPr>
+        <w:rFonts w:eastAsia="黑体"/>
         <w:color w:themeColor="background1" w:val="FFFFFF"/>
       </w:rPr>
       <w:tblPr/>
@@ -14952,6 +15644,7 @@
     <w:name w:val="KeywordTok"/>
     <w:basedOn w:val="VerbatimChar"/>
     <w:rPr>
+      <w:rFonts w:eastAsia="黑体"/>
       <w:b/>
       <w:color w:val="007020"/>
     </w:rPr>
@@ -14960,6 +15653,7 @@
     <w:name w:val="DataTypeTok"/>
     <w:basedOn w:val="VerbatimChar"/>
     <w:rPr>
+      <w:rFonts w:eastAsia="黑体"/>
       <w:color w:val="902000"/>
     </w:rPr>
   </w:style>
@@ -14967,6 +15661,7 @@
     <w:name w:val="DecValTok"/>
     <w:basedOn w:val="VerbatimChar"/>
     <w:rPr>
+      <w:rFonts w:eastAsia="黑体"/>
       <w:color w:val="40a070"/>
     </w:rPr>
   </w:style>
@@ -14974,6 +15669,7 @@
     <w:name w:val="BaseNTok"/>
     <w:basedOn w:val="VerbatimChar"/>
     <w:rPr>
+      <w:rFonts w:eastAsia="黑体"/>
       <w:color w:val="40a070"/>
     </w:rPr>
   </w:style>
@@ -14981,6 +15677,7 @@
     <w:name w:val="FloatTok"/>
     <w:basedOn w:val="VerbatimChar"/>
     <w:rPr>
+      <w:rFonts w:eastAsia="黑体"/>
       <w:color w:val="40a070"/>
     </w:rPr>
   </w:style>
@@ -14988,6 +15685,7 @@
     <w:name w:val="ConstantTok"/>
     <w:basedOn w:val="VerbatimChar"/>
     <w:rPr>
+      <w:rFonts w:eastAsia="黑体"/>
       <w:color w:val="880000"/>
     </w:rPr>
   </w:style>
@@ -14995,6 +15693,7 @@
     <w:name w:val="CharTok"/>
     <w:basedOn w:val="VerbatimChar"/>
     <w:rPr>
+      <w:rFonts w:eastAsia="黑体"/>
       <w:color w:val="4070a0"/>
     </w:rPr>
   </w:style>
@@ -15002,6 +15701,7 @@
     <w:name w:val="SpecialCharTok"/>
     <w:basedOn w:val="VerbatimChar"/>
     <w:rPr>
+      <w:rFonts w:eastAsia="黑体"/>
       <w:color w:val="4070a0"/>
     </w:rPr>
   </w:style>
@@ -15009,6 +15709,7 @@
     <w:name w:val="StringTok"/>
     <w:basedOn w:val="VerbatimChar"/>
     <w:rPr>
+      <w:rFonts w:eastAsia="黑体"/>
       <w:color w:val="4070a0"/>
     </w:rPr>
   </w:style>
@@ -15016,6 +15717,7 @@
     <w:name w:val="VerbatimStringTok"/>
     <w:basedOn w:val="VerbatimChar"/>
     <w:rPr>
+      <w:rFonts w:eastAsia="黑体"/>
       <w:color w:val="4070a0"/>
     </w:rPr>
   </w:style>
@@ -15023,6 +15725,7 @@
     <w:name w:val="SpecialStringTok"/>
     <w:basedOn w:val="VerbatimChar"/>
     <w:rPr>
+      <w:rFonts w:eastAsia="黑体"/>
       <w:color w:val="bb6688"/>
     </w:rPr>
   </w:style>
@@ -15030,6 +15733,7 @@
     <w:name w:val="ImportTok"/>
     <w:basedOn w:val="VerbatimChar"/>
     <w:rPr>
+      <w:rFonts w:eastAsia="黑体"/>
       <w:b/>
       <w:color w:val="008000"/>
     </w:rPr>
@@ -15038,6 +15742,7 @@
     <w:name w:val="CommentTok"/>
     <w:basedOn w:val="VerbatimChar"/>
     <w:rPr>
+      <w:rFonts w:eastAsia="黑体"/>
       <w:i/>
       <w:color w:val="60a0b0"/>
     </w:rPr>
@@ -15046,6 +15751,7 @@
     <w:name w:val="DocumentationTok"/>
     <w:basedOn w:val="VerbatimChar"/>
     <w:rPr>
+      <w:rFonts w:eastAsia="黑体"/>
       <w:i/>
       <w:color w:val="ba2121"/>
     </w:rPr>
@@ -15054,6 +15760,7 @@
     <w:name w:val="AnnotationTok"/>
     <w:basedOn w:val="VerbatimChar"/>
     <w:rPr>
+      <w:rFonts w:eastAsia="黑体"/>
       <w:b/>
       <w:i/>
       <w:color w:val="60a0b0"/>
@@ -15063,6 +15770,7 @@
     <w:name w:val="CommentVarTok"/>
     <w:basedOn w:val="VerbatimChar"/>
     <w:rPr>
+      <w:rFonts w:eastAsia="黑体"/>
       <w:b/>
       <w:i/>
       <w:color w:val="60a0b0"/>
@@ -15072,6 +15780,7 @@
     <w:name w:val="OtherTok"/>
     <w:basedOn w:val="VerbatimChar"/>
     <w:rPr>
+      <w:rFonts w:eastAsia="黑体"/>
       <w:color w:val="007020"/>
     </w:rPr>
   </w:style>
@@ -15079,6 +15788,7 @@
     <w:name w:val="FunctionTok"/>
     <w:basedOn w:val="VerbatimChar"/>
     <w:rPr>
+      <w:rFonts w:eastAsia="黑体"/>
       <w:color w:val="06287e"/>
     </w:rPr>
   </w:style>
@@ -15086,6 +15796,7 @@
     <w:name w:val="VariableTok"/>
     <w:basedOn w:val="VerbatimChar"/>
     <w:rPr>
+      <w:rFonts w:eastAsia="黑体"/>
       <w:color w:val="19177c"/>
     </w:rPr>
   </w:style>
@@ -15093,6 +15804,7 @@
     <w:name w:val="ControlFlowTok"/>
     <w:basedOn w:val="VerbatimChar"/>
     <w:rPr>
+      <w:rFonts w:eastAsia="黑体"/>
       <w:b/>
       <w:color w:val="007020"/>
     </w:rPr>
@@ -15101,6 +15813,7 @@
     <w:name w:val="OperatorTok"/>
     <w:basedOn w:val="VerbatimChar"/>
     <w:rPr>
+      <w:rFonts w:eastAsia="黑体"/>
       <w:color w:val="666666"/>
     </w:rPr>
   </w:style>
@@ -15108,18 +15821,22 @@
     <w:name w:val="BuiltInTok"/>
     <w:basedOn w:val="VerbatimChar"/>
     <w:rPr>
+      <w:rFonts w:eastAsia="黑体"/>
       <w:color w:val="008000"/>
     </w:rPr>
   </w:style>
   <w:style w:type="character" w:customStyle="1" w:styleId="ExtensionTok">
     <w:name w:val="ExtensionTok"/>
     <w:basedOn w:val="VerbatimChar"/>
-    <w:rPr/>
+    <w:rPr>
+      <w:rFonts w:eastAsia="黑体"/>
+    </w:rPr>
   </w:style>
   <w:style w:type="character" w:customStyle="1" w:styleId="PreprocessorTok">
     <w:name w:val="PreprocessorTok"/>
     <w:basedOn w:val="VerbatimChar"/>
     <w:rPr>
+      <w:rFonts w:eastAsia="黑体"/>
       <w:color w:val="bc7a00"/>
     </w:rPr>
   </w:style>
@@ -15127,18 +15844,22 @@
     <w:name w:val="AttributeTok"/>
     <w:basedOn w:val="VerbatimChar"/>
     <w:rPr>
+      <w:rFonts w:eastAsia="黑体"/>
       <w:color w:val="7d9029"/>
     </w:rPr>
   </w:style>
   <w:style w:type="character" w:customStyle="1" w:styleId="RegionMarkerTok">
     <w:name w:val="RegionMarkerTok"/>
     <w:basedOn w:val="VerbatimChar"/>
-    <w:rPr/>
+    <w:rPr>
+      <w:rFonts w:eastAsia="黑体"/>
+    </w:rPr>
   </w:style>
   <w:style w:type="character" w:customStyle="1" w:styleId="InformationTok">
     <w:name w:val="InformationTok"/>
     <w:basedOn w:val="VerbatimChar"/>
     <w:rPr>
+      <w:rFonts w:eastAsia="黑体"/>
       <w:b/>
       <w:i/>
       <w:color w:val="60a0b0"/>
@@ -15148,6 +15869,7 @@
     <w:name w:val="WarningTok"/>
     <w:basedOn w:val="VerbatimChar"/>
     <w:rPr>
+      <w:rFonts w:eastAsia="黑体"/>
       <w:b/>
       <w:i/>
       <w:color w:val="60a0b0"/>
@@ -15157,6 +15879,7 @@
     <w:name w:val="AlertTok"/>
     <w:basedOn w:val="VerbatimChar"/>
     <w:rPr>
+      <w:rFonts w:eastAsia="黑体"/>
       <w:b/>
       <w:color w:val="ff0000"/>
     </w:rPr>
@@ -15165,6 +15888,7 @@
     <w:name w:val="ErrorTok"/>
     <w:basedOn w:val="VerbatimChar"/>
     <w:rPr>
+      <w:rFonts w:eastAsia="黑体"/>
       <w:b/>
       <w:color w:val="ff0000"/>
     </w:rPr>
@@ -15172,7 +15896,9 @@
   <w:style w:type="character" w:customStyle="1" w:styleId="NormalTok">
     <w:name w:val="NormalTok"/>
     <w:basedOn w:val="VerbatimChar"/>
-    <w:rPr/>
+    <w:rPr>
+      <w:rFonts w:eastAsia="黑体"/>
+    </w:rPr>
   </w:style>
 </w:styles>
 </file>
@@ -15221,12 +15947,12 @@
     <a:fontScheme name="Office">
       <a:majorFont>
         <a:latin typeface="Calibri"/>
-        <a:ea typeface=""/>
+        <a:ea typeface="黑体"/>
         <a:cs typeface=""/>
         <a:font script="Jpan" typeface="ＭＳ ゴシック"/>
         <a:font script="Hang" typeface="맑은 고딕"/>
-        <a:font script="Hans" typeface="宋体"/>
-        <a:font script="Hant" typeface="新細明體"/>
+        <a:font script="Hans" typeface="黑体"/>
+        <a:font script="Hant" typeface="黑体"/>
         <a:font script="Arab" typeface="Times New Roman"/>
         <a:font script="Hebr" typeface="Times New Roman"/>
         <a:font script="Thai" typeface="Angsana New"/>
@@ -15256,12 +15982,12 @@
       </a:majorFont>
       <a:minorFont>
         <a:latin typeface="Cambria"/>
-        <a:ea typeface=""/>
+        <a:ea typeface="黑体"/>
         <a:cs typeface=""/>
         <a:font script="Jpan" typeface="ＭＳ 明朝"/>
         <a:font script="Hang" typeface="맑은 고딕"/>
-        <a:font script="Hans" typeface="宋体"/>
-        <a:font script="Hant" typeface="新細明體"/>
+        <a:font script="Hans" typeface="黑体"/>
+        <a:font script="Hant" typeface="黑体"/>
         <a:font script="Arab" typeface="Arial"/>
         <a:font script="Hebr" typeface="Arial"/>
         <a:font script="Thai" typeface="Cordia New"/>

--- a/05-数字电路/02-时序逻辑电路/二进制计数器电路/二进制计数器电路.docx
+++ b/05-数字电路/02-时序逻辑电路/二进制计数器电路/二进制计数器电路.docx
@@ -2876,7 +2876,7 @@
           <w:color w:val="555555"/>
           <w:sz w:val="21"/>
         </w:rPr>
-        <w:t>材料收集者：杜文杰，WX手机：19519196569，QQ:3478827729</w:t>
+        <w:t>材料收集者：杜文杰，微信/手机：19519196569，QQ:3478827729</w:t>
       </w:r>
     </w:p>
     <w:sectPr>
